--- a/assets/design_heuristics/inductors/Inductor Selection Heuristics.docx
+++ b/assets/design_heuristics/inductors/Inductor Selection Heuristics.docx
@@ -1,6 +1,6 @@
 
 <file path=word/document.xml><?xml version="1.0" encoding="utf-8"?>
-<w:document xmlns:wpc="http://schemas.microsoft.com/office/word/2010/wordprocessingCanvas" xmlns:cx="http://schemas.microsoft.com/office/drawing/2014/chartex" xmlns:cx1="http://schemas.microsoft.com/office/drawing/2015/9/8/chartex" xmlns:cx2="http://schemas.microsoft.com/office/drawing/2015/10/21/chartex" xmlns:cx3="http://schemas.microsoft.com/office/drawing/2016/5/9/chartex" xmlns:cx4="http://schemas.microsoft.com/office/drawing/2016/5/10/chartex" xmlns:cx5="http://schemas.microsoft.com/office/drawing/2016/5/11/chartex" xmlns:cx6="http://schemas.microsoft.com/office/drawing/2016/5/12/chartex" xmlns:cx7="http://schemas.microsoft.com/office/drawing/2016/5/13/chartex" xmlns:cx8="http://schemas.microsoft.com/office/drawing/2016/5/14/chartex" xmlns:mc="http://schemas.openxmlformats.org/markup-compatibility/2006" xmlns:aink="http://schemas.microsoft.com/office/drawing/2016/ink" xmlns:am3d="http://schemas.microsoft.com/office/drawing/2017/model3d" xmlns:o="urn:schemas-microsoft-com:office:office" xmlns:oel="http://schemas.microsoft.com/office/2019/extlst" xmlns:r="http://schemas.openxmlformats.org/officeDocument/2006/relationships" xmlns:m="http://schemas.openxmlformats.org/officeDocument/2006/math" xmlns:v="urn:schemas-microsoft-com:vml" xmlns:wp14="http://schemas.microsoft.com/office/word/2010/wordprocessingDrawing" xmlns:wp="http://schemas.openxmlformats.org/drawingml/2006/wordprocessingDrawing" xmlns:w10="urn:schemas-microsoft-com:office:word" xmlns:w="http://schemas.openxmlformats.org/wordprocessingml/2006/main" xmlns:w14="http://schemas.microsoft.com/office/word/2010/wordml" xmlns:w15="http://schemas.microsoft.com/office/word/2012/wordml" xmlns:w16cex="http://schemas.microsoft.com/office/word/2018/wordml/cex" xmlns:w16cid="http://schemas.microsoft.com/office/word/2016/wordml/cid" xmlns:w16="http://schemas.microsoft.com/office/word/2018/wordml" xmlns:w16du="http://schemas.microsoft.com/office/word/2023/wordml/word16du" xmlns:w16sdtdh="http://schemas.microsoft.com/office/word/2020/wordml/sdtdatahash" xmlns:w16se="http://schemas.microsoft.com/office/word/2015/wordml/symex" xmlns:wpg="http://schemas.microsoft.com/office/word/2010/wordprocessingGroup" xmlns:wpi="http://schemas.microsoft.com/office/word/2010/wordprocessingInk" xmlns:wne="http://schemas.microsoft.com/office/word/2006/wordml" xmlns:wps="http://schemas.microsoft.com/office/word/2010/wordprocessingShape" mc:Ignorable="w14 w15 w16se w16cid w16 w16cex w16sdtdh w16du wp14">
+<w:document xmlns:wpc="http://schemas.microsoft.com/office/word/2010/wordprocessingCanvas" xmlns:cx="http://schemas.microsoft.com/office/drawing/2014/chartex" xmlns:cx1="http://schemas.microsoft.com/office/drawing/2015/9/8/chartex" xmlns:cx2="http://schemas.microsoft.com/office/drawing/2015/10/21/chartex" xmlns:cx3="http://schemas.microsoft.com/office/drawing/2016/5/9/chartex" xmlns:cx4="http://schemas.microsoft.com/office/drawing/2016/5/10/chartex" xmlns:cx5="http://schemas.microsoft.com/office/drawing/2016/5/11/chartex" xmlns:cx6="http://schemas.microsoft.com/office/drawing/2016/5/12/chartex" xmlns:cx7="http://schemas.microsoft.com/office/drawing/2016/5/13/chartex" xmlns:cx8="http://schemas.microsoft.com/office/drawing/2016/5/14/chartex" xmlns:mc="http://schemas.openxmlformats.org/markup-compatibility/2006" xmlns:aink="http://schemas.microsoft.com/office/drawing/2016/ink" xmlns:am3d="http://schemas.microsoft.com/office/drawing/2017/model3d" xmlns:o="urn:schemas-microsoft-com:office:office" xmlns:oel="http://schemas.microsoft.com/office/2019/extlst" xmlns:r="http://schemas.openxmlformats.org/officeDocument/2006/relationships" xmlns:m="http://schemas.openxmlformats.org/officeDocument/2006/math" xmlns:v="urn:schemas-microsoft-com:vml" xmlns:wp14="http://schemas.microsoft.com/office/word/2010/wordprocessingDrawing" xmlns:wp="http://schemas.openxmlformats.org/drawingml/2006/wordprocessingDrawing" xmlns:w10="urn:schemas-microsoft-com:office:word" xmlns:w="http://schemas.openxmlformats.org/wordprocessingml/2006/main" xmlns:w14="http://schemas.microsoft.com/office/word/2010/wordml" xmlns:w15="http://schemas.microsoft.com/office/word/2012/wordml" xmlns:w16cex="http://schemas.microsoft.com/office/word/2018/wordml/cex" xmlns:w16cid="http://schemas.microsoft.com/office/word/2016/wordml/cid" xmlns:w16="http://schemas.microsoft.com/office/word/2018/wordml" xmlns:w16du="http://schemas.microsoft.com/office/word/2023/wordml/word16du" xmlns:w16sdtdh="http://schemas.microsoft.com/office/word/2020/wordml/sdtdatahash" xmlns:w16sdtfl="http://schemas.microsoft.com/office/word/2024/wordml/sdtformatlock" xmlns:w16se="http://schemas.microsoft.com/office/word/2015/wordml/symex" xmlns:wpg="http://schemas.microsoft.com/office/word/2010/wordprocessingGroup" xmlns:wpi="http://schemas.microsoft.com/office/word/2010/wordprocessingInk" xmlns:wne="http://schemas.microsoft.com/office/word/2006/wordml" xmlns:wps="http://schemas.microsoft.com/office/word/2010/wordprocessingShape" mc:Ignorable="w14 w15 w16se w16cid w16 w16cex w16sdtdh w16sdtfl w16du wp14">
   <w:body>
     <w:p>
       <w:pPr>
@@ -19,6 +19,25 @@
           <w:szCs w:val="28"/>
         </w:rPr>
         <w:t>Inductor Selection:</w:t>
+      </w:r>
+    </w:p>
+    <w:p>
+      <w:pPr>
+        <w:rPr>
+          <w:b/>
+          <w:bCs/>
+          <w:sz w:val="24"/>
+          <w:szCs w:val="24"/>
+        </w:rPr>
+      </w:pPr>
+      <w:r>
+        <w:rPr>
+          <w:b/>
+          <w:bCs/>
+          <w:sz w:val="24"/>
+          <w:szCs w:val="24"/>
+        </w:rPr>
+        <w:t>Based upon the electrical survivability-</w:t>
       </w:r>
     </w:p>
     <w:p>
@@ -30,13 +49,8 @@
         </w:numPr>
       </w:pPr>
       <w:r>
-        <w:t xml:space="preserve">For the synchronous buck topology, the inductor is used as a filter to reduce the output current </w:t>
-      </w:r>
-      <w:proofErr w:type="gramStart"/>
-      <w:r>
-        <w:t>ripple</w:t>
-      </w:r>
-      <w:proofErr w:type="gramEnd"/>
+        <w:t>For the synchronous buck topology, the inductor is used as a filter to reduce the output current ripple</w:t>
+      </w:r>
     </w:p>
     <w:p>
       <w:pPr>
@@ -414,14 +428,455 @@
         <w:rPr>
           <w:rFonts w:eastAsiaTheme="minorEastAsia"/>
         </w:rPr>
+        <w:t xml:space="preserve">In many cases </w:t>
+      </w:r>
+      <w:r>
+        <w:rPr>
+          <w:rFonts w:eastAsiaTheme="minorEastAsia"/>
+        </w:rPr>
         <w:t>While selecting inductor</w:t>
       </w:r>
       <w:r>
         <w:rPr>
           <w:rFonts w:eastAsiaTheme="minorEastAsia"/>
         </w:rPr>
-        <w:t xml:space="preserve"> from the dataset, look at following information from the datasheet:</w:t>
-      </w:r>
+        <w:t xml:space="preserve"> from the dataset, </w:t>
+      </w:r>
+      <w:r>
+        <w:rPr>
+          <w:rFonts w:eastAsiaTheme="minorEastAsia"/>
+        </w:rPr>
+        <w:t xml:space="preserve">the agent </w:t>
+      </w:r>
+      <w:r>
+        <w:rPr>
+          <w:rFonts w:eastAsiaTheme="minorEastAsia"/>
+        </w:rPr>
+        <w:t>look</w:t>
+      </w:r>
+      <w:r>
+        <w:rPr>
+          <w:rFonts w:eastAsiaTheme="minorEastAsia"/>
+        </w:rPr>
+        <w:t>s</w:t>
+      </w:r>
+      <w:r>
+        <w:rPr>
+          <w:rFonts w:eastAsiaTheme="minorEastAsia"/>
+        </w:rPr>
+        <w:t xml:space="preserve"> at following information from the datasheet</w:t>
+      </w:r>
+      <w:r>
+        <w:rPr>
+          <w:rFonts w:eastAsiaTheme="minorEastAsia"/>
+        </w:rPr>
+        <w:t xml:space="preserve"> and compute:</w:t>
+      </w:r>
+    </w:p>
+    <w:p>
+      <w:pPr>
+        <w:pStyle w:val="ListParagraph"/>
+        <w:numPr>
+          <w:ilvl w:val="0"/>
+          <w:numId w:val="11"/>
+        </w:numPr>
+        <w:rPr>
+          <w:rFonts w:eastAsiaTheme="minorEastAsia"/>
+        </w:rPr>
+      </w:pPr>
+      <m:oMath>
+        <m:sSub>
+          <m:sSubPr>
+            <m:ctrlPr>
+              <w:rPr>
+                <w:rFonts w:ascii="Cambria Math" w:eastAsiaTheme="minorEastAsia" w:hAnsi="Cambria Math"/>
+              </w:rPr>
+            </m:ctrlPr>
+          </m:sSubPr>
+          <m:e>
+            <m:r>
+              <w:rPr>
+                <w:rFonts w:ascii="Cambria Math" w:eastAsiaTheme="minorEastAsia" w:hAnsi="Cambria Math"/>
+              </w:rPr>
+              <m:t>I</m:t>
+            </m:r>
+          </m:e>
+          <m:sub>
+            <m:r>
+              <w:rPr>
+                <w:rFonts w:ascii="Cambria Math" w:eastAsiaTheme="minorEastAsia" w:hAnsi="Cambria Math"/>
+              </w:rPr>
+              <m:t>sat,usable</m:t>
+            </m:r>
+          </m:sub>
+        </m:sSub>
+        <m:r>
+          <w:rPr>
+            <w:rFonts w:ascii="Cambria Math" w:eastAsiaTheme="minorEastAsia" w:hAnsi="Cambria Math"/>
+          </w:rPr>
+          <m:t>=0.7×</m:t>
+        </m:r>
+        <m:sSub>
+          <m:sSubPr>
+            <m:ctrlPr>
+              <w:rPr>
+                <w:rFonts w:ascii="Cambria Math" w:eastAsiaTheme="minorEastAsia" w:hAnsi="Cambria Math"/>
+              </w:rPr>
+            </m:ctrlPr>
+          </m:sSubPr>
+          <m:e>
+            <m:r>
+              <w:rPr>
+                <w:rFonts w:ascii="Cambria Math" w:eastAsiaTheme="minorEastAsia" w:hAnsi="Cambria Math"/>
+              </w:rPr>
+              <m:t>I</m:t>
+            </m:r>
+          </m:e>
+          <m:sub>
+            <m:r>
+              <w:rPr>
+                <w:rFonts w:ascii="Cambria Math" w:eastAsiaTheme="minorEastAsia" w:hAnsi="Cambria Math"/>
+              </w:rPr>
+              <m:t>sat,datasheet</m:t>
+            </m:r>
+          </m:sub>
+        </m:sSub>
+      </m:oMath>
+    </w:p>
+    <w:p>
+      <w:pPr>
+        <w:pStyle w:val="ListParagraph"/>
+        <w:numPr>
+          <w:ilvl w:val="0"/>
+          <w:numId w:val="11"/>
+        </w:numPr>
+        <w:rPr>
+          <w:rFonts w:eastAsiaTheme="minorEastAsia"/>
+        </w:rPr>
+      </w:pPr>
+      <m:oMath>
+        <m:sSub>
+          <m:sSubPr>
+            <m:ctrlPr>
+              <w:rPr>
+                <w:rFonts w:ascii="Cambria Math" w:eastAsiaTheme="minorEastAsia" w:hAnsi="Cambria Math"/>
+              </w:rPr>
+            </m:ctrlPr>
+          </m:sSubPr>
+          <m:e>
+            <m:r>
+              <w:rPr>
+                <w:rFonts w:ascii="Cambria Math" w:eastAsiaTheme="minorEastAsia" w:hAnsi="Cambria Math"/>
+              </w:rPr>
+              <m:t>I</m:t>
+            </m:r>
+          </m:e>
+          <m:sub>
+            <m:r>
+              <w:rPr>
+                <w:rFonts w:ascii="Cambria Math" w:eastAsiaTheme="minorEastAsia" w:hAnsi="Cambria Math"/>
+              </w:rPr>
+              <m:t>rms,usable</m:t>
+            </m:r>
+          </m:sub>
+        </m:sSub>
+        <m:r>
+          <w:rPr>
+            <w:rFonts w:ascii="Cambria Math" w:eastAsiaTheme="minorEastAsia" w:hAnsi="Cambria Math"/>
+          </w:rPr>
+          <m:t>=0.8×</m:t>
+        </m:r>
+        <m:sSub>
+          <m:sSubPr>
+            <m:ctrlPr>
+              <w:rPr>
+                <w:rFonts w:ascii="Cambria Math" w:eastAsiaTheme="minorEastAsia" w:hAnsi="Cambria Math"/>
+              </w:rPr>
+            </m:ctrlPr>
+          </m:sSubPr>
+          <m:e>
+            <m:r>
+              <w:rPr>
+                <w:rFonts w:ascii="Cambria Math" w:eastAsiaTheme="minorEastAsia" w:hAnsi="Cambria Math"/>
+              </w:rPr>
+              <m:t>I</m:t>
+            </m:r>
+          </m:e>
+          <m:sub>
+            <m:r>
+              <w:rPr>
+                <w:rFonts w:ascii="Cambria Math" w:eastAsiaTheme="minorEastAsia" w:hAnsi="Cambria Math"/>
+              </w:rPr>
+              <m:t>rms,datasheet</m:t>
+            </m:r>
+          </m:sub>
+        </m:sSub>
+      </m:oMath>
+    </w:p>
+    <w:p>
+      <w:pPr>
+        <w:pStyle w:val="ListParagraph"/>
+        <w:numPr>
+          <w:ilvl w:val="0"/>
+          <w:numId w:val="11"/>
+        </w:numPr>
+        <w:rPr>
+          <w:rFonts w:eastAsiaTheme="minorEastAsia"/>
+        </w:rPr>
+      </w:pPr>
+      <m:oMath>
+        <m:r>
+          <w:rPr>
+            <w:rFonts w:ascii="Cambria Math" w:eastAsiaTheme="minorEastAsia" w:hAnsi="Cambria Math"/>
+          </w:rPr>
+          <m:t>DC</m:t>
+        </m:r>
+        <m:sSub>
+          <m:sSubPr>
+            <m:ctrlPr>
+              <w:rPr>
+                <w:rFonts w:ascii="Cambria Math" w:eastAsiaTheme="minorEastAsia" w:hAnsi="Cambria Math"/>
+              </w:rPr>
+            </m:ctrlPr>
+          </m:sSubPr>
+          <m:e>
+            <m:r>
+              <w:rPr>
+                <w:rFonts w:ascii="Cambria Math" w:eastAsiaTheme="minorEastAsia" w:hAnsi="Cambria Math"/>
+              </w:rPr>
+              <m:t>R</m:t>
+            </m:r>
+          </m:e>
+          <m:sub>
+            <m:r>
+              <w:rPr>
+                <w:rFonts w:ascii="Cambria Math" w:eastAsiaTheme="minorEastAsia" w:hAnsi="Cambria Math"/>
+              </w:rPr>
+              <m:t>hot</m:t>
+            </m:r>
+          </m:sub>
+        </m:sSub>
+        <m:r>
+          <w:rPr>
+            <w:rFonts w:ascii="Cambria Math" w:eastAsiaTheme="minorEastAsia" w:hAnsi="Cambria Math"/>
+          </w:rPr>
+          <m:t>=1.3×DC</m:t>
+        </m:r>
+        <m:sSub>
+          <m:sSubPr>
+            <m:ctrlPr>
+              <w:rPr>
+                <w:rFonts w:ascii="Cambria Math" w:eastAsiaTheme="minorEastAsia" w:hAnsi="Cambria Math"/>
+              </w:rPr>
+            </m:ctrlPr>
+          </m:sSubPr>
+          <m:e>
+            <m:r>
+              <w:rPr>
+                <w:rFonts w:ascii="Cambria Math" w:eastAsiaTheme="minorEastAsia" w:hAnsi="Cambria Math"/>
+              </w:rPr>
+              <m:t>R</m:t>
+            </m:r>
+          </m:e>
+          <m:sub>
+            <m:r>
+              <w:rPr>
+                <w:rFonts w:ascii="Cambria Math" w:eastAsiaTheme="minorEastAsia" w:hAnsi="Cambria Math"/>
+              </w:rPr>
+              <m:t>25</m:t>
+            </m:r>
+            <m:r>
+              <m:rPr>
+                <m:sty m:val="p"/>
+              </m:rPr>
+              <w:rPr>
+                <w:rFonts w:ascii="Cambria Math" w:eastAsiaTheme="minorEastAsia" w:hAnsi="Cambria Math"/>
+              </w:rPr>
+              <m:t>°</m:t>
+            </m:r>
+            <m:r>
+              <w:rPr>
+                <w:rFonts w:ascii="Cambria Math" w:eastAsiaTheme="minorEastAsia" w:hAnsi="Cambria Math"/>
+              </w:rPr>
+              <m:t>C</m:t>
+            </m:r>
+          </m:sub>
+        </m:sSub>
+      </m:oMath>
+    </w:p>
+    <w:p>
+      <w:pPr>
+        <w:pStyle w:val="ListParagraph"/>
+        <w:rPr>
+          <w:rFonts w:eastAsiaTheme="minorEastAsia"/>
+        </w:rPr>
+      </w:pPr>
+      <w:r>
+        <w:rPr>
+          <w:rFonts w:eastAsiaTheme="minorEastAsia"/>
+        </w:rPr>
+        <w:t xml:space="preserve">This is because </w:t>
+      </w:r>
+      <w:proofErr w:type="spellStart"/>
+      <w:r>
+        <w:rPr>
+          <w:rFonts w:eastAsiaTheme="minorEastAsia"/>
+          <w:b/>
+          <w:bCs/>
+        </w:rPr>
+        <w:t>Isat</w:t>
+      </w:r>
+      <w:proofErr w:type="spellEnd"/>
+      <w:r>
+        <w:rPr>
+          <w:rFonts w:eastAsiaTheme="minorEastAsia"/>
+        </w:rPr>
+        <w:t xml:space="preserve"> is often quoted at:</w:t>
+      </w:r>
+    </w:p>
+    <w:p>
+      <w:pPr>
+        <w:pStyle w:val="ListParagraph"/>
+        <w:numPr>
+          <w:ilvl w:val="0"/>
+          <w:numId w:val="15"/>
+        </w:numPr>
+        <w:rPr>
+          <w:rFonts w:eastAsiaTheme="minorEastAsia"/>
+        </w:rPr>
+      </w:pPr>
+      <w:r>
+        <w:rPr>
+          <w:rFonts w:eastAsiaTheme="minorEastAsia"/>
+        </w:rPr>
+        <w:t>20–30% inductance drop</w:t>
+      </w:r>
+    </w:p>
+    <w:p>
+      <w:pPr>
+        <w:pStyle w:val="ListParagraph"/>
+        <w:numPr>
+          <w:ilvl w:val="0"/>
+          <w:numId w:val="15"/>
+        </w:numPr>
+        <w:rPr>
+          <w:rFonts w:eastAsiaTheme="minorEastAsia"/>
+        </w:rPr>
+      </w:pPr>
+      <w:r>
+        <w:rPr>
+          <w:rFonts w:eastAsiaTheme="minorEastAsia"/>
+        </w:rPr>
+        <w:t>at 25 °C core temperature</w:t>
+      </w:r>
+    </w:p>
+    <w:p>
+      <w:pPr>
+        <w:pStyle w:val="ListParagraph"/>
+        <w:rPr>
+          <w:rFonts w:eastAsiaTheme="minorEastAsia"/>
+        </w:rPr>
+      </w:pPr>
+      <w:proofErr w:type="spellStart"/>
+      <w:r>
+        <w:rPr>
+          <w:rFonts w:eastAsiaTheme="minorEastAsia"/>
+          <w:b/>
+          <w:bCs/>
+        </w:rPr>
+        <w:t>Irms</w:t>
+      </w:r>
+      <w:proofErr w:type="spellEnd"/>
+      <w:r>
+        <w:rPr>
+          <w:rFonts w:eastAsiaTheme="minorEastAsia"/>
+        </w:rPr>
+        <w:t xml:space="preserve"> is usually quoted at:</w:t>
+      </w:r>
+    </w:p>
+    <w:p>
+      <w:pPr>
+        <w:pStyle w:val="ListParagraph"/>
+        <w:numPr>
+          <w:ilvl w:val="0"/>
+          <w:numId w:val="15"/>
+        </w:numPr>
+        <w:rPr>
+          <w:rFonts w:eastAsiaTheme="minorEastAsia"/>
+        </w:rPr>
+      </w:pPr>
+      <w:r>
+        <w:rPr>
+          <w:rFonts w:eastAsiaTheme="minorEastAsia"/>
+        </w:rPr>
+        <w:t>ΔT = 40 °C rise</w:t>
+      </w:r>
+    </w:p>
+    <w:p>
+      <w:pPr>
+        <w:pStyle w:val="ListParagraph"/>
+        <w:numPr>
+          <w:ilvl w:val="0"/>
+          <w:numId w:val="15"/>
+        </w:numPr>
+        <w:rPr>
+          <w:rFonts w:eastAsiaTheme="minorEastAsia"/>
+        </w:rPr>
+      </w:pPr>
+      <w:r>
+        <w:rPr>
+          <w:rFonts w:eastAsiaTheme="minorEastAsia"/>
+        </w:rPr>
+        <w:t>with ideal PCB copper</w:t>
+      </w:r>
+    </w:p>
+    <w:p>
+      <w:pPr>
+        <w:pStyle w:val="ListParagraph"/>
+        <w:rPr>
+          <w:rFonts w:eastAsiaTheme="minorEastAsia"/>
+        </w:rPr>
+      </w:pPr>
+      <w:r>
+        <w:rPr>
+          <w:rFonts w:eastAsiaTheme="minorEastAsia"/>
+          <w:b/>
+          <w:bCs/>
+        </w:rPr>
+        <w:t>DCR</w:t>
+      </w:r>
+      <w:r>
+        <w:rPr>
+          <w:rFonts w:eastAsiaTheme="minorEastAsia"/>
+        </w:rPr>
+        <w:t xml:space="preserve"> is almost always:</w:t>
+      </w:r>
+    </w:p>
+    <w:p>
+      <w:pPr>
+        <w:pStyle w:val="ListParagraph"/>
+        <w:numPr>
+          <w:ilvl w:val="0"/>
+          <w:numId w:val="15"/>
+        </w:numPr>
+        <w:rPr>
+          <w:rFonts w:eastAsiaTheme="minorEastAsia"/>
+        </w:rPr>
+      </w:pPr>
+      <w:r>
+        <w:rPr>
+          <w:rFonts w:eastAsiaTheme="minorEastAsia"/>
+        </w:rPr>
+        <w:t>measured at 25 °C copper temperature</w:t>
+      </w:r>
+    </w:p>
+    <w:p>
+      <w:pPr>
+        <w:pStyle w:val="ListParagraph"/>
+        <w:rPr>
+          <w:rFonts w:eastAsiaTheme="minorEastAsia"/>
+        </w:rPr>
+      </w:pPr>
     </w:p>
     <w:p>
       <w:pPr>
@@ -562,7 +1017,31 @@
         <w:rPr>
           <w:rFonts w:eastAsiaTheme="minorEastAsia"/>
         </w:rPr>
-        <w:t xml:space="preserve"> , greater than 20 percent of the  </w:t>
+        <w:t xml:space="preserve"> </w:t>
+      </w:r>
+    </w:p>
+    <w:p>
+      <w:pPr>
+        <w:pStyle w:val="ListParagraph"/>
+        <w:numPr>
+          <w:ilvl w:val="0"/>
+          <w:numId w:val="2"/>
+        </w:numPr>
+        <w:rPr>
+          <w:rFonts w:eastAsiaTheme="minorEastAsia"/>
+        </w:rPr>
+      </w:pPr>
+      <w:r>
+        <w:rPr>
+          <w:rFonts w:eastAsiaTheme="minorEastAsia"/>
+        </w:rPr>
+        <w:t>Low DCR</w:t>
+      </w:r>
+      <w:r>
+        <w:rPr>
+          <w:rFonts w:eastAsiaTheme="minorEastAsia"/>
+        </w:rPr>
+        <w:t xml:space="preserve"> </w:t>
       </w:r>
       <m:oMath>
         <m:sSub>
@@ -578,6 +1057,57 @@
             <m:r>
               <w:rPr>
                 <w:rFonts w:ascii="Cambria Math" w:hAnsi="Cambria Math"/>
+              </w:rPr>
+              <m:t>R</m:t>
+            </m:r>
+          </m:e>
+          <m:sub>
+            <m:r>
+              <w:rPr>
+                <w:rFonts w:ascii="Cambria Math" w:hAnsi="Cambria Math"/>
+              </w:rPr>
+              <m:t>L</m:t>
+            </m:r>
+          </m:sub>
+        </m:sSub>
+      </m:oMath>
+      <w:r>
+        <w:rPr>
+          <w:rFonts w:eastAsiaTheme="minorEastAsia"/>
+        </w:rPr>
+        <w:t xml:space="preserve"> is preferred as it causes lower conduction loss</w:t>
+      </w:r>
+    </w:p>
+    <w:p>
+      <w:pPr>
+        <w:pStyle w:val="ListParagraph"/>
+        <w:numPr>
+          <w:ilvl w:val="0"/>
+          <w:numId w:val="16"/>
+        </w:numPr>
+        <w:rPr>
+          <w:rFonts w:eastAsiaTheme="minorEastAsia"/>
+        </w:rPr>
+      </w:pPr>
+      <w:r>
+        <w:rPr>
+          <w:rFonts w:eastAsiaTheme="minorEastAsia"/>
+        </w:rPr>
+        <w:t xml:space="preserve">Rms current relationship should also be satisfied: </w:t>
+      </w:r>
+      <m:oMath>
+        <m:sSub>
+          <m:sSubPr>
+            <m:ctrlPr>
+              <w:rPr>
+                <w:rFonts w:ascii="Cambria Math" w:eastAsiaTheme="minorEastAsia" w:hAnsi="Cambria Math"/>
+              </w:rPr>
+            </m:ctrlPr>
+          </m:sSubPr>
+          <m:e>
+            <m:r>
+              <w:rPr>
+                <w:rFonts w:ascii="Cambria Math" w:eastAsiaTheme="minorEastAsia" w:hAnsi="Cambria Math"/>
               </w:rPr>
               <m:t>I</m:t>
             </m:r>
@@ -585,9 +1115,40 @@
           <m:sub>
             <m:r>
               <w:rPr>
-                <w:rFonts w:ascii="Cambria Math" w:hAnsi="Cambria Math"/>
-              </w:rPr>
-              <m:t>L Peak</m:t>
+                <w:rFonts w:ascii="Cambria Math" w:eastAsiaTheme="minorEastAsia" w:hAnsi="Cambria Math"/>
+              </w:rPr>
+              <m:t>rms,usable</m:t>
+            </m:r>
+          </m:sub>
+        </m:sSub>
+        <m:r>
+          <w:rPr>
+            <w:rFonts w:ascii="Cambria Math" w:eastAsiaTheme="minorEastAsia" w:hAnsi="Cambria Math"/>
+          </w:rPr>
+          <m:t>&gt;</m:t>
+        </m:r>
+        <m:sSub>
+          <m:sSubPr>
+            <m:ctrlPr>
+              <w:rPr>
+                <w:rFonts w:ascii="Cambria Math" w:eastAsiaTheme="minorEastAsia" w:hAnsi="Cambria Math"/>
+              </w:rPr>
+            </m:ctrlPr>
+          </m:sSubPr>
+          <m:e>
+            <m:r>
+              <w:rPr>
+                <w:rFonts w:ascii="Cambria Math" w:eastAsiaTheme="minorEastAsia" w:hAnsi="Cambria Math"/>
+              </w:rPr>
+              <m:t>I</m:t>
+            </m:r>
+          </m:e>
+          <m:sub>
+            <m:r>
+              <w:rPr>
+                <w:rFonts w:ascii="Cambria Math" w:eastAsiaTheme="minorEastAsia" w:hAnsi="Cambria Math"/>
+              </w:rPr>
+              <m:t>rms</m:t>
             </m:r>
           </m:sub>
         </m:sSub>
@@ -596,138 +1157,9 @@
     <w:p>
       <w:pPr>
         <w:pStyle w:val="ListParagraph"/>
-        <w:numPr>
-          <w:ilvl w:val="0"/>
-          <w:numId w:val="2"/>
-        </w:numPr>
-        <w:rPr>
-          <w:rFonts w:eastAsiaTheme="minorEastAsia"/>
-        </w:rPr>
-      </w:pPr>
-      <w:r>
-        <w:rPr>
-          <w:rFonts w:eastAsiaTheme="minorEastAsia"/>
-        </w:rPr>
-        <w:t>Low DCR</w:t>
-      </w:r>
-    </w:p>
-    <w:p>
-      <w:pPr>
-        <w:pStyle w:val="ListParagraph"/>
-        <w:numPr>
-          <w:ilvl w:val="0"/>
-          <w:numId w:val="2"/>
-        </w:numPr>
-        <w:rPr>
-          <w:rFonts w:eastAsiaTheme="minorEastAsia"/>
-        </w:rPr>
-      </w:pPr>
-      <w:r>
-        <w:rPr>
-          <w:rFonts w:eastAsiaTheme="minorEastAsia"/>
-        </w:rPr>
-        <w:t xml:space="preserve">Low cost </w:t>
-      </w:r>
-    </w:p>
-    <w:p>
-      <w:pPr>
-        <w:pStyle w:val="ListParagraph"/>
-        <w:jc w:val="center"/>
-      </w:pPr>
-    </w:p>
-    <w:p>
-      <w:pPr>
-        <w:pStyle w:val="ListParagraph"/>
-        <w:numPr>
-          <w:ilvl w:val="0"/>
-          <w:numId w:val="2"/>
-        </w:numPr>
-      </w:pPr>
-      <w:r>
-        <w:t xml:space="preserve">Rule of thumb to select output current ripple </w:t>
-      </w:r>
-      <m:oMath>
-        <m:sSub>
-          <m:sSubPr>
-            <m:ctrlPr>
-              <w:rPr>
-                <w:rFonts w:ascii="Cambria Math" w:hAnsi="Cambria Math"/>
-                <w:i/>
-              </w:rPr>
-            </m:ctrlPr>
-          </m:sSubPr>
-          <m:e>
-            <m:r>
-              <w:rPr>
-                <w:rFonts w:ascii="Cambria Math" w:hAnsi="Cambria Math"/>
-              </w:rPr>
-              <m:t>I</m:t>
-            </m:r>
-          </m:e>
-          <m:sub>
-            <m:r>
-              <w:rPr>
-                <w:rFonts w:ascii="Cambria Math" w:hAnsi="Cambria Math"/>
-              </w:rPr>
-              <m:t>OUT RIPPLE</m:t>
-            </m:r>
-          </m:sub>
-        </m:sSub>
-      </m:oMath>
-      <w:r>
-        <w:rPr>
-          <w:rFonts w:eastAsiaTheme="minorEastAsia"/>
-        </w:rPr>
-        <w:t xml:space="preserve"> </w:t>
-      </w:r>
-      <w:r>
-        <w:rPr>
-          <w:rFonts w:eastAsiaTheme="minorEastAsia"/>
-        </w:rPr>
-        <w:t>to be from</w:t>
-      </w:r>
-      <w:r>
-        <w:rPr>
-          <w:rFonts w:eastAsiaTheme="minorEastAsia"/>
-        </w:rPr>
-        <w:t xml:space="preserve"> </w:t>
-      </w:r>
-      <w:r>
-        <w:rPr>
-          <w:rFonts w:eastAsiaTheme="minorEastAsia"/>
-        </w:rPr>
-        <w:t>20% to 40%</w:t>
-      </w:r>
-      <w:r>
-        <w:rPr>
-          <w:rFonts w:eastAsiaTheme="minorEastAsia"/>
-        </w:rPr>
-        <w:t xml:space="preserve"> of the max load current which </w:t>
-      </w:r>
-      <w:proofErr w:type="gramStart"/>
-      <w:r>
-        <w:rPr>
-          <w:rFonts w:eastAsiaTheme="minorEastAsia"/>
-        </w:rPr>
-        <w:t>is</w:t>
-      </w:r>
-      <w:proofErr w:type="gramEnd"/>
-      <w:r>
-        <w:rPr>
-          <w:rFonts w:eastAsiaTheme="minorEastAsia"/>
-        </w:rPr>
-        <w:t xml:space="preserve"> </w:t>
-      </w:r>
-    </w:p>
-    <w:p>
-      <w:pPr>
-        <w:pStyle w:val="ListParagraph"/>
-      </w:pPr>
-    </w:p>
-    <w:p>
-      <w:pPr>
-        <w:pStyle w:val="ListParagraph"/>
-        <w:jc w:val="center"/>
+        <w:rPr>
+          <w:rFonts w:eastAsiaTheme="minorEastAsia"/>
+        </w:rPr>
       </w:pPr>
       <m:oMathPara>
         <m:oMath>
@@ -753,13 +1185,256 @@
                 <w:rPr>
                   <w:rFonts w:ascii="Cambria Math" w:hAnsi="Cambria Math"/>
                 </w:rPr>
-                <m:t>OUT</m:t>
+                <m:t>LRMS</m:t>
               </m:r>
+            </m:sub>
+          </m:sSub>
+          <m:r>
+            <w:rPr>
+              <w:rFonts w:ascii="Cambria Math" w:eastAsiaTheme="minorEastAsia" w:hAnsi="Cambria Math"/>
+            </w:rPr>
+            <m:t>=</m:t>
+          </m:r>
+          <m:rad>
+            <m:radPr>
+              <m:degHide m:val="1"/>
+              <m:ctrlPr>
+                <w:rPr>
+                  <w:rFonts w:ascii="Cambria Math" w:eastAsiaTheme="minorEastAsia" w:hAnsi="Cambria Math"/>
+                  <w:i/>
+                </w:rPr>
+              </m:ctrlPr>
+            </m:radPr>
+            <m:deg/>
+            <m:e>
+              <m:sSup>
+                <m:sSupPr>
+                  <m:ctrlPr>
+                    <w:rPr>
+                      <w:rFonts w:ascii="Cambria Math" w:eastAsiaTheme="minorEastAsia" w:hAnsi="Cambria Math"/>
+                      <w:i/>
+                    </w:rPr>
+                  </m:ctrlPr>
+                </m:sSupPr>
+                <m:e>
+                  <m:sSub>
+                    <m:sSubPr>
+                      <m:ctrlPr>
+                        <w:rPr>
+                          <w:rFonts w:ascii="Cambria Math" w:eastAsiaTheme="minorEastAsia" w:hAnsi="Cambria Math"/>
+                          <w:i/>
+                        </w:rPr>
+                      </m:ctrlPr>
+                    </m:sSubPr>
+                    <m:e>
+                      <m:r>
+                        <w:rPr>
+                          <w:rFonts w:ascii="Cambria Math" w:eastAsiaTheme="minorEastAsia" w:hAnsi="Cambria Math"/>
+                        </w:rPr>
+                        <m:t>I</m:t>
+                      </m:r>
+                    </m:e>
+                    <m:sub>
+                      <m:r>
+                        <w:rPr>
+                          <w:rFonts w:ascii="Cambria Math" w:eastAsiaTheme="minorEastAsia" w:hAnsi="Cambria Math"/>
+                        </w:rPr>
+                        <m:t>OUTMAX</m:t>
+                      </m:r>
+                    </m:sub>
+                  </m:sSub>
+                </m:e>
+                <m:sup>
+                  <m:r>
+                    <w:rPr>
+                      <w:rFonts w:ascii="Cambria Math" w:eastAsiaTheme="minorEastAsia" w:hAnsi="Cambria Math"/>
+                    </w:rPr>
+                    <m:t>2</m:t>
+                  </m:r>
+                </m:sup>
+              </m:sSup>
+              <m:r>
+                <w:rPr>
+                  <w:rFonts w:ascii="Cambria Math" w:eastAsiaTheme="minorEastAsia" w:hAnsi="Cambria Math"/>
+                </w:rPr>
+                <m:t>+</m:t>
+              </m:r>
+              <m:f>
+                <m:fPr>
+                  <m:ctrlPr>
+                    <w:rPr>
+                      <w:rFonts w:ascii="Cambria Math" w:eastAsiaTheme="minorEastAsia" w:hAnsi="Cambria Math"/>
+                      <w:i/>
+                    </w:rPr>
+                  </m:ctrlPr>
+                </m:fPr>
+                <m:num>
+                  <m:sSup>
+                    <m:sSupPr>
+                      <m:ctrlPr>
+                        <w:rPr>
+                          <w:rFonts w:ascii="Cambria Math" w:hAnsi="Cambria Math"/>
+                          <w:i/>
+                        </w:rPr>
+                      </m:ctrlPr>
+                    </m:sSupPr>
+                    <m:e>
+                      <m:sSub>
+                        <m:sSubPr>
+                          <m:ctrlPr>
+                            <w:rPr>
+                              <w:rFonts w:ascii="Cambria Math" w:hAnsi="Cambria Math"/>
+                              <w:i/>
+                            </w:rPr>
+                          </m:ctrlPr>
+                        </m:sSubPr>
+                        <m:e>
+                          <m:r>
+                            <w:rPr>
+                              <w:rFonts w:ascii="Cambria Math" w:hAnsi="Cambria Math"/>
+                            </w:rPr>
+                            <m:t>I</m:t>
+                          </m:r>
+                        </m:e>
+                        <m:sub>
+                          <m:r>
+                            <w:rPr>
+                              <w:rFonts w:ascii="Cambria Math" w:hAnsi="Cambria Math"/>
+                            </w:rPr>
+                            <m:t>OUT RIPPLE</m:t>
+                          </m:r>
+                        </m:sub>
+                      </m:sSub>
+                    </m:e>
+                    <m:sup>
+                      <m:r>
+                        <w:rPr>
+                          <w:rFonts w:ascii="Cambria Math" w:hAnsi="Cambria Math"/>
+                        </w:rPr>
+                        <m:t>2</m:t>
+                      </m:r>
+                    </m:sup>
+                  </m:sSup>
+                </m:num>
+                <m:den>
+                  <m:r>
+                    <w:rPr>
+                      <w:rFonts w:ascii="Cambria Math" w:eastAsiaTheme="minorEastAsia" w:hAnsi="Cambria Math"/>
+                    </w:rPr>
+                    <m:t>12</m:t>
+                  </m:r>
+                </m:den>
+              </m:f>
+            </m:e>
+          </m:rad>
+        </m:oMath>
+      </m:oMathPara>
+    </w:p>
+    <w:p>
+      <w:pPr>
+        <w:pStyle w:val="ListParagraph"/>
+        <w:numPr>
+          <w:ilvl w:val="0"/>
+          <w:numId w:val="2"/>
+        </w:numPr>
+      </w:pPr>
+      <w:r>
+        <w:t xml:space="preserve">Rule of thumb to select output current ripple </w:t>
+      </w:r>
+      <m:oMath>
+        <m:sSub>
+          <m:sSubPr>
+            <m:ctrlPr>
+              <w:rPr>
+                <w:rFonts w:ascii="Cambria Math" w:hAnsi="Cambria Math"/>
+                <w:i/>
+              </w:rPr>
+            </m:ctrlPr>
+          </m:sSubPr>
+          <m:e>
+            <m:r>
+              <w:rPr>
+                <w:rFonts w:ascii="Cambria Math" w:hAnsi="Cambria Math"/>
+              </w:rPr>
+              <m:t>I</m:t>
+            </m:r>
+          </m:e>
+          <m:sub>
+            <m:r>
+              <w:rPr>
+                <w:rFonts w:ascii="Cambria Math" w:hAnsi="Cambria Math"/>
+              </w:rPr>
+              <m:t>OUT RIPPLE</m:t>
+            </m:r>
+          </m:sub>
+        </m:sSub>
+      </m:oMath>
+      <w:r>
+        <w:rPr>
+          <w:rFonts w:eastAsiaTheme="minorEastAsia"/>
+        </w:rPr>
+        <w:t xml:space="preserve"> </w:t>
+      </w:r>
+      <w:r>
+        <w:rPr>
+          <w:rFonts w:eastAsiaTheme="minorEastAsia"/>
+        </w:rPr>
+        <w:t>to be from</w:t>
+      </w:r>
+      <w:r>
+        <w:rPr>
+          <w:rFonts w:eastAsiaTheme="minorEastAsia"/>
+        </w:rPr>
+        <w:t xml:space="preserve"> </w:t>
+      </w:r>
+      <w:r>
+        <w:rPr>
+          <w:rFonts w:eastAsiaTheme="minorEastAsia"/>
+        </w:rPr>
+        <w:t>20% to 40%</w:t>
+      </w:r>
+      <w:r>
+        <w:rPr>
+          <w:rFonts w:eastAsiaTheme="minorEastAsia"/>
+        </w:rPr>
+        <w:t xml:space="preserve"> of the max load current which is </w:t>
+      </w:r>
+    </w:p>
+    <w:p>
+      <w:pPr>
+        <w:pStyle w:val="ListParagraph"/>
+      </w:pPr>
+    </w:p>
+    <w:p>
+      <w:pPr>
+        <w:pStyle w:val="ListParagraph"/>
+        <w:jc w:val="center"/>
+      </w:pPr>
+      <m:oMathPara>
+        <m:oMath>
+          <m:sSub>
+            <m:sSubPr>
+              <m:ctrlPr>
+                <w:rPr>
+                  <w:rFonts w:ascii="Cambria Math" w:hAnsi="Cambria Math"/>
+                  <w:i/>
+                </w:rPr>
+              </m:ctrlPr>
+            </m:sSubPr>
+            <m:e>
               <m:r>
                 <w:rPr>
                   <w:rFonts w:ascii="Cambria Math" w:hAnsi="Cambria Math"/>
                 </w:rPr>
-                <m:t>MAX</m:t>
+                <m:t>I</m:t>
+              </m:r>
+            </m:e>
+            <m:sub>
+              <m:r>
+                <w:rPr>
+                  <w:rFonts w:ascii="Cambria Math" w:hAnsi="Cambria Math"/>
+                </w:rPr>
+                <m:t>OUTMAX</m:t>
               </m:r>
             </m:sub>
           </m:sSub>
@@ -801,19 +1476,7 @@
                     <w:rPr>
                       <w:rFonts w:ascii="Cambria Math" w:hAnsi="Cambria Math"/>
                     </w:rPr>
-                    <m:t>OUT</m:t>
-                  </m:r>
-                  <m:r>
-                    <w:rPr>
-                      <w:rFonts w:ascii="Cambria Math" w:hAnsi="Cambria Math"/>
-                    </w:rPr>
-                    <m:t>M</m:t>
-                  </m:r>
-                  <m:r>
-                    <w:rPr>
-                      <w:rFonts w:ascii="Cambria Math" w:hAnsi="Cambria Math"/>
-                    </w:rPr>
-                    <m:t>AX</m:t>
+                    <m:t>OUTMAX</m:t>
                   </m:r>
                 </m:sub>
               </m:sSub>
@@ -853,22 +1516,705 @@
     <w:p>
       <w:pPr>
         <w:pStyle w:val="ListParagraph"/>
+        <w:rPr>
+          <w:rFonts w:eastAsiaTheme="minorEastAsia"/>
+        </w:rPr>
       </w:pPr>
     </w:p>
     <w:p>
       <w:pPr>
+        <w:rPr>
+          <w:b/>
+          <w:bCs/>
+          <w:sz w:val="24"/>
+          <w:szCs w:val="24"/>
+        </w:rPr>
+      </w:pPr>
+      <w:r>
+        <w:rPr>
+          <w:b/>
+          <w:bCs/>
+          <w:sz w:val="24"/>
+          <w:szCs w:val="24"/>
+        </w:rPr>
+        <w:t>Based upon</w:t>
+      </w:r>
+      <w:r>
+        <w:rPr>
+          <w:b/>
+          <w:bCs/>
+          <w:sz w:val="24"/>
+          <w:szCs w:val="24"/>
+        </w:rPr>
+        <w:t xml:space="preserve"> Core properties and saturation physics</w:t>
+      </w:r>
+      <w:r>
+        <w:rPr>
+          <w:b/>
+          <w:bCs/>
+          <w:sz w:val="24"/>
+          <w:szCs w:val="24"/>
+        </w:rPr>
+        <w:t>-</w:t>
+      </w:r>
+    </w:p>
+    <w:p>
+      <w:pPr>
         <w:pStyle w:val="ListParagraph"/>
       </w:pPr>
       <w:r>
-        <w:t xml:space="preserve">Conduction or Copper Loss (in Watts W) in the Inductor </w:t>
+        <w:t>The Agent computes the actual required saturation current by taking into account the nature of the load which is given by the following equation:</w:t>
+      </w:r>
+    </w:p>
+    <w:p>
+      <w:pPr>
+        <w:pStyle w:val="ListParagraph"/>
+        <w:rPr>
+          <w:rFonts w:eastAsiaTheme="minorEastAsia"/>
+        </w:rPr>
+      </w:pPr>
+    </w:p>
+    <w:p>
+      <w:pPr>
+        <w:pStyle w:val="ListParagraph"/>
+        <w:rPr>
+          <w:rFonts w:eastAsiaTheme="minorEastAsia"/>
+        </w:rPr>
+      </w:pPr>
+      <m:oMathPara>
+        <m:oMath>
+          <m:sSub>
+            <m:sSubPr>
+              <m:ctrlPr>
+                <w:rPr>
+                  <w:rFonts w:ascii="Cambria Math" w:hAnsi="Cambria Math"/>
+                  <w:i/>
+                </w:rPr>
+              </m:ctrlPr>
+            </m:sSubPr>
+            <m:e>
+              <m:r>
+                <w:rPr>
+                  <w:rFonts w:ascii="Cambria Math" w:hAnsi="Cambria Math"/>
+                </w:rPr>
+                <m:t>I</m:t>
+              </m:r>
+            </m:e>
+            <m:sub>
+              <m:r>
+                <w:rPr>
+                  <w:rFonts w:ascii="Cambria Math" w:hAnsi="Cambria Math"/>
+                </w:rPr>
+                <m:t>sat required</m:t>
+              </m:r>
+            </m:sub>
+          </m:sSub>
+          <m:r>
+            <w:rPr>
+              <w:rFonts w:ascii="Cambria Math" w:hAnsi="Cambria Math"/>
+            </w:rPr>
+            <m:t>=Margin</m:t>
+          </m:r>
+          <m:r>
+            <w:rPr>
+              <w:rFonts w:ascii="Cambria Math" w:hAnsi="Cambria Math"/>
+            </w:rPr>
+            <m:t>×</m:t>
+          </m:r>
+          <m:sSub>
+            <m:sSubPr>
+              <m:ctrlPr>
+                <w:rPr>
+                  <w:rFonts w:ascii="Cambria Math" w:hAnsi="Cambria Math"/>
+                  <w:i/>
+                </w:rPr>
+              </m:ctrlPr>
+            </m:sSubPr>
+            <m:e>
+              <m:r>
+                <w:rPr>
+                  <w:rFonts w:ascii="Cambria Math" w:hAnsi="Cambria Math"/>
+                </w:rPr>
+                <m:t>I</m:t>
+              </m:r>
+            </m:e>
+            <m:sub>
+              <m:r>
+                <w:rPr>
+                  <w:rFonts w:ascii="Cambria Math" w:hAnsi="Cambria Math"/>
+                </w:rPr>
+                <m:t>L Peak</m:t>
+              </m:r>
+            </m:sub>
+          </m:sSub>
+        </m:oMath>
+      </m:oMathPara>
+    </w:p>
+    <w:p>
+      <w:pPr>
+        <w:pStyle w:val="ListParagraph"/>
+        <w:rPr>
+          <w:rFonts w:eastAsiaTheme="minorEastAsia"/>
+        </w:rPr>
+      </w:pPr>
+    </w:p>
+    <w:p>
+      <w:pPr>
+        <w:pStyle w:val="ListParagraph"/>
+        <w:rPr>
+          <w:rFonts w:eastAsiaTheme="minorEastAsia"/>
+        </w:rPr>
+      </w:pPr>
+      <w:r>
+        <w:rPr>
+          <w:rFonts w:eastAsiaTheme="minorEastAsia"/>
+        </w:rPr>
+        <w:lastRenderedPageBreak/>
+        <w:t xml:space="preserve">The Margin here is a number which is an estimate based upon the load current transient demands. Typically, in case of robotics, Peak transient current demand is high and also not exactly certain. And only in such cases where the current spikes suddenly </w:t>
       </w:r>
       <w:proofErr w:type="gramStart"/>
       <w:r>
+        <w:rPr>
+          <w:rFonts w:eastAsiaTheme="minorEastAsia"/>
+        </w:rPr>
         <w:t>is</w:t>
       </w:r>
       <w:proofErr w:type="gramEnd"/>
       <w:r>
+        <w:rPr>
+          <w:rFonts w:eastAsiaTheme="minorEastAsia"/>
+        </w:rPr>
+        <w:t xml:space="preserve"> that inductor prone to saturation. So, the agent takes the Margin to be around 1.6 times the </w:t>
+      </w:r>
+      <m:oMath>
+        <m:sSub>
+          <m:sSubPr>
+            <m:ctrlPr>
+              <w:rPr>
+                <w:rFonts w:ascii="Cambria Math" w:hAnsi="Cambria Math"/>
+                <w:i/>
+              </w:rPr>
+            </m:ctrlPr>
+          </m:sSubPr>
+          <m:e>
+            <m:r>
+              <w:rPr>
+                <w:rFonts w:ascii="Cambria Math" w:hAnsi="Cambria Math"/>
+              </w:rPr>
+              <m:t>I</m:t>
+            </m:r>
+          </m:e>
+          <m:sub>
+            <m:r>
+              <w:rPr>
+                <w:rFonts w:ascii="Cambria Math" w:hAnsi="Cambria Math"/>
+              </w:rPr>
+              <m:t>L Peak</m:t>
+            </m:r>
+          </m:sub>
+        </m:sSub>
+      </m:oMath>
+      <w:r>
+        <w:rPr>
+          <w:rFonts w:eastAsiaTheme="minorEastAsia"/>
+        </w:rPr>
+        <w:t>.</w:t>
+      </w:r>
+    </w:p>
+    <w:p>
+      <w:pPr>
+        <w:pStyle w:val="ListParagraph"/>
+        <w:rPr>
+          <w:rFonts w:eastAsiaTheme="minorEastAsia"/>
+        </w:rPr>
+      </w:pPr>
+      <w:r>
+        <w:rPr>
+          <w:rFonts w:eastAsiaTheme="minorEastAsia"/>
+        </w:rPr>
+        <w:t xml:space="preserve">Now, the agent will look at the datasheet and see if the mentioned saturation current is greater than this required saturation current or not and if it </w:t>
+      </w:r>
+      <w:proofErr w:type="gramStart"/>
+      <w:r>
+        <w:rPr>
+          <w:rFonts w:eastAsiaTheme="minorEastAsia"/>
+        </w:rPr>
+        <w:t>is ,</w:t>
+      </w:r>
+      <w:proofErr w:type="gramEnd"/>
+      <w:r>
+        <w:rPr>
+          <w:rFonts w:eastAsiaTheme="minorEastAsia"/>
+        </w:rPr>
         <w:t xml:space="preserve"> </w:t>
+      </w:r>
+      <w:r>
+        <w:rPr>
+          <w:rFonts w:eastAsiaTheme="minorEastAsia"/>
+        </w:rPr>
+        <w:t xml:space="preserve">only then </w:t>
+      </w:r>
+      <w:r>
+        <w:rPr>
+          <w:rFonts w:eastAsiaTheme="minorEastAsia"/>
+        </w:rPr>
+        <w:t>the inductor is further inspected.</w:t>
+      </w:r>
+    </w:p>
+    <w:p>
+      <w:pPr>
+        <w:pStyle w:val="ListParagraph"/>
+        <w:numPr>
+          <w:ilvl w:val="0"/>
+          <w:numId w:val="5"/>
+        </w:numPr>
+      </w:pPr>
+      <w:r>
+        <w:t xml:space="preserve">Ferrite Cores </w:t>
+      </w:r>
+      <w:r>
+        <w:t xml:space="preserve">which are lightly gapped or </w:t>
+      </w:r>
+      <w:proofErr w:type="spellStart"/>
+      <w:r>
+        <w:t>ungapped</w:t>
+      </w:r>
+      <w:proofErr w:type="spellEnd"/>
+      <w:r>
+        <w:t xml:space="preserve"> </w:t>
+      </w:r>
+      <w:r>
+        <w:t xml:space="preserve">have high permeability, low core loss at high frequency but have a sudden and sharp saturation knee due to which inductance drops suddenly which can cause sudden spikes in current, thus increasing the risk of saturation and damage to other components. </w:t>
+      </w:r>
+      <w:proofErr w:type="gramStart"/>
+      <w:r>
+        <w:t>So</w:t>
+      </w:r>
+      <w:proofErr w:type="gramEnd"/>
+      <w:r>
+        <w:t xml:space="preserve"> when using this, Margin must be aggressively high.</w:t>
+      </w:r>
+    </w:p>
+    <w:p>
+      <w:pPr>
+        <w:pStyle w:val="ListParagraph"/>
+        <w:numPr>
+          <w:ilvl w:val="0"/>
+          <w:numId w:val="5"/>
+        </w:numPr>
+      </w:pPr>
+      <w:r>
+        <w:t>Ferrite cores which are gapped have lower permeability which causes energy to be stored uniformly. This causes the saturation knee to be soft and gradual. So, Inductance drops gradually. The trade</w:t>
+      </w:r>
+      <w:r>
+        <w:t>-</w:t>
+      </w:r>
+      <w:r>
+        <w:t>off is higher copper loss. This type of core has medium risk of saturation, so a medium margin is required for saturation current.</w:t>
+      </w:r>
+    </w:p>
+    <w:p>
+      <w:pPr>
+        <w:pStyle w:val="ListParagraph"/>
+        <w:numPr>
+          <w:ilvl w:val="0"/>
+          <w:numId w:val="5"/>
+        </w:numPr>
+      </w:pPr>
+      <w:r>
+        <w:t xml:space="preserve">Finally for distributed Air gap cores, the gaps are spread uniformly, so energy is naturally spread uniformly </w:t>
+      </w:r>
+      <w:proofErr w:type="spellStart"/>
+      <w:r>
+        <w:t>throughtout</w:t>
+      </w:r>
+      <w:proofErr w:type="spellEnd"/>
+      <w:r>
+        <w:t>.</w:t>
+      </w:r>
+      <w:r>
+        <w:t xml:space="preserve"> Inductance degrades </w:t>
+      </w:r>
+      <w:r>
+        <w:t>gracefully. Efficiency drops first and temperature rises slowly. So</w:t>
+      </w:r>
+      <w:r>
+        <w:t xml:space="preserve">, </w:t>
+      </w:r>
+      <w:r>
+        <w:t>these are highly preferred for robotics and transient heavy loads.</w:t>
+      </w:r>
+    </w:p>
+    <w:p>
+      <w:pPr>
+        <w:ind w:left="1080"/>
+      </w:pPr>
+      <w:r>
+        <w:t>Agent first identifies core from manufacturer datasheet and extracts following information:</w:t>
+      </w:r>
+    </w:p>
+    <w:p>
+      <w:pPr>
+        <w:pStyle w:val="ListParagraph"/>
+        <w:numPr>
+          <w:ilvl w:val="0"/>
+          <w:numId w:val="6"/>
+        </w:numPr>
+      </w:pPr>
+      <w:r>
+        <w:t xml:space="preserve">% L </w:t>
+      </w:r>
+      <w:r>
+        <w:t xml:space="preserve">(Inductance) </w:t>
+      </w:r>
+      <w:r>
+        <w:t>drop at operating current</w:t>
+      </w:r>
+      <w:r>
+        <w:t xml:space="preserve"> (peak current)</w:t>
+      </w:r>
+    </w:p>
+    <w:p>
+      <w:pPr>
+        <w:pStyle w:val="ListParagraph"/>
+        <w:numPr>
+          <w:ilvl w:val="0"/>
+          <w:numId w:val="6"/>
+        </w:numPr>
+      </w:pPr>
+      <w:r>
+        <w:t>Slope of L(I)</w:t>
+      </w:r>
+    </w:p>
+    <w:p>
+      <w:pPr>
+        <w:ind w:left="1080"/>
+      </w:pPr>
+      <w:r>
+        <w:t>If the knee of the curve is sharp, then saturation risk is high. It classifies risk according to following table:</w:t>
+      </w:r>
+    </w:p>
+    <w:tbl>
+      <w:tblPr>
+        <w:tblW w:w="0" w:type="auto"/>
+        <w:tblCellSpacing w:w="15" w:type="dxa"/>
+        <w:tblCellMar>
+          <w:top w:w="15" w:type="dxa"/>
+          <w:left w:w="15" w:type="dxa"/>
+          <w:bottom w:w="15" w:type="dxa"/>
+          <w:right w:w="15" w:type="dxa"/>
+        </w:tblCellMar>
+        <w:tblLook w:val="04A0" w:firstRow="1" w:lastRow="0" w:firstColumn="1" w:lastColumn="0" w:noHBand="0" w:noVBand="1"/>
+      </w:tblPr>
+      <w:tblGrid>
+        <w:gridCol w:w="1723"/>
+        <w:gridCol w:w="3421"/>
+        <w:gridCol w:w="1932"/>
+      </w:tblGrid>
+      <w:tr>
+        <w:trPr>
+          <w:tblHeader/>
+          <w:tblCellSpacing w:w="15" w:type="dxa"/>
+        </w:trPr>
+        <w:tc>
+          <w:tcPr>
+            <w:tcW w:w="0" w:type="auto"/>
+            <w:vAlign w:val="center"/>
+            <w:hideMark/>
+          </w:tcPr>
+          <w:p>
+            <w:pPr>
+              <w:ind w:left="1080"/>
+              <w:rPr>
+                <w:b/>
+                <w:bCs/>
+              </w:rPr>
+            </w:pPr>
+            <w:r>
+              <w:rPr>
+                <w:b/>
+                <w:bCs/>
+              </w:rPr>
+              <w:t>Class</w:t>
+            </w:r>
+          </w:p>
+        </w:tc>
+        <w:tc>
+          <w:tcPr>
+            <w:tcW w:w="0" w:type="auto"/>
+            <w:vAlign w:val="center"/>
+            <w:hideMark/>
+          </w:tcPr>
+          <w:p>
+            <w:pPr>
+              <w:ind w:left="1080"/>
+              <w:rPr>
+                <w:b/>
+                <w:bCs/>
+              </w:rPr>
+            </w:pPr>
+            <w:r>
+              <w:rPr>
+                <w:b/>
+                <w:bCs/>
+              </w:rPr>
+              <w:t>Description</w:t>
+            </w:r>
+          </w:p>
+        </w:tc>
+        <w:tc>
+          <w:tcPr>
+            <w:tcW w:w="0" w:type="auto"/>
+            <w:vAlign w:val="center"/>
+            <w:hideMark/>
+          </w:tcPr>
+          <w:p>
+            <w:pPr>
+              <w:ind w:left="1080"/>
+              <w:rPr>
+                <w:b/>
+                <w:bCs/>
+              </w:rPr>
+            </w:pPr>
+            <w:r>
+              <w:rPr>
+                <w:b/>
+                <w:bCs/>
+              </w:rPr>
+              <w:t>Risk</w:t>
+            </w:r>
+          </w:p>
+        </w:tc>
+      </w:tr>
+      <w:tr>
+        <w:trPr>
+          <w:tblCellSpacing w:w="15" w:type="dxa"/>
+        </w:trPr>
+        <w:tc>
+          <w:tcPr>
+            <w:tcW w:w="0" w:type="auto"/>
+            <w:vAlign w:val="center"/>
+            <w:hideMark/>
+          </w:tcPr>
+          <w:p>
+            <w:pPr>
+              <w:ind w:left="1080"/>
+            </w:pPr>
+            <w:r>
+              <w:t>A</w:t>
+            </w:r>
+          </w:p>
+        </w:tc>
+        <w:tc>
+          <w:tcPr>
+            <w:tcW w:w="0" w:type="auto"/>
+            <w:vAlign w:val="center"/>
+            <w:hideMark/>
+          </w:tcPr>
+          <w:p>
+            <w:pPr>
+              <w:ind w:left="1080"/>
+            </w:pPr>
+            <w:r>
+              <w:t>Distributed gap, smooth</w:t>
+            </w:r>
+          </w:p>
+        </w:tc>
+        <w:tc>
+          <w:tcPr>
+            <w:tcW w:w="0" w:type="auto"/>
+            <w:vAlign w:val="center"/>
+            <w:hideMark/>
+          </w:tcPr>
+          <w:p>
+            <w:pPr>
+              <w:ind w:left="1080"/>
+            </w:pPr>
+            <w:r>
+              <w:t>Low</w:t>
+            </w:r>
+          </w:p>
+        </w:tc>
+      </w:tr>
+      <w:tr>
+        <w:trPr>
+          <w:tblCellSpacing w:w="15" w:type="dxa"/>
+        </w:trPr>
+        <w:tc>
+          <w:tcPr>
+            <w:tcW w:w="0" w:type="auto"/>
+            <w:vAlign w:val="center"/>
+            <w:hideMark/>
+          </w:tcPr>
+          <w:p>
+            <w:pPr>
+              <w:ind w:left="1080"/>
+            </w:pPr>
+            <w:r>
+              <w:t>B</w:t>
+            </w:r>
+          </w:p>
+        </w:tc>
+        <w:tc>
+          <w:tcPr>
+            <w:tcW w:w="0" w:type="auto"/>
+            <w:vAlign w:val="center"/>
+            <w:hideMark/>
+          </w:tcPr>
+          <w:p>
+            <w:pPr>
+              <w:ind w:left="1080"/>
+            </w:pPr>
+            <w:r>
+              <w:t>Gapped ferrite</w:t>
+            </w:r>
+          </w:p>
+        </w:tc>
+        <w:tc>
+          <w:tcPr>
+            <w:tcW w:w="0" w:type="auto"/>
+            <w:vAlign w:val="center"/>
+            <w:hideMark/>
+          </w:tcPr>
+          <w:p>
+            <w:pPr>
+              <w:ind w:left="1080"/>
+            </w:pPr>
+            <w:r>
+              <w:t>Medium</w:t>
+            </w:r>
+          </w:p>
+        </w:tc>
+      </w:tr>
+      <w:tr>
+        <w:trPr>
+          <w:tblCellSpacing w:w="15" w:type="dxa"/>
+        </w:trPr>
+        <w:tc>
+          <w:tcPr>
+            <w:tcW w:w="0" w:type="auto"/>
+            <w:vAlign w:val="center"/>
+            <w:hideMark/>
+          </w:tcPr>
+          <w:p>
+            <w:pPr>
+              <w:ind w:left="1080"/>
+            </w:pPr>
+            <w:r>
+              <w:t>C</w:t>
+            </w:r>
+          </w:p>
+        </w:tc>
+        <w:tc>
+          <w:tcPr>
+            <w:tcW w:w="0" w:type="auto"/>
+            <w:vAlign w:val="center"/>
+            <w:hideMark/>
+          </w:tcPr>
+          <w:p>
+            <w:pPr>
+              <w:ind w:left="1080"/>
+            </w:pPr>
+            <w:r>
+              <w:t>Sharp ferrite knee</w:t>
+            </w:r>
+          </w:p>
+        </w:tc>
+        <w:tc>
+          <w:tcPr>
+            <w:tcW w:w="0" w:type="auto"/>
+            <w:vAlign w:val="center"/>
+            <w:hideMark/>
+          </w:tcPr>
+          <w:p>
+            <w:pPr>
+              <w:ind w:left="1080"/>
+            </w:pPr>
+            <w:r>
+              <w:t>High</w:t>
+            </w:r>
+          </w:p>
+        </w:tc>
+      </w:tr>
+    </w:tbl>
+    <w:p>
+      <w:pPr>
+        <w:ind w:left="1080"/>
+        <w:rPr>
+          <w:b/>
+          <w:bCs/>
+        </w:rPr>
+      </w:pPr>
+      <w:r>
+        <w:rPr>
+          <w:b/>
+          <w:bCs/>
+        </w:rPr>
+        <w:t>Agent catches the major failure mode in robotics which is magnetics saturation.</w:t>
+      </w:r>
+    </w:p>
+    <w:p>
+      <w:pPr>
+        <w:ind w:left="1080"/>
+      </w:pPr>
+    </w:p>
+    <w:p>
+      <w:pPr>
+        <w:rPr>
+          <w:b/>
+          <w:bCs/>
+          <w:sz w:val="24"/>
+          <w:szCs w:val="24"/>
+        </w:rPr>
+      </w:pPr>
+      <w:r>
+        <w:rPr>
+          <w:b/>
+          <w:bCs/>
+          <w:sz w:val="24"/>
+          <w:szCs w:val="24"/>
+        </w:rPr>
+        <w:t>Based upon Loss Modelling and Energy Reality-</w:t>
+      </w:r>
+    </w:p>
+    <w:p>
+      <w:pPr>
+        <w:pStyle w:val="ListParagraph"/>
+        <w:rPr>
+          <w:rFonts w:eastAsiaTheme="minorEastAsia"/>
+        </w:rPr>
+      </w:pPr>
+      <w:r>
+        <w:rPr>
+          <w:rFonts w:eastAsiaTheme="minorEastAsia"/>
+        </w:rPr>
+        <w:t xml:space="preserve">The two losses in inductors are </w:t>
+      </w:r>
+      <w:r>
+        <w:rPr>
+          <w:rFonts w:eastAsiaTheme="minorEastAsia"/>
+        </w:rPr>
+        <w:t xml:space="preserve">Core loss and Copper Loss. Within the Copper loss, there are DC copper loss and </w:t>
+      </w:r>
+      <w:r>
+        <w:rPr>
+          <w:rFonts w:eastAsiaTheme="minorEastAsia"/>
+        </w:rPr>
+        <w:t>AC Copper</w:t>
+      </w:r>
+      <w:r>
+        <w:rPr>
+          <w:rFonts w:eastAsiaTheme="minorEastAsia"/>
+        </w:rPr>
+        <w:t xml:space="preserve"> loss. </w:t>
+      </w:r>
+    </w:p>
+    <w:p>
+      <w:pPr>
+        <w:pStyle w:val="ListParagraph"/>
+      </w:pPr>
+      <w:r>
+        <w:t xml:space="preserve">DC Conduction or DC Copper Loss (in Watts W) in the Inductor is </w:t>
       </w:r>
     </w:p>
     <w:p>
@@ -906,7 +2252,7 @@
                 <w:rPr>
                   <w:rFonts w:ascii="Cambria Math" w:hAnsi="Cambria Math"/>
                 </w:rPr>
-                <m:t>Copper</m:t>
+                <m:t>DCCopper</m:t>
               </m:r>
             </m:sub>
           </m:sSub>
@@ -1001,8 +2347,1549 @@
       <w:pPr>
         <w:pStyle w:val="ListParagraph"/>
       </w:pPr>
-      <w:r>
+    </w:p>
+    <w:p>
+      <w:pPr>
+        <w:pStyle w:val="ListParagraph"/>
+        <w:rPr>
+          <w:rFonts w:eastAsiaTheme="minorEastAsia"/>
+        </w:rPr>
+      </w:pPr>
+      <w:r>
+        <w:t xml:space="preserve"> </w:t>
+      </w:r>
+      <m:oMath>
+        <m:sSub>
+          <m:sSubPr>
+            <m:ctrlPr>
+              <w:rPr>
+                <w:rFonts w:ascii="Cambria Math" w:hAnsi="Cambria Math"/>
+                <w:i/>
+              </w:rPr>
+            </m:ctrlPr>
+          </m:sSubPr>
+          <m:e>
+            <m:r>
+              <w:rPr>
+                <w:rFonts w:ascii="Cambria Math" w:hAnsi="Cambria Math"/>
+              </w:rPr>
+              <m:t>R</m:t>
+            </m:r>
+          </m:e>
+          <m:sub>
+            <m:r>
+              <w:rPr>
+                <w:rFonts w:ascii="Cambria Math" w:hAnsi="Cambria Math"/>
+              </w:rPr>
+              <m:t>L</m:t>
+            </m:r>
+          </m:sub>
+        </m:sSub>
+      </m:oMath>
+      <w:r>
+        <w:rPr>
+          <w:rFonts w:eastAsiaTheme="minorEastAsia"/>
+        </w:rPr>
+        <w:t xml:space="preserve"> is the DCR (DC Resistance) of the Inductor</w:t>
+      </w:r>
+    </w:p>
+    <w:p>
+      <w:pPr>
+        <w:pStyle w:val="ListParagraph"/>
+      </w:pPr>
+      <w:r>
+        <w:t xml:space="preserve">AC Conduction or AC Copper Loss (in Watts W) in the Inductor is </w:t>
+      </w:r>
+    </w:p>
+    <w:p>
+      <w:pPr>
+        <w:pStyle w:val="ListParagraph"/>
+      </w:pPr>
+    </w:p>
+    <w:p>
+      <w:pPr>
+        <w:rPr>
+          <w:rFonts w:eastAsiaTheme="minorEastAsia"/>
+        </w:rPr>
+      </w:pPr>
+      <m:oMathPara>
+        <m:oMath>
+          <m:sSub>
+            <m:sSubPr>
+              <m:ctrlPr>
+                <w:rPr>
+                  <w:rFonts w:ascii="Cambria Math" w:hAnsi="Cambria Math"/>
+                  <w:i/>
+                </w:rPr>
+              </m:ctrlPr>
+            </m:sSubPr>
+            <m:e>
+              <m:r>
+                <w:rPr>
+                  <w:rFonts w:ascii="Cambria Math" w:hAnsi="Cambria Math"/>
+                </w:rPr>
+                <m:t>P</m:t>
+              </m:r>
+            </m:e>
+            <m:sub>
+              <m:r>
+                <w:rPr>
+                  <w:rFonts w:ascii="Cambria Math" w:hAnsi="Cambria Math"/>
+                </w:rPr>
+                <m:t>ACCopper</m:t>
+              </m:r>
+            </m:sub>
+          </m:sSub>
+          <m:r>
+            <w:rPr>
+              <w:rFonts w:ascii="Cambria Math" w:hAnsi="Cambria Math"/>
+            </w:rPr>
+            <m:t>=</m:t>
+          </m:r>
+          <m:sSub>
+            <m:sSubPr>
+              <m:ctrlPr>
+                <w:rPr>
+                  <w:rFonts w:ascii="Cambria Math" w:hAnsi="Cambria Math"/>
+                  <w:i/>
+                </w:rPr>
+              </m:ctrlPr>
+            </m:sSubPr>
+            <m:e>
+              <m:r>
+                <w:rPr>
+                  <w:rFonts w:ascii="Cambria Math" w:hAnsi="Cambria Math"/>
+                </w:rPr>
+                <m:t>P</m:t>
+              </m:r>
+            </m:e>
+            <m:sub>
+              <m:r>
+                <w:rPr>
+                  <w:rFonts w:ascii="Cambria Math" w:hAnsi="Cambria Math"/>
+                </w:rPr>
+                <m:t>DCCopper</m:t>
+              </m:r>
+            </m:sub>
+          </m:sSub>
+          <m:r>
+            <w:rPr>
+              <w:rFonts w:ascii="Cambria Math" w:hAnsi="Cambria Math"/>
+            </w:rPr>
+            <m:t>×</m:t>
+          </m:r>
+          <m:sSub>
+            <m:sSubPr>
+              <m:ctrlPr>
+                <w:rPr>
+                  <w:rFonts w:ascii="Cambria Math" w:hAnsi="Cambria Math"/>
+                  <w:i/>
+                </w:rPr>
+              </m:ctrlPr>
+            </m:sSubPr>
+            <m:e>
+              <m:r>
+                <w:rPr>
+                  <w:rFonts w:ascii="Cambria Math" w:hAnsi="Cambria Math"/>
+                </w:rPr>
+                <m:t>K</m:t>
+              </m:r>
+            </m:e>
+            <m:sub>
+              <m:r>
+                <w:rPr>
+                  <w:rFonts w:ascii="Cambria Math" w:hAnsi="Cambria Math"/>
+                </w:rPr>
+                <m:t>AC</m:t>
+              </m:r>
+            </m:sub>
+          </m:sSub>
+        </m:oMath>
+      </m:oMathPara>
+    </w:p>
+    <w:p>
+      <w:pPr>
+        <w:pStyle w:val="ListParagraph"/>
+        <w:rPr>
+          <w:rFonts w:eastAsiaTheme="minorEastAsia"/>
+        </w:rPr>
+      </w:pPr>
+      <w:r>
+        <w:rPr>
+          <w:rFonts w:eastAsiaTheme="minorEastAsia"/>
+        </w:rPr>
         <w:t xml:space="preserve">Where </w:t>
+      </w:r>
+      <m:oMath>
+        <m:sSub>
+          <m:sSubPr>
+            <m:ctrlPr>
+              <w:rPr>
+                <w:rFonts w:ascii="Cambria Math" w:hAnsi="Cambria Math"/>
+                <w:i/>
+              </w:rPr>
+            </m:ctrlPr>
+          </m:sSubPr>
+          <m:e>
+            <m:r>
+              <w:rPr>
+                <w:rFonts w:ascii="Cambria Math" w:hAnsi="Cambria Math"/>
+              </w:rPr>
+              <m:t>K</m:t>
+            </m:r>
+          </m:e>
+          <m:sub>
+            <m:r>
+              <w:rPr>
+                <w:rFonts w:ascii="Cambria Math" w:hAnsi="Cambria Math"/>
+              </w:rPr>
+              <m:t>AC</m:t>
+            </m:r>
+          </m:sub>
+        </m:sSub>
+      </m:oMath>
+      <w:r>
+        <w:rPr>
+          <w:rFonts w:eastAsiaTheme="minorEastAsia"/>
+        </w:rPr>
+        <w:t xml:space="preserve"> can be estimated empirically from Vendor inductor notes using the following table:</w:t>
+      </w:r>
+    </w:p>
+    <w:tbl>
+      <w:tblPr>
+        <w:tblW w:w="0" w:type="auto"/>
+        <w:tblCellSpacing w:w="15" w:type="dxa"/>
+        <w:tblCellMar>
+          <w:top w:w="15" w:type="dxa"/>
+          <w:left w:w="15" w:type="dxa"/>
+          <w:bottom w:w="15" w:type="dxa"/>
+          <w:right w:w="15" w:type="dxa"/>
+        </w:tblCellMar>
+        <w:tblLook w:val="04A0" w:firstRow="1" w:lastRow="0" w:firstColumn="1" w:lastColumn="0" w:noHBand="0" w:noVBand="1"/>
+      </w:tblPr>
+      <w:tblGrid>
+        <w:gridCol w:w="2005"/>
+        <w:gridCol w:w="3952"/>
+      </w:tblGrid>
+      <w:tr>
+        <w:trPr>
+          <w:tblHeader/>
+          <w:tblCellSpacing w:w="15" w:type="dxa"/>
+        </w:trPr>
+        <w:tc>
+          <w:tcPr>
+            <w:tcW w:w="0" w:type="auto"/>
+            <w:vAlign w:val="center"/>
+            <w:hideMark/>
+          </w:tcPr>
+          <w:p>
+            <w:pPr>
+              <w:pStyle w:val="ListParagraph"/>
+              <w:rPr>
+                <w:rFonts w:eastAsiaTheme="minorEastAsia"/>
+                <w:b/>
+                <w:bCs/>
+              </w:rPr>
+            </w:pPr>
+            <w:r>
+              <w:rPr>
+                <w:rFonts w:eastAsiaTheme="minorEastAsia"/>
+                <w:b/>
+                <w:bCs/>
+              </w:rPr>
+              <w:t>Condition</w:t>
+            </w:r>
+          </w:p>
+        </w:tc>
+        <w:tc>
+          <w:tcPr>
+            <w:tcW w:w="0" w:type="auto"/>
+            <w:vAlign w:val="center"/>
+            <w:hideMark/>
+          </w:tcPr>
+          <w:p>
+            <w:pPr>
+              <w:pStyle w:val="ListParagraph"/>
+              <w:rPr>
+                <w:rFonts w:eastAsiaTheme="minorEastAsia"/>
+                <w:b/>
+                <w:bCs/>
+              </w:rPr>
+            </w:pPr>
+            <w:r>
+              <w:rPr>
+                <w:rFonts w:eastAsiaTheme="minorEastAsia"/>
+                <w:b/>
+                <w:bCs/>
+              </w:rPr>
+              <w:t>Effective Cu Loss Multiplier</w:t>
+            </w:r>
+            <w:r>
+              <w:rPr>
+                <w:rFonts w:eastAsiaTheme="minorEastAsia"/>
+                <w:b/>
+                <w:bCs/>
+              </w:rPr>
+              <w:t xml:space="preserve"> </w:t>
+            </w:r>
+            <m:oMath>
+              <m:sSub>
+                <m:sSubPr>
+                  <m:ctrlPr>
+                    <w:rPr>
+                      <w:rFonts w:ascii="Cambria Math" w:hAnsi="Cambria Math"/>
+                      <w:b/>
+                      <w:bCs/>
+                      <w:i/>
+                    </w:rPr>
+                  </m:ctrlPr>
+                </m:sSubPr>
+                <m:e>
+                  <m:r>
+                    <m:rPr>
+                      <m:sty m:val="bi"/>
+                    </m:rPr>
+                    <w:rPr>
+                      <w:rFonts w:ascii="Cambria Math" w:hAnsi="Cambria Math"/>
+                    </w:rPr>
+                    <m:t>K</m:t>
+                  </m:r>
+                </m:e>
+                <m:sub>
+                  <m:r>
+                    <m:rPr>
+                      <m:sty m:val="bi"/>
+                    </m:rPr>
+                    <w:rPr>
+                      <w:rFonts w:ascii="Cambria Math" w:hAnsi="Cambria Math"/>
+                    </w:rPr>
+                    <m:t>AC</m:t>
+                  </m:r>
+                </m:sub>
+              </m:sSub>
+            </m:oMath>
+          </w:p>
+        </w:tc>
+      </w:tr>
+      <w:tr>
+        <w:trPr>
+          <w:tblCellSpacing w:w="15" w:type="dxa"/>
+        </w:trPr>
+        <w:tc>
+          <w:tcPr>
+            <w:tcW w:w="0" w:type="auto"/>
+            <w:vAlign w:val="center"/>
+            <w:hideMark/>
+          </w:tcPr>
+          <w:p>
+            <w:pPr>
+              <w:pStyle w:val="ListParagraph"/>
+              <w:rPr>
+                <w:rFonts w:eastAsiaTheme="minorEastAsia"/>
+              </w:rPr>
+            </w:pPr>
+            <w:r>
+              <w:rPr>
+                <w:rFonts w:eastAsiaTheme="minorEastAsia"/>
+              </w:rPr>
+              <w:t>&lt; 50 kHz</w:t>
+            </w:r>
+          </w:p>
+        </w:tc>
+        <w:tc>
+          <w:tcPr>
+            <w:tcW w:w="0" w:type="auto"/>
+            <w:vAlign w:val="center"/>
+            <w:hideMark/>
+          </w:tcPr>
+          <w:p>
+            <w:pPr>
+              <w:pStyle w:val="ListParagraph"/>
+              <w:rPr>
+                <w:rFonts w:eastAsiaTheme="minorEastAsia"/>
+              </w:rPr>
+            </w:pPr>
+            <w:r>
+              <w:rPr>
+                <w:rFonts w:eastAsiaTheme="minorEastAsia"/>
+              </w:rPr>
+              <w:t>1.0</w:t>
+            </w:r>
+          </w:p>
+        </w:tc>
+      </w:tr>
+      <w:tr>
+        <w:trPr>
+          <w:tblCellSpacing w:w="15" w:type="dxa"/>
+        </w:trPr>
+        <w:tc>
+          <w:tcPr>
+            <w:tcW w:w="0" w:type="auto"/>
+            <w:vAlign w:val="center"/>
+            <w:hideMark/>
+          </w:tcPr>
+          <w:p>
+            <w:pPr>
+              <w:pStyle w:val="ListParagraph"/>
+              <w:rPr>
+                <w:rFonts w:eastAsiaTheme="minorEastAsia"/>
+              </w:rPr>
+            </w:pPr>
+            <w:r>
+              <w:rPr>
+                <w:rFonts w:eastAsiaTheme="minorEastAsia"/>
+              </w:rPr>
+              <w:t>50–150 kHz</w:t>
+            </w:r>
+          </w:p>
+        </w:tc>
+        <w:tc>
+          <w:tcPr>
+            <w:tcW w:w="0" w:type="auto"/>
+            <w:vAlign w:val="center"/>
+            <w:hideMark/>
+          </w:tcPr>
+          <w:p>
+            <w:pPr>
+              <w:pStyle w:val="ListParagraph"/>
+              <w:rPr>
+                <w:rFonts w:eastAsiaTheme="minorEastAsia"/>
+              </w:rPr>
+            </w:pPr>
+            <w:r>
+              <w:rPr>
+                <w:rFonts w:eastAsiaTheme="minorEastAsia"/>
+              </w:rPr>
+              <w:t>1.2</w:t>
+            </w:r>
+          </w:p>
+        </w:tc>
+      </w:tr>
+      <w:tr>
+        <w:trPr>
+          <w:tblCellSpacing w:w="15" w:type="dxa"/>
+        </w:trPr>
+        <w:tc>
+          <w:tcPr>
+            <w:tcW w:w="0" w:type="auto"/>
+            <w:vAlign w:val="center"/>
+            <w:hideMark/>
+          </w:tcPr>
+          <w:p>
+            <w:pPr>
+              <w:pStyle w:val="ListParagraph"/>
+              <w:rPr>
+                <w:rFonts w:eastAsiaTheme="minorEastAsia"/>
+              </w:rPr>
+            </w:pPr>
+            <w:r>
+              <w:rPr>
+                <w:rFonts w:eastAsiaTheme="minorEastAsia"/>
+              </w:rPr>
+              <w:t>150–300 kHz</w:t>
+            </w:r>
+          </w:p>
+        </w:tc>
+        <w:tc>
+          <w:tcPr>
+            <w:tcW w:w="0" w:type="auto"/>
+            <w:vAlign w:val="center"/>
+            <w:hideMark/>
+          </w:tcPr>
+          <w:p>
+            <w:pPr>
+              <w:pStyle w:val="ListParagraph"/>
+              <w:rPr>
+                <w:rFonts w:eastAsiaTheme="minorEastAsia"/>
+              </w:rPr>
+            </w:pPr>
+            <w:r>
+              <w:rPr>
+                <w:rFonts w:eastAsiaTheme="minorEastAsia"/>
+              </w:rPr>
+              <w:t>1.4</w:t>
+            </w:r>
+          </w:p>
+        </w:tc>
+      </w:tr>
+      <w:tr>
+        <w:trPr>
+          <w:tblCellSpacing w:w="15" w:type="dxa"/>
+        </w:trPr>
+        <w:tc>
+          <w:tcPr>
+            <w:tcW w:w="0" w:type="auto"/>
+            <w:vAlign w:val="center"/>
+            <w:hideMark/>
+          </w:tcPr>
+          <w:p>
+            <w:pPr>
+              <w:pStyle w:val="ListParagraph"/>
+              <w:rPr>
+                <w:rFonts w:eastAsiaTheme="minorEastAsia"/>
+              </w:rPr>
+            </w:pPr>
+            <w:r>
+              <w:rPr>
+                <w:rFonts w:eastAsiaTheme="minorEastAsia"/>
+              </w:rPr>
+              <w:t>&gt; 300 kHz</w:t>
+            </w:r>
+          </w:p>
+        </w:tc>
+        <w:tc>
+          <w:tcPr>
+            <w:tcW w:w="0" w:type="auto"/>
+            <w:vAlign w:val="center"/>
+            <w:hideMark/>
+          </w:tcPr>
+          <w:p>
+            <w:pPr>
+              <w:pStyle w:val="ListParagraph"/>
+              <w:rPr>
+                <w:rFonts w:eastAsiaTheme="minorEastAsia"/>
+              </w:rPr>
+            </w:pPr>
+            <w:r>
+              <w:rPr>
+                <w:rFonts w:eastAsiaTheme="minorEastAsia"/>
+              </w:rPr>
+              <w:t>1.6</w:t>
+            </w:r>
+          </w:p>
+        </w:tc>
+      </w:tr>
+    </w:tbl>
+    <w:p>
+      <w:pPr>
+        <w:pStyle w:val="ListParagraph"/>
+        <w:rPr>
+          <w:rFonts w:eastAsiaTheme="minorEastAsia"/>
+        </w:rPr>
+      </w:pPr>
+      <w:r>
+        <w:rPr>
+          <w:rFonts w:eastAsiaTheme="minorEastAsia"/>
+        </w:rPr>
+        <w:t xml:space="preserve">The agent will reason as follows: </w:t>
+      </w:r>
+      <w:r>
+        <w:rPr>
+          <w:rFonts w:eastAsiaTheme="minorEastAsia"/>
+        </w:rPr>
+        <w:t>At the selected switching frequency, AC effects in the winding significantly increase effective resistance beyond DC values. Since detailed AC resistance data is unavailable, a conservative frequency-dependent correction is applied to avoid under-estimating copper loss.</w:t>
+      </w:r>
+    </w:p>
+    <w:p>
+      <w:pPr>
+        <w:pStyle w:val="ListParagraph"/>
+        <w:numPr>
+          <w:ilvl w:val="0"/>
+          <w:numId w:val="4"/>
+        </w:numPr>
+      </w:pPr>
+      <w:r>
+        <w:t>We can even estimate Inductor Core loss</w:t>
+      </w:r>
+      <w:r>
+        <w:t xml:space="preserve"> </w:t>
+      </w:r>
+      <m:oMath>
+        <m:sSub>
+          <m:sSubPr>
+            <m:ctrlPr>
+              <w:rPr>
+                <w:rFonts w:ascii="Cambria Math" w:hAnsi="Cambria Math"/>
+                <w:i/>
+              </w:rPr>
+            </m:ctrlPr>
+          </m:sSubPr>
+          <m:e>
+            <m:r>
+              <w:rPr>
+                <w:rFonts w:ascii="Cambria Math" w:hAnsi="Cambria Math"/>
+              </w:rPr>
+              <m:t>P</m:t>
+            </m:r>
+          </m:e>
+          <m:sub>
+            <m:r>
+              <w:rPr>
+                <w:rFonts w:ascii="Cambria Math" w:hAnsi="Cambria Math"/>
+              </w:rPr>
+              <m:t>Core</m:t>
+            </m:r>
+          </m:sub>
+        </m:sSub>
+      </m:oMath>
+      <w:r>
+        <w:t xml:space="preserve"> from the manufacturers datasheet and </w:t>
+      </w:r>
+      <w:r>
+        <w:t xml:space="preserve">roughly </w:t>
+      </w:r>
+      <w:proofErr w:type="gramStart"/>
+      <w:r>
+        <w:t xml:space="preserve">estimate </w:t>
+      </w:r>
+      <w:r>
+        <w:t xml:space="preserve"> it</w:t>
+      </w:r>
+      <w:proofErr w:type="gramEnd"/>
+      <w:r>
+        <w:t xml:space="preserve"> from </w:t>
+      </w:r>
+      <w:proofErr w:type="spellStart"/>
+      <w:r>
+        <w:t>steimetz</w:t>
+      </w:r>
+      <w:proofErr w:type="spellEnd"/>
+      <w:r>
+        <w:t xml:space="preserve"> equation can be used:</w:t>
+      </w:r>
+    </w:p>
+    <w:p>
+      <w:pPr>
+        <w:pStyle w:val="ListParagraph"/>
+        <w:rPr>
+          <w:rFonts w:eastAsiaTheme="minorEastAsia"/>
+        </w:rPr>
+      </w:pPr>
+    </w:p>
+    <w:p>
+      <w:pPr>
+        <w:pStyle w:val="ListParagraph"/>
+        <w:rPr>
+          <w:rFonts w:eastAsiaTheme="minorEastAsia"/>
+        </w:rPr>
+      </w:pPr>
+      <m:oMathPara>
+        <m:oMath>
+          <m:sSub>
+            <m:sSubPr>
+              <m:ctrlPr>
+                <w:rPr>
+                  <w:rFonts w:ascii="Cambria Math" w:hAnsi="Cambria Math"/>
+                  <w:i/>
+                </w:rPr>
+              </m:ctrlPr>
+            </m:sSubPr>
+            <m:e>
+              <m:r>
+                <w:rPr>
+                  <w:rFonts w:ascii="Cambria Math" w:hAnsi="Cambria Math"/>
+                </w:rPr>
+                <m:t>P</m:t>
+              </m:r>
+            </m:e>
+            <m:sub>
+              <m:r>
+                <w:rPr>
+                  <w:rFonts w:ascii="Cambria Math" w:hAnsi="Cambria Math"/>
+                </w:rPr>
+                <m:t>Core</m:t>
+              </m:r>
+            </m:sub>
+          </m:sSub>
+          <m:r>
+            <w:rPr>
+              <w:rFonts w:ascii="Cambria Math" w:hAnsi="Cambria Math"/>
+            </w:rPr>
+            <m:t>=</m:t>
+          </m:r>
+          <m:sSup>
+            <m:sSupPr>
+              <m:ctrlPr>
+                <w:rPr>
+                  <w:rFonts w:ascii="Cambria Math" w:hAnsi="Cambria Math"/>
+                  <w:i/>
+                </w:rPr>
+              </m:ctrlPr>
+            </m:sSupPr>
+            <m:e>
+              <m:r>
+                <w:rPr>
+                  <w:rFonts w:ascii="Cambria Math" w:hAnsi="Cambria Math"/>
+                </w:rPr>
+                <m:t>∆B</m:t>
+              </m:r>
+            </m:e>
+            <m:sup>
+              <m:r>
+                <w:rPr>
+                  <w:rFonts w:ascii="Cambria Math" w:hAnsi="Cambria Math"/>
+                </w:rPr>
+                <m:t>β</m:t>
+              </m:r>
+            </m:sup>
+          </m:sSup>
+          <m:r>
+            <w:rPr>
+              <w:rFonts w:ascii="Cambria Math" w:hAnsi="Cambria Math"/>
+            </w:rPr>
+            <m:t>×</m:t>
+          </m:r>
+          <m:sSup>
+            <m:sSupPr>
+              <m:ctrlPr>
+                <w:rPr>
+                  <w:rFonts w:ascii="Cambria Math" w:hAnsi="Cambria Math"/>
+                  <w:i/>
+                </w:rPr>
+              </m:ctrlPr>
+            </m:sSupPr>
+            <m:e>
+              <m:sSub>
+                <m:sSubPr>
+                  <m:ctrlPr>
+                    <w:rPr>
+                      <w:rFonts w:ascii="Cambria Math" w:hAnsi="Cambria Math"/>
+                      <w:i/>
+                    </w:rPr>
+                  </m:ctrlPr>
+                </m:sSubPr>
+                <m:e>
+                  <m:r>
+                    <w:rPr>
+                      <w:rFonts w:ascii="Cambria Math" w:hAnsi="Cambria Math"/>
+                    </w:rPr>
+                    <m:t>F</m:t>
+                  </m:r>
+                </m:e>
+                <m:sub>
+                  <m:r>
+                    <w:rPr>
+                      <w:rFonts w:ascii="Cambria Math" w:hAnsi="Cambria Math"/>
+                    </w:rPr>
+                    <m:t>sw</m:t>
+                  </m:r>
+                </m:sub>
+              </m:sSub>
+            </m:e>
+            <m:sup>
+              <m:r>
+                <w:rPr>
+                  <w:rFonts w:ascii="Cambria Math" w:hAnsi="Cambria Math"/>
+                </w:rPr>
+                <m:t>α</m:t>
+              </m:r>
+            </m:sup>
+          </m:sSup>
+          <m:r>
+            <w:rPr>
+              <w:rFonts w:ascii="Cambria Math" w:hAnsi="Cambria Math"/>
+            </w:rPr>
+            <m:t>×</m:t>
+          </m:r>
+          <m:r>
+            <w:rPr>
+              <w:rFonts w:ascii="Cambria Math" w:hAnsi="Cambria Math"/>
+            </w:rPr>
+            <m:t>k</m:t>
+          </m:r>
+        </m:oMath>
+      </m:oMathPara>
+    </w:p>
+    <w:p>
+      <w:pPr>
+        <w:pStyle w:val="ListParagraph"/>
+      </w:pPr>
+      <w:r>
+        <w:t>Where:</w:t>
+      </w:r>
+    </w:p>
+    <w:p>
+      <w:pPr>
+        <w:pStyle w:val="ListParagraph"/>
+        <w:numPr>
+          <w:ilvl w:val="0"/>
+          <w:numId w:val="9"/>
+        </w:numPr>
+      </w:pPr>
+      <m:oMath>
+        <m:r>
+          <w:rPr>
+            <w:rFonts w:ascii="Cambria Math" w:hAnsi="Cambria Math"/>
+          </w:rPr>
+          <m:t>α≈1.2</m:t>
+        </m:r>
+      </m:oMath>
+      <w:r>
+        <w:rPr>
+          <w:rFonts w:eastAsiaTheme="minorEastAsia"/>
+        </w:rPr>
+        <w:t xml:space="preserve"> </w:t>
+      </w:r>
+      <w:r>
+        <w:t xml:space="preserve">to </w:t>
+      </w:r>
+      <m:oMath>
+        <m:r>
+          <w:rPr>
+            <w:rFonts w:ascii="Cambria Math" w:hAnsi="Cambria Math"/>
+          </w:rPr>
+          <m:t>1.8</m:t>
+        </m:r>
+      </m:oMath>
+    </w:p>
+    <w:p>
+      <w:pPr>
+        <w:pStyle w:val="ListParagraph"/>
+        <w:numPr>
+          <w:ilvl w:val="0"/>
+          <w:numId w:val="8"/>
+        </w:numPr>
+      </w:pPr>
+      <m:oMath>
+        <m:r>
+          <w:rPr>
+            <w:rFonts w:ascii="Cambria Math" w:hAnsi="Cambria Math"/>
+          </w:rPr>
+          <m:t>β≈2.0</m:t>
+        </m:r>
+      </m:oMath>
+      <w:r>
+        <w:rPr>
+          <w:rFonts w:eastAsiaTheme="minorEastAsia"/>
+        </w:rPr>
+        <w:t xml:space="preserve"> </w:t>
+      </w:r>
+      <w:r>
+        <w:t xml:space="preserve">to </w:t>
+      </w:r>
+      <m:oMath>
+        <m:r>
+          <w:rPr>
+            <w:rFonts w:ascii="Cambria Math" w:hAnsi="Cambria Math"/>
+          </w:rPr>
+          <m:t>2.7</m:t>
+        </m:r>
+      </m:oMath>
+    </w:p>
+    <w:p>
+      <w:pPr>
+        <w:pStyle w:val="ListParagraph"/>
+        <w:numPr>
+          <w:ilvl w:val="0"/>
+          <w:numId w:val="9"/>
+        </w:numPr>
+      </w:pPr>
+      <w:r>
+        <w:t xml:space="preserve">What agent does is extract Core loss vs frequency curves, get multiple points to extract </w:t>
+      </w:r>
+      <m:oMath>
+        <m:r>
+          <w:rPr>
+            <w:rFonts w:ascii="Cambria Math" w:hAnsi="Cambria Math"/>
+          </w:rPr>
+          <m:t>α</m:t>
+        </m:r>
+        <m:r>
+          <w:rPr>
+            <w:rFonts w:ascii="Cambria Math" w:hAnsi="Cambria Math"/>
+          </w:rPr>
+          <m:t xml:space="preserve"> and </m:t>
+        </m:r>
+        <m:r>
+          <w:rPr>
+            <w:rFonts w:ascii="Cambria Math" w:hAnsi="Cambria Math"/>
+          </w:rPr>
+          <m:t>β</m:t>
+        </m:r>
+      </m:oMath>
+      <w:r>
+        <w:rPr>
+          <w:rFonts w:eastAsiaTheme="minorEastAsia"/>
+          <w:iCs/>
+        </w:rPr>
+        <w:t>. Once it gets those, then use them and one operating point to get k. This can be used to calculate exact core loss in Watts.</w:t>
+      </w:r>
+    </w:p>
+    <w:p>
+      <w:pPr>
+        <w:ind w:left="1080"/>
+      </w:pPr>
+      <w:r>
+        <w:t>Based upon the comparison between core and copper loss, the agent reasons that if core loss dominates copper loss, then thermal risk is likely.</w:t>
+      </w:r>
+    </w:p>
+    <w:p>
+      <w:pPr>
+        <w:ind w:left="1080"/>
+        <w:rPr>
+          <w:rFonts w:eastAsiaTheme="minorEastAsia"/>
+        </w:rPr>
+      </w:pPr>
+      <w:r>
+        <w:t xml:space="preserve">Often Vendor curves are not provided. In such cases the agent will estimate core loss stress by omitting k value and identifying frequency and </w:t>
+      </w:r>
+      <m:oMath>
+        <m:r>
+          <w:rPr>
+            <w:rFonts w:ascii="Cambria Math" w:hAnsi="Cambria Math"/>
+          </w:rPr>
+          <m:t>∆B</m:t>
+        </m:r>
+        <m:r>
+          <w:rPr>
+            <w:rFonts w:ascii="Cambria Math" w:hAnsi="Cambria Math"/>
+          </w:rPr>
+          <m:t xml:space="preserve"> </m:t>
+        </m:r>
+      </m:oMath>
+      <w:r>
+        <w:rPr>
+          <w:rFonts w:eastAsiaTheme="minorEastAsia"/>
+        </w:rPr>
+        <w:t>d</w:t>
+      </w:r>
+      <w:proofErr w:type="spellStart"/>
+      <w:r>
+        <w:rPr>
+          <w:rFonts w:eastAsiaTheme="minorEastAsia"/>
+        </w:rPr>
+        <w:t>ependency</w:t>
+      </w:r>
+      <w:proofErr w:type="spellEnd"/>
+      <w:r>
+        <w:rPr>
+          <w:rFonts w:eastAsiaTheme="minorEastAsia"/>
+        </w:rPr>
+        <w:t xml:space="preserve">. The agent uses the following table to extract </w:t>
+      </w:r>
+      <m:oMath>
+        <m:r>
+          <w:rPr>
+            <w:rFonts w:ascii="Cambria Math" w:hAnsi="Cambria Math"/>
+          </w:rPr>
+          <m:t>α</m:t>
+        </m:r>
+        <m:r>
+          <w:rPr>
+            <w:rFonts w:ascii="Cambria Math" w:hAnsi="Cambria Math"/>
+          </w:rPr>
+          <m:t xml:space="preserve"> and </m:t>
+        </m:r>
+        <m:r>
+          <w:rPr>
+            <w:rFonts w:ascii="Cambria Math" w:hAnsi="Cambria Math"/>
+          </w:rPr>
+          <m:t>β</m:t>
+        </m:r>
+      </m:oMath>
+      <w:r>
+        <w:rPr>
+          <w:rFonts w:eastAsiaTheme="minorEastAsia"/>
+          <w:iCs/>
+        </w:rPr>
+        <w:t>:</w:t>
+      </w:r>
+    </w:p>
+    <w:tbl>
+      <w:tblPr>
+        <w:tblW w:w="0" w:type="auto"/>
+        <w:tblCellSpacing w:w="15" w:type="dxa"/>
+        <w:tblCellMar>
+          <w:top w:w="15" w:type="dxa"/>
+          <w:left w:w="15" w:type="dxa"/>
+          <w:bottom w:w="15" w:type="dxa"/>
+          <w:right w:w="15" w:type="dxa"/>
+        </w:tblCellMar>
+        <w:tblLook w:val="04A0" w:firstRow="1" w:lastRow="0" w:firstColumn="1" w:lastColumn="0" w:noHBand="0" w:noVBand="1"/>
+      </w:tblPr>
+      <w:tblGrid>
+        <w:gridCol w:w="2791"/>
+        <w:gridCol w:w="1556"/>
+        <w:gridCol w:w="1556"/>
+        <w:gridCol w:w="3123"/>
+      </w:tblGrid>
+      <w:tr>
+        <w:trPr>
+          <w:tblHeader/>
+          <w:tblCellSpacing w:w="15" w:type="dxa"/>
+        </w:trPr>
+        <w:tc>
+          <w:tcPr>
+            <w:tcW w:w="0" w:type="auto"/>
+            <w:vAlign w:val="center"/>
+            <w:hideMark/>
+          </w:tcPr>
+          <w:p>
+            <w:pPr>
+              <w:ind w:left="1080"/>
+              <w:rPr>
+                <w:rFonts w:eastAsiaTheme="minorEastAsia"/>
+                <w:b/>
+                <w:bCs/>
+              </w:rPr>
+            </w:pPr>
+            <w:r>
+              <w:rPr>
+                <w:rFonts w:eastAsiaTheme="minorEastAsia"/>
+                <w:b/>
+                <w:bCs/>
+              </w:rPr>
+              <w:t>Core class</w:t>
+            </w:r>
+          </w:p>
+        </w:tc>
+        <w:tc>
+          <w:tcPr>
+            <w:tcW w:w="0" w:type="auto"/>
+            <w:vAlign w:val="center"/>
+            <w:hideMark/>
+          </w:tcPr>
+          <w:p>
+            <w:pPr>
+              <w:ind w:left="1080"/>
+              <w:rPr>
+                <w:rFonts w:eastAsiaTheme="minorEastAsia"/>
+                <w:b/>
+                <w:bCs/>
+              </w:rPr>
+            </w:pPr>
+            <w:r>
+              <w:rPr>
+                <w:rFonts w:eastAsiaTheme="minorEastAsia"/>
+                <w:b/>
+                <w:bCs/>
+              </w:rPr>
+              <w:t>α</w:t>
+            </w:r>
+          </w:p>
+        </w:tc>
+        <w:tc>
+          <w:tcPr>
+            <w:tcW w:w="0" w:type="auto"/>
+            <w:vAlign w:val="center"/>
+            <w:hideMark/>
+          </w:tcPr>
+          <w:p>
+            <w:pPr>
+              <w:ind w:left="1080"/>
+              <w:rPr>
+                <w:rFonts w:eastAsiaTheme="minorEastAsia"/>
+                <w:b/>
+                <w:bCs/>
+              </w:rPr>
+            </w:pPr>
+            <w:r>
+              <w:rPr>
+                <w:rFonts w:eastAsiaTheme="minorEastAsia"/>
+                <w:b/>
+                <w:bCs/>
+              </w:rPr>
+              <w:t>β</w:t>
+            </w:r>
+          </w:p>
+        </w:tc>
+        <w:tc>
+          <w:tcPr>
+            <w:tcW w:w="0" w:type="auto"/>
+            <w:vAlign w:val="center"/>
+            <w:hideMark/>
+          </w:tcPr>
+          <w:p>
+            <w:pPr>
+              <w:ind w:left="1080"/>
+              <w:rPr>
+                <w:rFonts w:eastAsiaTheme="minorEastAsia"/>
+                <w:b/>
+                <w:bCs/>
+              </w:rPr>
+            </w:pPr>
+            <w:r>
+              <w:rPr>
+                <w:rFonts w:eastAsiaTheme="minorEastAsia"/>
+                <w:b/>
+                <w:bCs/>
+              </w:rPr>
+              <w:t>Relative loss</w:t>
+            </w:r>
+          </w:p>
+        </w:tc>
+      </w:tr>
+      <w:tr>
+        <w:trPr>
+          <w:tblCellSpacing w:w="15" w:type="dxa"/>
+        </w:trPr>
+        <w:tc>
+          <w:tcPr>
+            <w:tcW w:w="0" w:type="auto"/>
+            <w:vAlign w:val="center"/>
+            <w:hideMark/>
+          </w:tcPr>
+          <w:p>
+            <w:pPr>
+              <w:ind w:left="1080"/>
+              <w:rPr>
+                <w:rFonts w:eastAsiaTheme="minorEastAsia"/>
+              </w:rPr>
+            </w:pPr>
+            <w:r>
+              <w:rPr>
+                <w:rFonts w:eastAsiaTheme="minorEastAsia"/>
+              </w:rPr>
+              <w:t>Ferrite</w:t>
+            </w:r>
+          </w:p>
+        </w:tc>
+        <w:tc>
+          <w:tcPr>
+            <w:tcW w:w="0" w:type="auto"/>
+            <w:vAlign w:val="center"/>
+            <w:hideMark/>
+          </w:tcPr>
+          <w:p>
+            <w:pPr>
+              <w:ind w:left="1080"/>
+              <w:rPr>
+                <w:rFonts w:eastAsiaTheme="minorEastAsia"/>
+              </w:rPr>
+            </w:pPr>
+            <w:r>
+              <w:rPr>
+                <w:rFonts w:eastAsiaTheme="minorEastAsia"/>
+              </w:rPr>
+              <w:t>~1.5</w:t>
+            </w:r>
+          </w:p>
+        </w:tc>
+        <w:tc>
+          <w:tcPr>
+            <w:tcW w:w="0" w:type="auto"/>
+            <w:vAlign w:val="center"/>
+            <w:hideMark/>
+          </w:tcPr>
+          <w:p>
+            <w:pPr>
+              <w:ind w:left="1080"/>
+              <w:rPr>
+                <w:rFonts w:eastAsiaTheme="minorEastAsia"/>
+              </w:rPr>
+            </w:pPr>
+            <w:r>
+              <w:rPr>
+                <w:rFonts w:eastAsiaTheme="minorEastAsia"/>
+              </w:rPr>
+              <w:t>~2.5</w:t>
+            </w:r>
+          </w:p>
+        </w:tc>
+        <w:tc>
+          <w:tcPr>
+            <w:tcW w:w="0" w:type="auto"/>
+            <w:vAlign w:val="center"/>
+            <w:hideMark/>
+          </w:tcPr>
+          <w:p>
+            <w:pPr>
+              <w:ind w:left="1080"/>
+              <w:rPr>
+                <w:rFonts w:eastAsiaTheme="minorEastAsia"/>
+              </w:rPr>
+            </w:pPr>
+            <w:r>
+              <w:rPr>
+                <w:rFonts w:eastAsiaTheme="minorEastAsia"/>
+              </w:rPr>
+              <w:t>Low @ HF, sharp rise</w:t>
+            </w:r>
+          </w:p>
+        </w:tc>
+      </w:tr>
+      <w:tr>
+        <w:trPr>
+          <w:tblCellSpacing w:w="15" w:type="dxa"/>
+        </w:trPr>
+        <w:tc>
+          <w:tcPr>
+            <w:tcW w:w="0" w:type="auto"/>
+            <w:vAlign w:val="center"/>
+            <w:hideMark/>
+          </w:tcPr>
+          <w:p>
+            <w:pPr>
+              <w:ind w:left="1080"/>
+              <w:rPr>
+                <w:rFonts w:eastAsiaTheme="minorEastAsia"/>
+              </w:rPr>
+            </w:pPr>
+            <w:r>
+              <w:rPr>
+                <w:rFonts w:eastAsiaTheme="minorEastAsia"/>
+              </w:rPr>
+              <w:t>Powdered iron</w:t>
+            </w:r>
+          </w:p>
+        </w:tc>
+        <w:tc>
+          <w:tcPr>
+            <w:tcW w:w="0" w:type="auto"/>
+            <w:vAlign w:val="center"/>
+            <w:hideMark/>
+          </w:tcPr>
+          <w:p>
+            <w:pPr>
+              <w:ind w:left="1080"/>
+              <w:rPr>
+                <w:rFonts w:eastAsiaTheme="minorEastAsia"/>
+              </w:rPr>
+            </w:pPr>
+            <w:r>
+              <w:rPr>
+                <w:rFonts w:eastAsiaTheme="minorEastAsia"/>
+              </w:rPr>
+              <w:t>~1.3</w:t>
+            </w:r>
+          </w:p>
+        </w:tc>
+        <w:tc>
+          <w:tcPr>
+            <w:tcW w:w="0" w:type="auto"/>
+            <w:vAlign w:val="center"/>
+            <w:hideMark/>
+          </w:tcPr>
+          <w:p>
+            <w:pPr>
+              <w:ind w:left="1080"/>
+              <w:rPr>
+                <w:rFonts w:eastAsiaTheme="minorEastAsia"/>
+              </w:rPr>
+            </w:pPr>
+            <w:r>
+              <w:rPr>
+                <w:rFonts w:eastAsiaTheme="minorEastAsia"/>
+              </w:rPr>
+              <w:t>~2.0</w:t>
+            </w:r>
+          </w:p>
+        </w:tc>
+        <w:tc>
+          <w:tcPr>
+            <w:tcW w:w="0" w:type="auto"/>
+            <w:vAlign w:val="center"/>
+            <w:hideMark/>
+          </w:tcPr>
+          <w:p>
+            <w:pPr>
+              <w:ind w:left="1080"/>
+              <w:rPr>
+                <w:rFonts w:eastAsiaTheme="minorEastAsia"/>
+              </w:rPr>
+            </w:pPr>
+            <w:r>
+              <w:rPr>
+                <w:rFonts w:eastAsiaTheme="minorEastAsia"/>
+              </w:rPr>
+              <w:t>Higher baseline, softer</w:t>
+            </w:r>
+          </w:p>
+        </w:tc>
+      </w:tr>
+      <w:tr>
+        <w:trPr>
+          <w:tblCellSpacing w:w="15" w:type="dxa"/>
+        </w:trPr>
+        <w:tc>
+          <w:tcPr>
+            <w:tcW w:w="0" w:type="auto"/>
+            <w:vAlign w:val="center"/>
+            <w:hideMark/>
+          </w:tcPr>
+          <w:p>
+            <w:pPr>
+              <w:ind w:left="1080"/>
+              <w:rPr>
+                <w:rFonts w:eastAsiaTheme="minorEastAsia"/>
+              </w:rPr>
+            </w:pPr>
+            <w:proofErr w:type="spellStart"/>
+            <w:r>
+              <w:rPr>
+                <w:rFonts w:eastAsiaTheme="minorEastAsia"/>
+              </w:rPr>
+              <w:t>Sendust</w:t>
+            </w:r>
+            <w:proofErr w:type="spellEnd"/>
+            <w:r>
+              <w:rPr>
+                <w:rFonts w:eastAsiaTheme="minorEastAsia"/>
+              </w:rPr>
+              <w:t xml:space="preserve"> / Kool-Mu</w:t>
+            </w:r>
+          </w:p>
+        </w:tc>
+        <w:tc>
+          <w:tcPr>
+            <w:tcW w:w="0" w:type="auto"/>
+            <w:vAlign w:val="center"/>
+            <w:hideMark/>
+          </w:tcPr>
+          <w:p>
+            <w:pPr>
+              <w:ind w:left="1080"/>
+              <w:rPr>
+                <w:rFonts w:eastAsiaTheme="minorEastAsia"/>
+              </w:rPr>
+            </w:pPr>
+            <w:r>
+              <w:rPr>
+                <w:rFonts w:eastAsiaTheme="minorEastAsia"/>
+              </w:rPr>
+              <w:t>~1.3</w:t>
+            </w:r>
+          </w:p>
+        </w:tc>
+        <w:tc>
+          <w:tcPr>
+            <w:tcW w:w="0" w:type="auto"/>
+            <w:vAlign w:val="center"/>
+            <w:hideMark/>
+          </w:tcPr>
+          <w:p>
+            <w:pPr>
+              <w:ind w:left="1080"/>
+              <w:rPr>
+                <w:rFonts w:eastAsiaTheme="minorEastAsia"/>
+              </w:rPr>
+            </w:pPr>
+            <w:r>
+              <w:rPr>
+                <w:rFonts w:eastAsiaTheme="minorEastAsia"/>
+              </w:rPr>
+              <w:t>~2.1</w:t>
+            </w:r>
+          </w:p>
+        </w:tc>
+        <w:tc>
+          <w:tcPr>
+            <w:tcW w:w="0" w:type="auto"/>
+            <w:vAlign w:val="center"/>
+            <w:hideMark/>
+          </w:tcPr>
+          <w:p>
+            <w:pPr>
+              <w:ind w:left="1080"/>
+              <w:rPr>
+                <w:rFonts w:eastAsiaTheme="minorEastAsia"/>
+              </w:rPr>
+            </w:pPr>
+            <w:r>
+              <w:rPr>
+                <w:rFonts w:eastAsiaTheme="minorEastAsia"/>
+              </w:rPr>
+              <w:t>Moderate</w:t>
+            </w:r>
+          </w:p>
+        </w:tc>
+      </w:tr>
+    </w:tbl>
+    <w:p>
+      <w:pPr>
+        <w:pStyle w:val="ListParagraph"/>
+        <w:rPr>
+          <w:rFonts w:eastAsiaTheme="minorEastAsia"/>
+        </w:rPr>
+      </w:pPr>
+      <w:r>
+        <w:rPr>
+          <w:rFonts w:eastAsiaTheme="minorEastAsia"/>
+        </w:rPr>
+        <w:t xml:space="preserve">And </w:t>
+      </w:r>
+      <w:r>
+        <w:rPr>
+          <w:rFonts w:eastAsiaTheme="minorEastAsia"/>
+        </w:rPr>
+        <w:t xml:space="preserve">uses </w:t>
+      </w:r>
+      <w:r>
+        <w:rPr>
+          <w:rFonts w:ascii="Cambria Math" w:hAnsi="Cambria Math"/>
+          <w:i/>
+        </w:rPr>
+        <w:br/>
+      </w:r>
+      <m:oMathPara>
+        <m:oMath>
+          <m:sSub>
+            <m:sSubPr>
+              <m:ctrlPr>
+                <w:rPr>
+                  <w:rFonts w:ascii="Cambria Math" w:hAnsi="Cambria Math"/>
+                  <w:i/>
+                </w:rPr>
+              </m:ctrlPr>
+            </m:sSubPr>
+            <m:e>
+              <m:r>
+                <w:rPr>
+                  <w:rFonts w:ascii="Cambria Math" w:hAnsi="Cambria Math"/>
+                </w:rPr>
+                <m:t>P</m:t>
+              </m:r>
+            </m:e>
+            <m:sub>
+              <m:r>
+                <w:rPr>
+                  <w:rFonts w:ascii="Cambria Math" w:hAnsi="Cambria Math"/>
+                </w:rPr>
+                <m:t>Core</m:t>
+              </m:r>
+              <m:r>
+                <w:rPr>
+                  <w:rFonts w:ascii="Cambria Math" w:hAnsi="Cambria Math"/>
+                </w:rPr>
+                <m:t>Stress</m:t>
+              </m:r>
+            </m:sub>
+          </m:sSub>
+          <m:r>
+            <w:rPr>
+              <w:rFonts w:ascii="Cambria Math" w:hAnsi="Cambria Math"/>
+            </w:rPr>
+            <m:t xml:space="preserve"> is proportional to (</m:t>
+          </m:r>
+          <m:sSup>
+            <m:sSupPr>
+              <m:ctrlPr>
+                <w:rPr>
+                  <w:rFonts w:ascii="Cambria Math" w:hAnsi="Cambria Math"/>
+                  <w:i/>
+                </w:rPr>
+              </m:ctrlPr>
+            </m:sSupPr>
+            <m:e>
+              <m:r>
+                <w:rPr>
+                  <w:rFonts w:ascii="Cambria Math" w:hAnsi="Cambria Math"/>
+                </w:rPr>
+                <m:t>∆B</m:t>
+              </m:r>
+            </m:e>
+            <m:sup>
+              <m:r>
+                <w:rPr>
+                  <w:rFonts w:ascii="Cambria Math" w:hAnsi="Cambria Math"/>
+                </w:rPr>
+                <m:t>β</m:t>
+              </m:r>
+            </m:sup>
+          </m:sSup>
+          <m:r>
+            <w:rPr>
+              <w:rFonts w:ascii="Cambria Math" w:hAnsi="Cambria Math"/>
+            </w:rPr>
+            <m:t>×</m:t>
+          </m:r>
+          <m:sSup>
+            <m:sSupPr>
+              <m:ctrlPr>
+                <w:rPr>
+                  <w:rFonts w:ascii="Cambria Math" w:hAnsi="Cambria Math"/>
+                  <w:i/>
+                </w:rPr>
+              </m:ctrlPr>
+            </m:sSupPr>
+            <m:e>
+              <m:sSub>
+                <m:sSubPr>
+                  <m:ctrlPr>
+                    <w:rPr>
+                      <w:rFonts w:ascii="Cambria Math" w:hAnsi="Cambria Math"/>
+                      <w:i/>
+                    </w:rPr>
+                  </m:ctrlPr>
+                </m:sSubPr>
+                <m:e>
+                  <m:r>
+                    <w:rPr>
+                      <w:rFonts w:ascii="Cambria Math" w:hAnsi="Cambria Math"/>
+                    </w:rPr>
+                    <m:t>F</m:t>
+                  </m:r>
+                </m:e>
+                <m:sub>
+                  <m:r>
+                    <w:rPr>
+                      <w:rFonts w:ascii="Cambria Math" w:hAnsi="Cambria Math"/>
+                    </w:rPr>
+                    <m:t>sw</m:t>
+                  </m:r>
+                </m:sub>
+              </m:sSub>
+            </m:e>
+            <m:sup>
+              <m:r>
+                <w:rPr>
+                  <w:rFonts w:ascii="Cambria Math" w:hAnsi="Cambria Math"/>
+                </w:rPr>
+                <m:t>α</m:t>
+              </m:r>
+            </m:sup>
+          </m:sSup>
+          <m:r>
+            <w:rPr>
+              <w:rFonts w:ascii="Cambria Math" w:hAnsi="Cambria Math"/>
+            </w:rPr>
+            <m:t>)</m:t>
+          </m:r>
+        </m:oMath>
+      </m:oMathPara>
+    </w:p>
+    <w:p>
+      <w:pPr>
+        <w:ind w:left="1080"/>
+        <w:rPr>
+          <w:rFonts w:eastAsiaTheme="minorEastAsia"/>
+        </w:rPr>
+      </w:pPr>
+      <w:r>
+        <w:rPr>
+          <w:rFonts w:eastAsiaTheme="minorEastAsia"/>
+        </w:rPr>
+        <w:t xml:space="preserve">Where </w:t>
+      </w:r>
+      <m:oMath>
+        <m:r>
+          <w:rPr>
+            <w:rFonts w:ascii="Cambria Math" w:hAnsi="Cambria Math"/>
+          </w:rPr>
+          <m:t>∆B</m:t>
+        </m:r>
+        <m:r>
+          <w:rPr>
+            <w:rFonts w:ascii="Cambria Math" w:hAnsi="Cambria Math"/>
+          </w:rPr>
+          <m:t xml:space="preserve"> </m:t>
+        </m:r>
+      </m:oMath>
+      <w:r>
+        <w:rPr>
+          <w:rFonts w:eastAsiaTheme="minorEastAsia"/>
+        </w:rPr>
+        <w:t xml:space="preserve">is proportional to </w:t>
+      </w:r>
+      <m:oMath>
+        <m:r>
+          <w:rPr>
+            <w:rFonts w:ascii="Cambria Math" w:hAnsi="Cambria Math"/>
+          </w:rPr>
+          <m:t>∆</m:t>
+        </m:r>
+        <m:r>
+          <w:rPr>
+            <w:rFonts w:ascii="Cambria Math" w:hAnsi="Cambria Math"/>
+          </w:rPr>
+          <m:t>I</m:t>
+        </m:r>
+      </m:oMath>
+      <w:r>
+        <w:rPr>
+          <w:rFonts w:eastAsiaTheme="minorEastAsia"/>
+        </w:rPr>
+        <w:t>/</w:t>
       </w:r>
       <m:oMath>
         <m:sSub>
@@ -1027,189 +3914,7 @@
               <w:rPr>
                 <w:rFonts w:ascii="Cambria Math" w:hAnsi="Cambria Math"/>
               </w:rPr>
-              <m:t>LRMS</m:t>
-            </m:r>
-          </m:sub>
-        </m:sSub>
-        <m:r>
-          <w:rPr>
-            <w:rFonts w:ascii="Cambria Math" w:eastAsiaTheme="minorEastAsia" w:hAnsi="Cambria Math"/>
-          </w:rPr>
-          <m:t>=</m:t>
-        </m:r>
-        <m:rad>
-          <m:radPr>
-            <m:degHide m:val="1"/>
-            <m:ctrlPr>
-              <w:rPr>
-                <w:rFonts w:ascii="Cambria Math" w:eastAsiaTheme="minorEastAsia" w:hAnsi="Cambria Math"/>
-                <w:i/>
-              </w:rPr>
-            </m:ctrlPr>
-          </m:radPr>
-          <m:deg/>
-          <m:e>
-            <m:sSup>
-              <m:sSupPr>
-                <m:ctrlPr>
-                  <w:rPr>
-                    <w:rFonts w:ascii="Cambria Math" w:eastAsiaTheme="minorEastAsia" w:hAnsi="Cambria Math"/>
-                    <w:i/>
-                  </w:rPr>
-                </m:ctrlPr>
-              </m:sSupPr>
-              <m:e>
-                <m:sSub>
-                  <m:sSubPr>
-                    <m:ctrlPr>
-                      <w:rPr>
-                        <w:rFonts w:ascii="Cambria Math" w:eastAsiaTheme="minorEastAsia" w:hAnsi="Cambria Math"/>
-                        <w:i/>
-                      </w:rPr>
-                    </m:ctrlPr>
-                  </m:sSubPr>
-                  <m:e>
-                    <m:r>
-                      <w:rPr>
-                        <w:rFonts w:ascii="Cambria Math" w:eastAsiaTheme="minorEastAsia" w:hAnsi="Cambria Math"/>
-                      </w:rPr>
-                      <m:t>I</m:t>
-                    </m:r>
-                  </m:e>
-                  <m:sub>
-                    <m:r>
-                      <w:rPr>
-                        <w:rFonts w:ascii="Cambria Math" w:eastAsiaTheme="minorEastAsia" w:hAnsi="Cambria Math"/>
-                      </w:rPr>
-                      <m:t>OUTMAX</m:t>
-                    </m:r>
-                  </m:sub>
-                </m:sSub>
-              </m:e>
-              <m:sup>
-                <m:r>
-                  <w:rPr>
-                    <w:rFonts w:ascii="Cambria Math" w:eastAsiaTheme="minorEastAsia" w:hAnsi="Cambria Math"/>
-                  </w:rPr>
-                  <m:t>2</m:t>
-                </m:r>
-              </m:sup>
-            </m:sSup>
-            <m:r>
-              <w:rPr>
-                <w:rFonts w:ascii="Cambria Math" w:eastAsiaTheme="minorEastAsia" w:hAnsi="Cambria Math"/>
-              </w:rPr>
-              <m:t>+</m:t>
-            </m:r>
-            <m:f>
-              <m:fPr>
-                <m:ctrlPr>
-                  <w:rPr>
-                    <w:rFonts w:ascii="Cambria Math" w:eastAsiaTheme="minorEastAsia" w:hAnsi="Cambria Math"/>
-                    <w:i/>
-                  </w:rPr>
-                </m:ctrlPr>
-              </m:fPr>
-              <m:num>
-                <m:sSup>
-                  <m:sSupPr>
-                    <m:ctrlPr>
-                      <w:rPr>
-                        <w:rFonts w:ascii="Cambria Math" w:hAnsi="Cambria Math"/>
-                        <w:i/>
-                      </w:rPr>
-                    </m:ctrlPr>
-                  </m:sSupPr>
-                  <m:e>
-                    <m:sSub>
-                      <m:sSubPr>
-                        <m:ctrlPr>
-                          <w:rPr>
-                            <w:rFonts w:ascii="Cambria Math" w:hAnsi="Cambria Math"/>
-                            <w:i/>
-                          </w:rPr>
-                        </m:ctrlPr>
-                      </m:sSubPr>
-                      <m:e>
-                        <m:r>
-                          <w:rPr>
-                            <w:rFonts w:ascii="Cambria Math" w:hAnsi="Cambria Math"/>
-                          </w:rPr>
-                          <m:t>I</m:t>
-                        </m:r>
-                      </m:e>
-                      <m:sub>
-                        <m:r>
-                          <w:rPr>
-                            <w:rFonts w:ascii="Cambria Math" w:hAnsi="Cambria Math"/>
-                          </w:rPr>
-                          <m:t>OUT RIPPLE</m:t>
-                        </m:r>
-                      </m:sub>
-                    </m:sSub>
-                  </m:e>
-                  <m:sup>
-                    <m:r>
-                      <w:rPr>
-                        <w:rFonts w:ascii="Cambria Math" w:hAnsi="Cambria Math"/>
-                      </w:rPr>
-                      <m:t>2</m:t>
-                    </m:r>
-                  </m:sup>
-                </m:sSup>
-              </m:num>
-              <m:den>
-                <m:r>
-                  <w:rPr>
-                    <w:rFonts w:ascii="Cambria Math" w:eastAsiaTheme="minorEastAsia" w:hAnsi="Cambria Math"/>
-                  </w:rPr>
-                  <m:t>12</m:t>
-                </m:r>
-              </m:den>
-            </m:f>
-          </m:e>
-        </m:rad>
-      </m:oMath>
-    </w:p>
-    <w:p>
-      <w:pPr>
-        <w:pStyle w:val="ListParagraph"/>
-      </w:pPr>
-    </w:p>
-    <w:p>
-      <w:pPr>
-        <w:pStyle w:val="ListParagraph"/>
-        <w:rPr>
-          <w:rFonts w:eastAsiaTheme="minorEastAsia"/>
-        </w:rPr>
-      </w:pPr>
-      <w:r>
-        <w:t xml:space="preserve">And </w:t>
-      </w:r>
-      <m:oMath>
-        <m:sSub>
-          <m:sSubPr>
-            <m:ctrlPr>
-              <w:rPr>
-                <w:rFonts w:ascii="Cambria Math" w:hAnsi="Cambria Math"/>
-                <w:i/>
-              </w:rPr>
-            </m:ctrlPr>
-          </m:sSubPr>
-          <m:e>
-            <m:r>
-              <w:rPr>
-                <w:rFonts w:ascii="Cambria Math" w:hAnsi="Cambria Math"/>
-              </w:rPr>
-              <m:t>R</m:t>
-            </m:r>
-          </m:e>
-          <m:sub>
-            <m:r>
-              <w:rPr>
-                <w:rFonts w:ascii="Cambria Math" w:hAnsi="Cambria Math"/>
-              </w:rPr>
-              <m:t>L</m:t>
+              <m:t>sat</m:t>
             </m:r>
           </m:sub>
         </m:sSub>
@@ -1218,16 +3923,85 @@
         <w:rPr>
           <w:rFonts w:eastAsiaTheme="minorEastAsia"/>
         </w:rPr>
-        <w:t xml:space="preserve"> is the DCR (DC Resistance) of the Inductor</w:t>
+        <w:t xml:space="preserve"> </w:t>
       </w:r>
     </w:p>
     <w:p>
       <w:pPr>
         <w:pStyle w:val="ListParagraph"/>
-        <w:rPr>
-          <w:rFonts w:eastAsiaTheme="minorEastAsia"/>
-        </w:rPr>
-      </w:pPr>
+      </w:pPr>
+      <w:r>
+        <w:t>Now the agent plugs in the values and estimates core stress and compares it to copper loss. If the ripple is high, if the switching frequency is stressing the core loss more than the copper loss, then the agent should flag this risk.</w:t>
+      </w:r>
+    </w:p>
+    <w:p>
+      <w:pPr>
+        <w:pStyle w:val="ListParagraph"/>
+        <w:rPr>
+          <w:b/>
+          <w:bCs/>
+        </w:rPr>
+      </w:pPr>
+      <w:r>
+        <w:rPr>
+          <w:b/>
+          <w:bCs/>
+        </w:rPr>
+        <w:t>Basically</w:t>
+      </w:r>
+      <w:r>
+        <w:rPr>
+          <w:b/>
+          <w:bCs/>
+        </w:rPr>
+        <w:t xml:space="preserve">, </w:t>
+      </w:r>
+      <w:r>
+        <w:rPr>
+          <w:b/>
+          <w:bCs/>
+        </w:rPr>
+        <w:t xml:space="preserve">the agent will do a loss </w:t>
+      </w:r>
+      <w:proofErr w:type="spellStart"/>
+      <w:r>
+        <w:rPr>
+          <w:b/>
+          <w:bCs/>
+        </w:rPr>
+        <w:t>analyisis</w:t>
+      </w:r>
+      <w:proofErr w:type="spellEnd"/>
+      <w:r>
+        <w:rPr>
+          <w:b/>
+          <w:bCs/>
+        </w:rPr>
+        <w:t xml:space="preserve"> to identify which of the chosen inductors among the electrically survivable ones and the ones who won’t likely saturate are thermally safe.</w:t>
+      </w:r>
+      <w:r>
+        <w:rPr>
+          <w:b/>
+          <w:bCs/>
+        </w:rPr>
+        <w:t xml:space="preserve"> This way </w:t>
+      </w:r>
+      <w:proofErr w:type="gramStart"/>
+      <w:r>
+        <w:rPr>
+          <w:b/>
+          <w:bCs/>
+        </w:rPr>
+        <w:t>it</w:t>
+      </w:r>
+      <w:proofErr w:type="gramEnd"/>
+      <w:r>
+        <w:rPr>
+          <w:b/>
+          <w:bCs/>
+        </w:rPr>
+        <w:t xml:space="preserve"> choses and recommends the inductors which can be used in the design.</w:t>
+      </w:r>
     </w:p>
     <w:p>
       <w:pPr>
@@ -1238,10 +4012,153 @@
         </w:numPr>
       </w:pPr>
       <w:r>
-        <w:t>We can even estimate Inductor Core loss</w:t>
-      </w:r>
+        <w:t>Other factors to consider:</w:t>
+      </w:r>
+    </w:p>
+    <w:p>
+      <w:pPr>
+        <w:pStyle w:val="NormalWeb"/>
+        <w:ind w:left="720"/>
+      </w:pPr>
+      <w:proofErr w:type="gramStart"/>
+      <w:r>
+        <w:rPr>
+          <w:rFonts w:hAnsi="Symbol"/>
+        </w:rPr>
+        <w:t></w:t>
+      </w:r>
+      <w:r>
+        <w:t xml:space="preserve">  Prefer</w:t>
+      </w:r>
+      <w:proofErr w:type="gramEnd"/>
       <w:r>
         <w:t xml:space="preserve"> </w:t>
+      </w:r>
+      <w:proofErr w:type="spellStart"/>
+      <w:r>
+        <w:t>molded</w:t>
+      </w:r>
+      <w:proofErr w:type="spellEnd"/>
+      <w:r>
+        <w:t>-shielded SMD inductors for low radiated EMI in dense layouts.</w:t>
+      </w:r>
+    </w:p>
+    <w:p>
+      <w:pPr>
+        <w:pStyle w:val="NormalWeb"/>
+        <w:ind w:left="720"/>
+      </w:pPr>
+      <w:proofErr w:type="gramStart"/>
+      <w:r>
+        <w:rPr>
+          <w:rFonts w:hAnsi="Symbol"/>
+        </w:rPr>
+        <w:t></w:t>
+      </w:r>
+      <w:r>
+        <w:t xml:space="preserve">  Check</w:t>
+      </w:r>
+      <w:proofErr w:type="gramEnd"/>
+      <w:r>
+        <w:t xml:space="preserve"> mechanical height, pad size, and </w:t>
+      </w:r>
+      <w:proofErr w:type="spellStart"/>
+      <w:r>
+        <w:t>keepou</w:t>
+      </w:r>
+      <w:r>
+        <w:t>t</w:t>
+      </w:r>
+      <w:proofErr w:type="spellEnd"/>
+      <w:r>
+        <w:t xml:space="preserve"> if mechanical constraints are provided by the user</w:t>
+      </w:r>
+    </w:p>
+    <w:p>
+      <w:pPr>
+        <w:pStyle w:val="ListParagraph"/>
+        <w:numPr>
+          <w:ilvl w:val="0"/>
+          <w:numId w:val="4"/>
+        </w:numPr>
+        <w:rPr>
+          <w:rStyle w:val="vlist-s"/>
+        </w:rPr>
+      </w:pPr>
+      <w:r>
+        <w:t>We can predict temperature rise</w:t>
+      </w:r>
+      <w:r>
+        <w:t xml:space="preserve"> above ambient to be given by</w:t>
+      </w:r>
+      <w:r>
+        <w:t xml:space="preserve"> </w:t>
+      </w:r>
+      <w:proofErr w:type="spellStart"/>
+      <w:r>
+        <w:rPr>
+          <w:rStyle w:val="mord"/>
+        </w:rPr>
+        <w:t>ΔT</w:t>
+      </w:r>
+      <w:r>
+        <w:rPr>
+          <w:rStyle w:val="mrel"/>
+        </w:rPr>
+        <w:t>≈</w:t>
+      </w:r>
+      <w:r>
+        <w:rPr>
+          <w:rStyle w:val="mord"/>
+        </w:rPr>
+        <w:t>Ptot</w:t>
+      </w:r>
+      <w:proofErr w:type="spellEnd"/>
+      <w:r>
+        <w:rPr>
+          <w:rStyle w:val="vlist-s"/>
+          <w:rFonts w:ascii="Arial" w:hAnsi="Arial" w:cs="Arial"/>
+        </w:rPr>
+        <w:t>​</w:t>
+      </w:r>
+      <w:r>
+        <w:rPr>
+          <w:rStyle w:val="mbin"/>
+          <w:rFonts w:ascii="Cambria Math" w:hAnsi="Cambria Math" w:cs="Cambria Math"/>
+        </w:rPr>
+        <w:t>⋅</w:t>
+      </w:r>
+      <w:proofErr w:type="spellStart"/>
+      <w:r>
+        <w:rPr>
+          <w:rStyle w:val="mord"/>
+        </w:rPr>
+        <w:t>Rθ</w:t>
+      </w:r>
+      <w:proofErr w:type="spellEnd"/>
+      <w:r>
+        <w:rPr>
+          <w:rStyle w:val="vlist-s"/>
+          <w:rFonts w:ascii="Arial" w:hAnsi="Arial" w:cs="Arial"/>
+        </w:rPr>
+        <w:t>​</w:t>
+      </w:r>
+      <w:r>
+        <w:t xml:space="preserve"> where </w:t>
+      </w:r>
+      <w:proofErr w:type="spellStart"/>
+      <w:r>
+        <w:t>Ptot</w:t>
+      </w:r>
+      <w:proofErr w:type="spellEnd"/>
+      <w:r>
+        <w:t xml:space="preserve"> is the total power loss </w:t>
+      </w:r>
+      <w:r>
+        <w:t xml:space="preserve">in watts </w:t>
+      </w:r>
+      <w:r>
+        <w:t xml:space="preserve">approximately to be sum of </w:t>
       </w:r>
       <m:oMath>
         <m:sSub>
@@ -1266,182 +4183,16 @@
               <w:rPr>
                 <w:rFonts w:ascii="Cambria Math" w:hAnsi="Cambria Math"/>
               </w:rPr>
-              <m:t>C</m:t>
-            </m:r>
-            <m:r>
-              <w:rPr>
-                <w:rFonts w:ascii="Cambria Math" w:hAnsi="Cambria Math"/>
-              </w:rPr>
-              <m:t>ore</m:t>
+              <m:t>Core</m:t>
             </m:r>
           </m:sub>
         </m:sSub>
       </m:oMath>
       <w:r>
-        <w:t xml:space="preserve"> from the manufacturers datasheet and calculate </w:t>
-      </w:r>
-      <w:proofErr w:type="gramStart"/>
-      <w:r>
-        <w:t>it</w:t>
-      </w:r>
-      <w:proofErr w:type="gramEnd"/>
-    </w:p>
-    <w:p>
-      <w:pPr>
-        <w:pStyle w:val="ListParagraph"/>
-        <w:numPr>
-          <w:ilvl w:val="0"/>
-          <w:numId w:val="4"/>
-        </w:numPr>
-      </w:pPr>
-      <w:r>
-        <w:t>Other factors to consider:</w:t>
-      </w:r>
-    </w:p>
-    <w:p>
-      <w:pPr>
-        <w:pStyle w:val="NormalWeb"/>
-        <w:ind w:left="720"/>
-      </w:pPr>
-      <w:proofErr w:type="gramStart"/>
-      <w:r>
-        <w:rPr>
-          <w:rFonts w:hAnsi="Symbol"/>
-        </w:rPr>
-        <w:t></w:t>
-      </w:r>
-      <w:r>
-        <w:t xml:space="preserve">  Prefer</w:t>
-      </w:r>
-      <w:proofErr w:type="gramEnd"/>
-      <w:r>
-        <w:t xml:space="preserve"> </w:t>
-      </w:r>
-      <w:proofErr w:type="spellStart"/>
-      <w:r>
-        <w:t>molded</w:t>
-      </w:r>
-      <w:proofErr w:type="spellEnd"/>
-      <w:r>
-        <w:t>-shielded SMD inductors for low radiated EMI in dense layouts.</w:t>
-      </w:r>
-    </w:p>
-    <w:p>
-      <w:pPr>
-        <w:pStyle w:val="NormalWeb"/>
-        <w:ind w:left="720"/>
-      </w:pPr>
-      <w:proofErr w:type="gramStart"/>
-      <w:r>
-        <w:rPr>
-          <w:rFonts w:hAnsi="Symbol"/>
-        </w:rPr>
-        <w:t></w:t>
-      </w:r>
-      <w:r>
-        <w:t xml:space="preserve">  Check</w:t>
-      </w:r>
-      <w:proofErr w:type="gramEnd"/>
-      <w:r>
-        <w:t xml:space="preserve"> mechanical height, pad size, and </w:t>
-      </w:r>
-      <w:proofErr w:type="spellStart"/>
-      <w:r>
-        <w:t>keepou</w:t>
-      </w:r>
-      <w:r>
-        <w:t>t</w:t>
-      </w:r>
-      <w:proofErr w:type="spellEnd"/>
-      <w:r>
-        <w:t xml:space="preserve"> if mechanical constraints are provided by the user</w:t>
-      </w:r>
-    </w:p>
-    <w:p>
-      <w:pPr>
-        <w:pStyle w:val="ListParagraph"/>
-        <w:numPr>
-          <w:ilvl w:val="0"/>
-          <w:numId w:val="4"/>
-        </w:numPr>
-        <w:rPr>
-          <w:rStyle w:val="vlist-s"/>
-        </w:rPr>
-      </w:pPr>
-      <w:r>
-        <w:t>We can predict temperature rise</w:t>
-      </w:r>
-      <w:r>
-        <w:t xml:space="preserve"> above ambient to be given by</w:t>
-      </w:r>
-      <w:r>
-        <w:t xml:space="preserve"> </w:t>
-      </w:r>
-      <w:proofErr w:type="spellStart"/>
-      <w:r>
-        <w:rPr>
-          <w:rStyle w:val="mord"/>
-        </w:rPr>
-        <w:t>ΔT</w:t>
-      </w:r>
-      <w:r>
-        <w:rPr>
-          <w:rStyle w:val="mrel"/>
-        </w:rPr>
-        <w:t>≈</w:t>
-      </w:r>
-      <w:r>
-        <w:rPr>
-          <w:rStyle w:val="mord"/>
-        </w:rPr>
-        <w:t>Ptot</w:t>
-      </w:r>
-      <w:proofErr w:type="spellEnd"/>
-      <w:r>
-        <w:rPr>
-          <w:rStyle w:val="vlist-s"/>
-          <w:rFonts w:ascii="Arial" w:hAnsi="Arial" w:cs="Arial"/>
-        </w:rPr>
-        <w:t>​</w:t>
-      </w:r>
-      <w:r>
-        <w:rPr>
-          <w:rStyle w:val="mbin"/>
-          <w:rFonts w:ascii="Cambria Math" w:hAnsi="Cambria Math" w:cs="Cambria Math"/>
-        </w:rPr>
-        <w:t>⋅</w:t>
-      </w:r>
-      <w:proofErr w:type="spellStart"/>
-      <w:r>
-        <w:rPr>
-          <w:rStyle w:val="mord"/>
-        </w:rPr>
-        <w:t>Rθ</w:t>
-      </w:r>
-      <w:proofErr w:type="spellEnd"/>
-      <w:r>
-        <w:rPr>
-          <w:rStyle w:val="vlist-s"/>
-          <w:rFonts w:ascii="Arial" w:hAnsi="Arial" w:cs="Arial"/>
-        </w:rPr>
-        <w:t>​</w:t>
-      </w:r>
-      <w:r>
-        <w:t xml:space="preserve"> where </w:t>
-      </w:r>
-      <w:proofErr w:type="spellStart"/>
-      <w:r>
-        <w:t>Ptot</w:t>
-      </w:r>
-      <w:proofErr w:type="spellEnd"/>
-      <w:r>
-        <w:t xml:space="preserve"> is the total power loss </w:t>
-      </w:r>
-      <w:r>
-        <w:t xml:space="preserve">in watts </w:t>
-      </w:r>
-      <w:r>
-        <w:t xml:space="preserve">approximately to be sum of </w:t>
+        <w:rPr>
+          <w:rFonts w:eastAsiaTheme="minorEastAsia"/>
+        </w:rPr>
+        <w:t xml:space="preserve"> and </w:t>
       </w:r>
       <m:oMath>
         <m:sSub>
@@ -1466,40 +4217,6 @@
               <w:rPr>
                 <w:rFonts w:ascii="Cambria Math" w:hAnsi="Cambria Math"/>
               </w:rPr>
-              <m:t>Core</m:t>
-            </m:r>
-          </m:sub>
-        </m:sSub>
-      </m:oMath>
-      <w:r>
-        <w:rPr>
-          <w:rFonts w:eastAsiaTheme="minorEastAsia"/>
-        </w:rPr>
-        <w:t xml:space="preserve"> and </w:t>
-      </w:r>
-      <m:oMath>
-        <m:sSub>
-          <m:sSubPr>
-            <m:ctrlPr>
-              <w:rPr>
-                <w:rFonts w:ascii="Cambria Math" w:hAnsi="Cambria Math"/>
-                <w:i/>
-              </w:rPr>
-            </m:ctrlPr>
-          </m:sSubPr>
-          <m:e>
-            <m:r>
-              <w:rPr>
-                <w:rFonts w:ascii="Cambria Math" w:hAnsi="Cambria Math"/>
-              </w:rPr>
-              <m:t>P</m:t>
-            </m:r>
-          </m:e>
-          <m:sub>
-            <m:r>
-              <w:rPr>
-                <w:rFonts w:ascii="Cambria Math" w:hAnsi="Cambria Math"/>
-              </w:rPr>
               <m:t>Copper</m:t>
             </m:r>
           </m:sub>
@@ -1524,14 +4241,7 @@
           <w:rStyle w:val="vlist-s"/>
           <w:rFonts w:ascii="Arial" w:hAnsi="Arial" w:cs="Arial"/>
         </w:rPr>
-        <w:t>​</w:t>
-      </w:r>
-      <w:r>
-        <w:rPr>
-          <w:rStyle w:val="vlist-s"/>
-          <w:rFonts w:ascii="Arial" w:hAnsi="Arial" w:cs="Arial"/>
-        </w:rPr>
-        <w:t xml:space="preserve"> </w:t>
+        <w:t xml:space="preserve">​ </w:t>
       </w:r>
       <w:r>
         <w:rPr>
@@ -1758,36 +4468,15 @@
         <w:rPr>
           <w:rFonts w:eastAsiaTheme="minorEastAsia"/>
         </w:rPr>
-        <w:t xml:space="preserve"> is defined based upon the core material used. </w:t>
-      </w:r>
-      <w:proofErr w:type="spellStart"/>
-      <w:r>
-        <w:rPr>
-          <w:rFonts w:eastAsiaTheme="minorEastAsia"/>
-        </w:rPr>
-        <w:t>Typicaly</w:t>
-      </w:r>
-      <w:proofErr w:type="spellEnd"/>
-      <w:r>
-        <w:rPr>
-          <w:rFonts w:eastAsiaTheme="minorEastAsia"/>
-        </w:rPr>
-        <w:t xml:space="preserve"> </w:t>
+        <w:t xml:space="preserve"> is defined based upon the core material used. Typicaly for </w:t>
       </w:r>
       <w:proofErr w:type="gramStart"/>
       <w:r>
         <w:rPr>
-          <w:rFonts w:eastAsiaTheme="minorEastAsia"/>
-        </w:rPr>
-        <w:t xml:space="preserve">for  </w:t>
-      </w:r>
-      <w:r>
-        <w:rPr>
           <w:rFonts w:hAnsi="Symbol"/>
         </w:rPr>
         <w:t></w:t>
       </w:r>
-      <w:proofErr w:type="gramEnd"/>
       <w:r>
         <w:t xml:space="preserve">  </w:t>
       </w:r>
@@ -1796,14 +4485,15 @@
           <w:rStyle w:val="Strong"/>
           <w:rFonts w:eastAsiaTheme="majorEastAsia"/>
         </w:rPr>
-        <w:t>Ferrite cores</w:t>
-      </w:r>
+        <w:t>Ferrite</w:t>
+      </w:r>
+      <w:proofErr w:type="gramEnd"/>
       <w:r>
         <w:rPr>
           <w:rStyle w:val="Strong"/>
           <w:rFonts w:eastAsiaTheme="majorEastAsia"/>
         </w:rPr>
-        <w:t xml:space="preserve"> and </w:t>
+        <w:t xml:space="preserve"> cores and </w:t>
       </w:r>
       <w:proofErr w:type="spellStart"/>
       <w:r>
@@ -1867,14 +4557,6 @@
         </w:rPr>
         <w:t xml:space="preserve"> is 125C </w:t>
       </w:r>
-    </w:p>
-    <w:p>
-      <w:pPr>
-        <w:pStyle w:val="ListParagraph"/>
-        <w:rPr>
-          <w:rFonts w:eastAsiaTheme="minorEastAsia"/>
-        </w:rPr>
-      </w:pPr>
     </w:p>
     <w:sectPr>
       <w:pgSz w:w="11906" w:h="16838"/>
@@ -1887,8 +4569,830 @@
 </file>
 
 <file path=word/numbering.xml><?xml version="1.0" encoding="utf-8"?>
-<w:numbering xmlns:wpc="http://schemas.microsoft.com/office/word/2010/wordprocessingCanvas" xmlns:cx="http://schemas.microsoft.com/office/drawing/2014/chartex" xmlns:cx1="http://schemas.microsoft.com/office/drawing/2015/9/8/chartex" xmlns:cx2="http://schemas.microsoft.com/office/drawing/2015/10/21/chartex" xmlns:cx3="http://schemas.microsoft.com/office/drawing/2016/5/9/chartex" xmlns:cx4="http://schemas.microsoft.com/office/drawing/2016/5/10/chartex" xmlns:cx5="http://schemas.microsoft.com/office/drawing/2016/5/11/chartex" xmlns:cx6="http://schemas.microsoft.com/office/drawing/2016/5/12/chartex" xmlns:cx7="http://schemas.microsoft.com/office/drawing/2016/5/13/chartex" xmlns:cx8="http://schemas.microsoft.com/office/drawing/2016/5/14/chartex" xmlns:mc="http://schemas.openxmlformats.org/markup-compatibility/2006" xmlns:aink="http://schemas.microsoft.com/office/drawing/2016/ink" xmlns:am3d="http://schemas.microsoft.com/office/drawing/2017/model3d" xmlns:o="urn:schemas-microsoft-com:office:office" xmlns:oel="http://schemas.microsoft.com/office/2019/extlst" xmlns:r="http://schemas.openxmlformats.org/officeDocument/2006/relationships" xmlns:m="http://schemas.openxmlformats.org/officeDocument/2006/math" xmlns:v="urn:schemas-microsoft-com:vml" xmlns:wp14="http://schemas.microsoft.com/office/word/2010/wordprocessingDrawing" xmlns:wp="http://schemas.openxmlformats.org/drawingml/2006/wordprocessingDrawing" xmlns:w10="urn:schemas-microsoft-com:office:word" xmlns:w="http://schemas.openxmlformats.org/wordprocessingml/2006/main" xmlns:w14="http://schemas.microsoft.com/office/word/2010/wordml" xmlns:w15="http://schemas.microsoft.com/office/word/2012/wordml" xmlns:w16cex="http://schemas.microsoft.com/office/word/2018/wordml/cex" xmlns:w16cid="http://schemas.microsoft.com/office/word/2016/wordml/cid" xmlns:w16="http://schemas.microsoft.com/office/word/2018/wordml" xmlns:w16du="http://schemas.microsoft.com/office/word/2023/wordml/word16du" xmlns:w16sdtdh="http://schemas.microsoft.com/office/word/2020/wordml/sdtdatahash" xmlns:w16se="http://schemas.microsoft.com/office/word/2015/wordml/symex" xmlns:wpg="http://schemas.microsoft.com/office/word/2010/wordprocessingGroup" xmlns:wpi="http://schemas.microsoft.com/office/word/2010/wordprocessingInk" xmlns:wne="http://schemas.microsoft.com/office/word/2006/wordml" xmlns:wps="http://schemas.microsoft.com/office/word/2010/wordprocessingShape" mc:Ignorable="w14 w15 w16se w16cid w16 w16cex w16sdtdh w16du wp14">
+<w:numbering xmlns:wpc="http://schemas.microsoft.com/office/word/2010/wordprocessingCanvas" xmlns:cx="http://schemas.microsoft.com/office/drawing/2014/chartex" xmlns:cx1="http://schemas.microsoft.com/office/drawing/2015/9/8/chartex" xmlns:cx2="http://schemas.microsoft.com/office/drawing/2015/10/21/chartex" xmlns:cx3="http://schemas.microsoft.com/office/drawing/2016/5/9/chartex" xmlns:cx4="http://schemas.microsoft.com/office/drawing/2016/5/10/chartex" xmlns:cx5="http://schemas.microsoft.com/office/drawing/2016/5/11/chartex" xmlns:cx6="http://schemas.microsoft.com/office/drawing/2016/5/12/chartex" xmlns:cx7="http://schemas.microsoft.com/office/drawing/2016/5/13/chartex" xmlns:cx8="http://schemas.microsoft.com/office/drawing/2016/5/14/chartex" xmlns:mc="http://schemas.openxmlformats.org/markup-compatibility/2006" xmlns:aink="http://schemas.microsoft.com/office/drawing/2016/ink" xmlns:am3d="http://schemas.microsoft.com/office/drawing/2017/model3d" xmlns:o="urn:schemas-microsoft-com:office:office" xmlns:oel="http://schemas.microsoft.com/office/2019/extlst" xmlns:r="http://schemas.openxmlformats.org/officeDocument/2006/relationships" xmlns:m="http://schemas.openxmlformats.org/officeDocument/2006/math" xmlns:v="urn:schemas-microsoft-com:vml" xmlns:wp14="http://schemas.microsoft.com/office/word/2010/wordprocessingDrawing" xmlns:wp="http://schemas.openxmlformats.org/drawingml/2006/wordprocessingDrawing" xmlns:w10="urn:schemas-microsoft-com:office:word" xmlns:w="http://schemas.openxmlformats.org/wordprocessingml/2006/main" xmlns:w14="http://schemas.microsoft.com/office/word/2010/wordml" xmlns:w15="http://schemas.microsoft.com/office/word/2012/wordml" xmlns:w16cex="http://schemas.microsoft.com/office/word/2018/wordml/cex" xmlns:w16cid="http://schemas.microsoft.com/office/word/2016/wordml/cid" xmlns:w16="http://schemas.microsoft.com/office/word/2018/wordml" xmlns:w16du="http://schemas.microsoft.com/office/word/2023/wordml/word16du" xmlns:w16sdtdh="http://schemas.microsoft.com/office/word/2020/wordml/sdtdatahash" xmlns:w16sdtfl="http://schemas.microsoft.com/office/word/2024/wordml/sdtformatlock" xmlns:w16se="http://schemas.microsoft.com/office/word/2015/wordml/symex" xmlns:wpg="http://schemas.microsoft.com/office/word/2010/wordprocessingGroup" xmlns:wpi="http://schemas.microsoft.com/office/word/2010/wordprocessingInk" xmlns:wne="http://schemas.microsoft.com/office/word/2006/wordml" xmlns:wps="http://schemas.microsoft.com/office/word/2010/wordprocessingShape" mc:Ignorable="w14 w15 w16se w16cid w16 w16cex w16sdtdh w16sdtfl w16du wp14">
   <w:abstractNum w:abstractNumId="0" w15:restartNumberingAfterBreak="0">
+    <w:nsid w:val="05CD4751"/>
+    <w:multiLevelType w:val="multilevel"/>
+    <w:tmpl w:val="6714E5CC"/>
+    <w:lvl w:ilvl="0">
+      <w:start w:val="1"/>
+      <w:numFmt w:val="bullet"/>
+      <w:lvlText w:val=""/>
+      <w:lvlJc w:val="left"/>
+      <w:pPr>
+        <w:tabs>
+          <w:tab w:val="num" w:pos="720"/>
+        </w:tabs>
+        <w:ind w:left="720" w:hanging="360"/>
+      </w:pPr>
+      <w:rPr>
+        <w:rFonts w:ascii="Symbol" w:hAnsi="Symbol" w:hint="default"/>
+        <w:sz w:val="20"/>
+      </w:rPr>
+    </w:lvl>
+    <w:lvl w:ilvl="1" w:tentative="1">
+      <w:start w:val="1"/>
+      <w:numFmt w:val="bullet"/>
+      <w:lvlText w:val="o"/>
+      <w:lvlJc w:val="left"/>
+      <w:pPr>
+        <w:tabs>
+          <w:tab w:val="num" w:pos="1440"/>
+        </w:tabs>
+        <w:ind w:left="1440" w:hanging="360"/>
+      </w:pPr>
+      <w:rPr>
+        <w:rFonts w:ascii="Courier New" w:hAnsi="Courier New" w:hint="default"/>
+        <w:sz w:val="20"/>
+      </w:rPr>
+    </w:lvl>
+    <w:lvl w:ilvl="2" w:tentative="1">
+      <w:start w:val="1"/>
+      <w:numFmt w:val="bullet"/>
+      <w:lvlText w:val=""/>
+      <w:lvlJc w:val="left"/>
+      <w:pPr>
+        <w:tabs>
+          <w:tab w:val="num" w:pos="2160"/>
+        </w:tabs>
+        <w:ind w:left="2160" w:hanging="360"/>
+      </w:pPr>
+      <w:rPr>
+        <w:rFonts w:ascii="Wingdings" w:hAnsi="Wingdings" w:hint="default"/>
+        <w:sz w:val="20"/>
+      </w:rPr>
+    </w:lvl>
+    <w:lvl w:ilvl="3" w:tentative="1">
+      <w:start w:val="1"/>
+      <w:numFmt w:val="bullet"/>
+      <w:lvlText w:val=""/>
+      <w:lvlJc w:val="left"/>
+      <w:pPr>
+        <w:tabs>
+          <w:tab w:val="num" w:pos="2880"/>
+        </w:tabs>
+        <w:ind w:left="2880" w:hanging="360"/>
+      </w:pPr>
+      <w:rPr>
+        <w:rFonts w:ascii="Wingdings" w:hAnsi="Wingdings" w:hint="default"/>
+        <w:sz w:val="20"/>
+      </w:rPr>
+    </w:lvl>
+    <w:lvl w:ilvl="4" w:tentative="1">
+      <w:start w:val="1"/>
+      <w:numFmt w:val="bullet"/>
+      <w:lvlText w:val=""/>
+      <w:lvlJc w:val="left"/>
+      <w:pPr>
+        <w:tabs>
+          <w:tab w:val="num" w:pos="3600"/>
+        </w:tabs>
+        <w:ind w:left="3600" w:hanging="360"/>
+      </w:pPr>
+      <w:rPr>
+        <w:rFonts w:ascii="Wingdings" w:hAnsi="Wingdings" w:hint="default"/>
+        <w:sz w:val="20"/>
+      </w:rPr>
+    </w:lvl>
+    <w:lvl w:ilvl="5" w:tentative="1">
+      <w:start w:val="1"/>
+      <w:numFmt w:val="bullet"/>
+      <w:lvlText w:val=""/>
+      <w:lvlJc w:val="left"/>
+      <w:pPr>
+        <w:tabs>
+          <w:tab w:val="num" w:pos="4320"/>
+        </w:tabs>
+        <w:ind w:left="4320" w:hanging="360"/>
+      </w:pPr>
+      <w:rPr>
+        <w:rFonts w:ascii="Wingdings" w:hAnsi="Wingdings" w:hint="default"/>
+        <w:sz w:val="20"/>
+      </w:rPr>
+    </w:lvl>
+    <w:lvl w:ilvl="6" w:tentative="1">
+      <w:start w:val="1"/>
+      <w:numFmt w:val="bullet"/>
+      <w:lvlText w:val=""/>
+      <w:lvlJc w:val="left"/>
+      <w:pPr>
+        <w:tabs>
+          <w:tab w:val="num" w:pos="5040"/>
+        </w:tabs>
+        <w:ind w:left="5040" w:hanging="360"/>
+      </w:pPr>
+      <w:rPr>
+        <w:rFonts w:ascii="Wingdings" w:hAnsi="Wingdings" w:hint="default"/>
+        <w:sz w:val="20"/>
+      </w:rPr>
+    </w:lvl>
+    <w:lvl w:ilvl="7" w:tentative="1">
+      <w:start w:val="1"/>
+      <w:numFmt w:val="bullet"/>
+      <w:lvlText w:val=""/>
+      <w:lvlJc w:val="left"/>
+      <w:pPr>
+        <w:tabs>
+          <w:tab w:val="num" w:pos="5760"/>
+        </w:tabs>
+        <w:ind w:left="5760" w:hanging="360"/>
+      </w:pPr>
+      <w:rPr>
+        <w:rFonts w:ascii="Wingdings" w:hAnsi="Wingdings" w:hint="default"/>
+        <w:sz w:val="20"/>
+      </w:rPr>
+    </w:lvl>
+    <w:lvl w:ilvl="8" w:tentative="1">
+      <w:start w:val="1"/>
+      <w:numFmt w:val="bullet"/>
+      <w:lvlText w:val=""/>
+      <w:lvlJc w:val="left"/>
+      <w:pPr>
+        <w:tabs>
+          <w:tab w:val="num" w:pos="6480"/>
+        </w:tabs>
+        <w:ind w:left="6480" w:hanging="360"/>
+      </w:pPr>
+      <w:rPr>
+        <w:rFonts w:ascii="Wingdings" w:hAnsi="Wingdings" w:hint="default"/>
+        <w:sz w:val="20"/>
+      </w:rPr>
+    </w:lvl>
+  </w:abstractNum>
+  <w:abstractNum w:abstractNumId="1" w15:restartNumberingAfterBreak="0">
+    <w:nsid w:val="07DC20F1"/>
+    <w:multiLevelType w:val="hybridMultilevel"/>
+    <w:tmpl w:val="DF8ED248"/>
+    <w:lvl w:ilvl="0" w:tplc="40090003">
+      <w:start w:val="1"/>
+      <w:numFmt w:val="bullet"/>
+      <w:lvlText w:val="o"/>
+      <w:lvlJc w:val="left"/>
+      <w:pPr>
+        <w:ind w:left="720" w:hanging="360"/>
+      </w:pPr>
+      <w:rPr>
+        <w:rFonts w:ascii="Courier New" w:hAnsi="Courier New" w:cs="Courier New" w:hint="default"/>
+      </w:rPr>
+    </w:lvl>
+    <w:lvl w:ilvl="1" w:tplc="40090003" w:tentative="1">
+      <w:start w:val="1"/>
+      <w:numFmt w:val="bullet"/>
+      <w:lvlText w:val="o"/>
+      <w:lvlJc w:val="left"/>
+      <w:pPr>
+        <w:ind w:left="1440" w:hanging="360"/>
+      </w:pPr>
+      <w:rPr>
+        <w:rFonts w:ascii="Courier New" w:hAnsi="Courier New" w:cs="Courier New" w:hint="default"/>
+      </w:rPr>
+    </w:lvl>
+    <w:lvl w:ilvl="2" w:tplc="40090005" w:tentative="1">
+      <w:start w:val="1"/>
+      <w:numFmt w:val="bullet"/>
+      <w:lvlText w:val=""/>
+      <w:lvlJc w:val="left"/>
+      <w:pPr>
+        <w:ind w:left="2160" w:hanging="360"/>
+      </w:pPr>
+      <w:rPr>
+        <w:rFonts w:ascii="Wingdings" w:hAnsi="Wingdings" w:hint="default"/>
+      </w:rPr>
+    </w:lvl>
+    <w:lvl w:ilvl="3" w:tplc="40090001" w:tentative="1">
+      <w:start w:val="1"/>
+      <w:numFmt w:val="bullet"/>
+      <w:lvlText w:val=""/>
+      <w:lvlJc w:val="left"/>
+      <w:pPr>
+        <w:ind w:left="2880" w:hanging="360"/>
+      </w:pPr>
+      <w:rPr>
+        <w:rFonts w:ascii="Symbol" w:hAnsi="Symbol" w:hint="default"/>
+      </w:rPr>
+    </w:lvl>
+    <w:lvl w:ilvl="4" w:tplc="40090003" w:tentative="1">
+      <w:start w:val="1"/>
+      <w:numFmt w:val="bullet"/>
+      <w:lvlText w:val="o"/>
+      <w:lvlJc w:val="left"/>
+      <w:pPr>
+        <w:ind w:left="3600" w:hanging="360"/>
+      </w:pPr>
+      <w:rPr>
+        <w:rFonts w:ascii="Courier New" w:hAnsi="Courier New" w:cs="Courier New" w:hint="default"/>
+      </w:rPr>
+    </w:lvl>
+    <w:lvl w:ilvl="5" w:tplc="40090005" w:tentative="1">
+      <w:start w:val="1"/>
+      <w:numFmt w:val="bullet"/>
+      <w:lvlText w:val=""/>
+      <w:lvlJc w:val="left"/>
+      <w:pPr>
+        <w:ind w:left="4320" w:hanging="360"/>
+      </w:pPr>
+      <w:rPr>
+        <w:rFonts w:ascii="Wingdings" w:hAnsi="Wingdings" w:hint="default"/>
+      </w:rPr>
+    </w:lvl>
+    <w:lvl w:ilvl="6" w:tplc="40090001" w:tentative="1">
+      <w:start w:val="1"/>
+      <w:numFmt w:val="bullet"/>
+      <w:lvlText w:val=""/>
+      <w:lvlJc w:val="left"/>
+      <w:pPr>
+        <w:ind w:left="5040" w:hanging="360"/>
+      </w:pPr>
+      <w:rPr>
+        <w:rFonts w:ascii="Symbol" w:hAnsi="Symbol" w:hint="default"/>
+      </w:rPr>
+    </w:lvl>
+    <w:lvl w:ilvl="7" w:tplc="40090003" w:tentative="1">
+      <w:start w:val="1"/>
+      <w:numFmt w:val="bullet"/>
+      <w:lvlText w:val="o"/>
+      <w:lvlJc w:val="left"/>
+      <w:pPr>
+        <w:ind w:left="5760" w:hanging="360"/>
+      </w:pPr>
+      <w:rPr>
+        <w:rFonts w:ascii="Courier New" w:hAnsi="Courier New" w:cs="Courier New" w:hint="default"/>
+      </w:rPr>
+    </w:lvl>
+    <w:lvl w:ilvl="8" w:tplc="40090005" w:tentative="1">
+      <w:start w:val="1"/>
+      <w:numFmt w:val="bullet"/>
+      <w:lvlText w:val=""/>
+      <w:lvlJc w:val="left"/>
+      <w:pPr>
+        <w:ind w:left="6480" w:hanging="360"/>
+      </w:pPr>
+      <w:rPr>
+        <w:rFonts w:ascii="Wingdings" w:hAnsi="Wingdings" w:hint="default"/>
+      </w:rPr>
+    </w:lvl>
+  </w:abstractNum>
+  <w:abstractNum w:abstractNumId="2" w15:restartNumberingAfterBreak="0">
+    <w:nsid w:val="13530459"/>
+    <w:multiLevelType w:val="multilevel"/>
+    <w:tmpl w:val="D11EF410"/>
+    <w:lvl w:ilvl="0">
+      <w:start w:val="1"/>
+      <w:numFmt w:val="bullet"/>
+      <w:lvlText w:val=""/>
+      <w:lvlJc w:val="left"/>
+      <w:pPr>
+        <w:tabs>
+          <w:tab w:val="num" w:pos="720"/>
+        </w:tabs>
+        <w:ind w:left="720" w:hanging="360"/>
+      </w:pPr>
+      <w:rPr>
+        <w:rFonts w:ascii="Symbol" w:hAnsi="Symbol" w:hint="default"/>
+        <w:sz w:val="20"/>
+      </w:rPr>
+    </w:lvl>
+    <w:lvl w:ilvl="1" w:tentative="1">
+      <w:start w:val="1"/>
+      <w:numFmt w:val="bullet"/>
+      <w:lvlText w:val="o"/>
+      <w:lvlJc w:val="left"/>
+      <w:pPr>
+        <w:tabs>
+          <w:tab w:val="num" w:pos="1440"/>
+        </w:tabs>
+        <w:ind w:left="1440" w:hanging="360"/>
+      </w:pPr>
+      <w:rPr>
+        <w:rFonts w:ascii="Courier New" w:hAnsi="Courier New" w:hint="default"/>
+        <w:sz w:val="20"/>
+      </w:rPr>
+    </w:lvl>
+    <w:lvl w:ilvl="2" w:tentative="1">
+      <w:start w:val="1"/>
+      <w:numFmt w:val="bullet"/>
+      <w:lvlText w:val=""/>
+      <w:lvlJc w:val="left"/>
+      <w:pPr>
+        <w:tabs>
+          <w:tab w:val="num" w:pos="2160"/>
+        </w:tabs>
+        <w:ind w:left="2160" w:hanging="360"/>
+      </w:pPr>
+      <w:rPr>
+        <w:rFonts w:ascii="Wingdings" w:hAnsi="Wingdings" w:hint="default"/>
+        <w:sz w:val="20"/>
+      </w:rPr>
+    </w:lvl>
+    <w:lvl w:ilvl="3" w:tentative="1">
+      <w:start w:val="1"/>
+      <w:numFmt w:val="bullet"/>
+      <w:lvlText w:val=""/>
+      <w:lvlJc w:val="left"/>
+      <w:pPr>
+        <w:tabs>
+          <w:tab w:val="num" w:pos="2880"/>
+        </w:tabs>
+        <w:ind w:left="2880" w:hanging="360"/>
+      </w:pPr>
+      <w:rPr>
+        <w:rFonts w:ascii="Wingdings" w:hAnsi="Wingdings" w:hint="default"/>
+        <w:sz w:val="20"/>
+      </w:rPr>
+    </w:lvl>
+    <w:lvl w:ilvl="4" w:tentative="1">
+      <w:start w:val="1"/>
+      <w:numFmt w:val="bullet"/>
+      <w:lvlText w:val=""/>
+      <w:lvlJc w:val="left"/>
+      <w:pPr>
+        <w:tabs>
+          <w:tab w:val="num" w:pos="3600"/>
+        </w:tabs>
+        <w:ind w:left="3600" w:hanging="360"/>
+      </w:pPr>
+      <w:rPr>
+        <w:rFonts w:ascii="Wingdings" w:hAnsi="Wingdings" w:hint="default"/>
+        <w:sz w:val="20"/>
+      </w:rPr>
+    </w:lvl>
+    <w:lvl w:ilvl="5" w:tentative="1">
+      <w:start w:val="1"/>
+      <w:numFmt w:val="bullet"/>
+      <w:lvlText w:val=""/>
+      <w:lvlJc w:val="left"/>
+      <w:pPr>
+        <w:tabs>
+          <w:tab w:val="num" w:pos="4320"/>
+        </w:tabs>
+        <w:ind w:left="4320" w:hanging="360"/>
+      </w:pPr>
+      <w:rPr>
+        <w:rFonts w:ascii="Wingdings" w:hAnsi="Wingdings" w:hint="default"/>
+        <w:sz w:val="20"/>
+      </w:rPr>
+    </w:lvl>
+    <w:lvl w:ilvl="6" w:tentative="1">
+      <w:start w:val="1"/>
+      <w:numFmt w:val="bullet"/>
+      <w:lvlText w:val=""/>
+      <w:lvlJc w:val="left"/>
+      <w:pPr>
+        <w:tabs>
+          <w:tab w:val="num" w:pos="5040"/>
+        </w:tabs>
+        <w:ind w:left="5040" w:hanging="360"/>
+      </w:pPr>
+      <w:rPr>
+        <w:rFonts w:ascii="Wingdings" w:hAnsi="Wingdings" w:hint="default"/>
+        <w:sz w:val="20"/>
+      </w:rPr>
+    </w:lvl>
+    <w:lvl w:ilvl="7" w:tentative="1">
+      <w:start w:val="1"/>
+      <w:numFmt w:val="bullet"/>
+      <w:lvlText w:val=""/>
+      <w:lvlJc w:val="left"/>
+      <w:pPr>
+        <w:tabs>
+          <w:tab w:val="num" w:pos="5760"/>
+        </w:tabs>
+        <w:ind w:left="5760" w:hanging="360"/>
+      </w:pPr>
+      <w:rPr>
+        <w:rFonts w:ascii="Wingdings" w:hAnsi="Wingdings" w:hint="default"/>
+        <w:sz w:val="20"/>
+      </w:rPr>
+    </w:lvl>
+    <w:lvl w:ilvl="8" w:tentative="1">
+      <w:start w:val="1"/>
+      <w:numFmt w:val="bullet"/>
+      <w:lvlText w:val=""/>
+      <w:lvlJc w:val="left"/>
+      <w:pPr>
+        <w:tabs>
+          <w:tab w:val="num" w:pos="6480"/>
+        </w:tabs>
+        <w:ind w:left="6480" w:hanging="360"/>
+      </w:pPr>
+      <w:rPr>
+        <w:rFonts w:ascii="Wingdings" w:hAnsi="Wingdings" w:hint="default"/>
+        <w:sz w:val="20"/>
+      </w:rPr>
+    </w:lvl>
+  </w:abstractNum>
+  <w:abstractNum w:abstractNumId="3" w15:restartNumberingAfterBreak="0">
+    <w:nsid w:val="1C732BF1"/>
+    <w:multiLevelType w:val="multilevel"/>
+    <w:tmpl w:val="CDC21D9E"/>
+    <w:lvl w:ilvl="0">
+      <w:start w:val="1"/>
+      <w:numFmt w:val="bullet"/>
+      <w:lvlText w:val=""/>
+      <w:lvlJc w:val="left"/>
+      <w:pPr>
+        <w:tabs>
+          <w:tab w:val="num" w:pos="720"/>
+        </w:tabs>
+        <w:ind w:left="720" w:hanging="360"/>
+      </w:pPr>
+      <w:rPr>
+        <w:rFonts w:ascii="Symbol" w:hAnsi="Symbol" w:hint="default"/>
+        <w:sz w:val="20"/>
+      </w:rPr>
+    </w:lvl>
+    <w:lvl w:ilvl="1" w:tentative="1">
+      <w:start w:val="1"/>
+      <w:numFmt w:val="bullet"/>
+      <w:lvlText w:val="o"/>
+      <w:lvlJc w:val="left"/>
+      <w:pPr>
+        <w:tabs>
+          <w:tab w:val="num" w:pos="1440"/>
+        </w:tabs>
+        <w:ind w:left="1440" w:hanging="360"/>
+      </w:pPr>
+      <w:rPr>
+        <w:rFonts w:ascii="Courier New" w:hAnsi="Courier New" w:hint="default"/>
+        <w:sz w:val="20"/>
+      </w:rPr>
+    </w:lvl>
+    <w:lvl w:ilvl="2" w:tentative="1">
+      <w:start w:val="1"/>
+      <w:numFmt w:val="bullet"/>
+      <w:lvlText w:val=""/>
+      <w:lvlJc w:val="left"/>
+      <w:pPr>
+        <w:tabs>
+          <w:tab w:val="num" w:pos="2160"/>
+        </w:tabs>
+        <w:ind w:left="2160" w:hanging="360"/>
+      </w:pPr>
+      <w:rPr>
+        <w:rFonts w:ascii="Wingdings" w:hAnsi="Wingdings" w:hint="default"/>
+        <w:sz w:val="20"/>
+      </w:rPr>
+    </w:lvl>
+    <w:lvl w:ilvl="3" w:tentative="1">
+      <w:start w:val="1"/>
+      <w:numFmt w:val="bullet"/>
+      <w:lvlText w:val=""/>
+      <w:lvlJc w:val="left"/>
+      <w:pPr>
+        <w:tabs>
+          <w:tab w:val="num" w:pos="2880"/>
+        </w:tabs>
+        <w:ind w:left="2880" w:hanging="360"/>
+      </w:pPr>
+      <w:rPr>
+        <w:rFonts w:ascii="Wingdings" w:hAnsi="Wingdings" w:hint="default"/>
+        <w:sz w:val="20"/>
+      </w:rPr>
+    </w:lvl>
+    <w:lvl w:ilvl="4" w:tentative="1">
+      <w:start w:val="1"/>
+      <w:numFmt w:val="bullet"/>
+      <w:lvlText w:val=""/>
+      <w:lvlJc w:val="left"/>
+      <w:pPr>
+        <w:tabs>
+          <w:tab w:val="num" w:pos="3600"/>
+        </w:tabs>
+        <w:ind w:left="3600" w:hanging="360"/>
+      </w:pPr>
+      <w:rPr>
+        <w:rFonts w:ascii="Wingdings" w:hAnsi="Wingdings" w:hint="default"/>
+        <w:sz w:val="20"/>
+      </w:rPr>
+    </w:lvl>
+    <w:lvl w:ilvl="5" w:tentative="1">
+      <w:start w:val="1"/>
+      <w:numFmt w:val="bullet"/>
+      <w:lvlText w:val=""/>
+      <w:lvlJc w:val="left"/>
+      <w:pPr>
+        <w:tabs>
+          <w:tab w:val="num" w:pos="4320"/>
+        </w:tabs>
+        <w:ind w:left="4320" w:hanging="360"/>
+      </w:pPr>
+      <w:rPr>
+        <w:rFonts w:ascii="Wingdings" w:hAnsi="Wingdings" w:hint="default"/>
+        <w:sz w:val="20"/>
+      </w:rPr>
+    </w:lvl>
+    <w:lvl w:ilvl="6" w:tentative="1">
+      <w:start w:val="1"/>
+      <w:numFmt w:val="bullet"/>
+      <w:lvlText w:val=""/>
+      <w:lvlJc w:val="left"/>
+      <w:pPr>
+        <w:tabs>
+          <w:tab w:val="num" w:pos="5040"/>
+        </w:tabs>
+        <w:ind w:left="5040" w:hanging="360"/>
+      </w:pPr>
+      <w:rPr>
+        <w:rFonts w:ascii="Wingdings" w:hAnsi="Wingdings" w:hint="default"/>
+        <w:sz w:val="20"/>
+      </w:rPr>
+    </w:lvl>
+    <w:lvl w:ilvl="7" w:tentative="1">
+      <w:start w:val="1"/>
+      <w:numFmt w:val="bullet"/>
+      <w:lvlText w:val=""/>
+      <w:lvlJc w:val="left"/>
+      <w:pPr>
+        <w:tabs>
+          <w:tab w:val="num" w:pos="5760"/>
+        </w:tabs>
+        <w:ind w:left="5760" w:hanging="360"/>
+      </w:pPr>
+      <w:rPr>
+        <w:rFonts w:ascii="Wingdings" w:hAnsi="Wingdings" w:hint="default"/>
+        <w:sz w:val="20"/>
+      </w:rPr>
+    </w:lvl>
+    <w:lvl w:ilvl="8" w:tentative="1">
+      <w:start w:val="1"/>
+      <w:numFmt w:val="bullet"/>
+      <w:lvlText w:val=""/>
+      <w:lvlJc w:val="left"/>
+      <w:pPr>
+        <w:tabs>
+          <w:tab w:val="num" w:pos="6480"/>
+        </w:tabs>
+        <w:ind w:left="6480" w:hanging="360"/>
+      </w:pPr>
+      <w:rPr>
+        <w:rFonts w:ascii="Wingdings" w:hAnsi="Wingdings" w:hint="default"/>
+        <w:sz w:val="20"/>
+      </w:rPr>
+    </w:lvl>
+  </w:abstractNum>
+  <w:abstractNum w:abstractNumId="4" w15:restartNumberingAfterBreak="0">
+    <w:nsid w:val="262F16F9"/>
+    <w:multiLevelType w:val="multilevel"/>
+    <w:tmpl w:val="0E6E0536"/>
+    <w:lvl w:ilvl="0">
+      <w:start w:val="1"/>
+      <w:numFmt w:val="bullet"/>
+      <w:lvlText w:val=""/>
+      <w:lvlJc w:val="left"/>
+      <w:pPr>
+        <w:tabs>
+          <w:tab w:val="num" w:pos="720"/>
+        </w:tabs>
+        <w:ind w:left="720" w:hanging="360"/>
+      </w:pPr>
+      <w:rPr>
+        <w:rFonts w:ascii="Symbol" w:hAnsi="Symbol" w:hint="default"/>
+        <w:sz w:val="20"/>
+      </w:rPr>
+    </w:lvl>
+    <w:lvl w:ilvl="1" w:tentative="1">
+      <w:start w:val="1"/>
+      <w:numFmt w:val="bullet"/>
+      <w:lvlText w:val="o"/>
+      <w:lvlJc w:val="left"/>
+      <w:pPr>
+        <w:tabs>
+          <w:tab w:val="num" w:pos="1440"/>
+        </w:tabs>
+        <w:ind w:left="1440" w:hanging="360"/>
+      </w:pPr>
+      <w:rPr>
+        <w:rFonts w:ascii="Courier New" w:hAnsi="Courier New" w:hint="default"/>
+        <w:sz w:val="20"/>
+      </w:rPr>
+    </w:lvl>
+    <w:lvl w:ilvl="2" w:tentative="1">
+      <w:start w:val="1"/>
+      <w:numFmt w:val="bullet"/>
+      <w:lvlText w:val=""/>
+      <w:lvlJc w:val="left"/>
+      <w:pPr>
+        <w:tabs>
+          <w:tab w:val="num" w:pos="2160"/>
+        </w:tabs>
+        <w:ind w:left="2160" w:hanging="360"/>
+      </w:pPr>
+      <w:rPr>
+        <w:rFonts w:ascii="Wingdings" w:hAnsi="Wingdings" w:hint="default"/>
+        <w:sz w:val="20"/>
+      </w:rPr>
+    </w:lvl>
+    <w:lvl w:ilvl="3" w:tentative="1">
+      <w:start w:val="1"/>
+      <w:numFmt w:val="bullet"/>
+      <w:lvlText w:val=""/>
+      <w:lvlJc w:val="left"/>
+      <w:pPr>
+        <w:tabs>
+          <w:tab w:val="num" w:pos="2880"/>
+        </w:tabs>
+        <w:ind w:left="2880" w:hanging="360"/>
+      </w:pPr>
+      <w:rPr>
+        <w:rFonts w:ascii="Wingdings" w:hAnsi="Wingdings" w:hint="default"/>
+        <w:sz w:val="20"/>
+      </w:rPr>
+    </w:lvl>
+    <w:lvl w:ilvl="4" w:tentative="1">
+      <w:start w:val="1"/>
+      <w:numFmt w:val="bullet"/>
+      <w:lvlText w:val=""/>
+      <w:lvlJc w:val="left"/>
+      <w:pPr>
+        <w:tabs>
+          <w:tab w:val="num" w:pos="3600"/>
+        </w:tabs>
+        <w:ind w:left="3600" w:hanging="360"/>
+      </w:pPr>
+      <w:rPr>
+        <w:rFonts w:ascii="Wingdings" w:hAnsi="Wingdings" w:hint="default"/>
+        <w:sz w:val="20"/>
+      </w:rPr>
+    </w:lvl>
+    <w:lvl w:ilvl="5" w:tentative="1">
+      <w:start w:val="1"/>
+      <w:numFmt w:val="bullet"/>
+      <w:lvlText w:val=""/>
+      <w:lvlJc w:val="left"/>
+      <w:pPr>
+        <w:tabs>
+          <w:tab w:val="num" w:pos="4320"/>
+        </w:tabs>
+        <w:ind w:left="4320" w:hanging="360"/>
+      </w:pPr>
+      <w:rPr>
+        <w:rFonts w:ascii="Wingdings" w:hAnsi="Wingdings" w:hint="default"/>
+        <w:sz w:val="20"/>
+      </w:rPr>
+    </w:lvl>
+    <w:lvl w:ilvl="6" w:tentative="1">
+      <w:start w:val="1"/>
+      <w:numFmt w:val="bullet"/>
+      <w:lvlText w:val=""/>
+      <w:lvlJc w:val="left"/>
+      <w:pPr>
+        <w:tabs>
+          <w:tab w:val="num" w:pos="5040"/>
+        </w:tabs>
+        <w:ind w:left="5040" w:hanging="360"/>
+      </w:pPr>
+      <w:rPr>
+        <w:rFonts w:ascii="Wingdings" w:hAnsi="Wingdings" w:hint="default"/>
+        <w:sz w:val="20"/>
+      </w:rPr>
+    </w:lvl>
+    <w:lvl w:ilvl="7" w:tentative="1">
+      <w:start w:val="1"/>
+      <w:numFmt w:val="bullet"/>
+      <w:lvlText w:val=""/>
+      <w:lvlJc w:val="left"/>
+      <w:pPr>
+        <w:tabs>
+          <w:tab w:val="num" w:pos="5760"/>
+        </w:tabs>
+        <w:ind w:left="5760" w:hanging="360"/>
+      </w:pPr>
+      <w:rPr>
+        <w:rFonts w:ascii="Wingdings" w:hAnsi="Wingdings" w:hint="default"/>
+        <w:sz w:val="20"/>
+      </w:rPr>
+    </w:lvl>
+    <w:lvl w:ilvl="8" w:tentative="1">
+      <w:start w:val="1"/>
+      <w:numFmt w:val="bullet"/>
+      <w:lvlText w:val=""/>
+      <w:lvlJc w:val="left"/>
+      <w:pPr>
+        <w:tabs>
+          <w:tab w:val="num" w:pos="6480"/>
+        </w:tabs>
+        <w:ind w:left="6480" w:hanging="360"/>
+      </w:pPr>
+      <w:rPr>
+        <w:rFonts w:ascii="Wingdings" w:hAnsi="Wingdings" w:hint="default"/>
+        <w:sz w:val="20"/>
+      </w:rPr>
+    </w:lvl>
+  </w:abstractNum>
+  <w:abstractNum w:abstractNumId="5" w15:restartNumberingAfterBreak="0">
+    <w:nsid w:val="27326572"/>
+    <w:multiLevelType w:val="hybridMultilevel"/>
+    <w:tmpl w:val="17E4EE82"/>
+    <w:lvl w:ilvl="0" w:tplc="40090001">
+      <w:start w:val="1"/>
+      <w:numFmt w:val="bullet"/>
+      <w:lvlText w:val=""/>
+      <w:lvlJc w:val="left"/>
+      <w:pPr>
+        <w:ind w:left="1800" w:hanging="360"/>
+      </w:pPr>
+      <w:rPr>
+        <w:rFonts w:ascii="Symbol" w:hAnsi="Symbol" w:hint="default"/>
+      </w:rPr>
+    </w:lvl>
+    <w:lvl w:ilvl="1" w:tplc="40090003" w:tentative="1">
+      <w:start w:val="1"/>
+      <w:numFmt w:val="bullet"/>
+      <w:lvlText w:val="o"/>
+      <w:lvlJc w:val="left"/>
+      <w:pPr>
+        <w:ind w:left="2520" w:hanging="360"/>
+      </w:pPr>
+      <w:rPr>
+        <w:rFonts w:ascii="Courier New" w:hAnsi="Courier New" w:cs="Courier New" w:hint="default"/>
+      </w:rPr>
+    </w:lvl>
+    <w:lvl w:ilvl="2" w:tplc="40090005" w:tentative="1">
+      <w:start w:val="1"/>
+      <w:numFmt w:val="bullet"/>
+      <w:lvlText w:val=""/>
+      <w:lvlJc w:val="left"/>
+      <w:pPr>
+        <w:ind w:left="3240" w:hanging="360"/>
+      </w:pPr>
+      <w:rPr>
+        <w:rFonts w:ascii="Wingdings" w:hAnsi="Wingdings" w:hint="default"/>
+      </w:rPr>
+    </w:lvl>
+    <w:lvl w:ilvl="3" w:tplc="40090001" w:tentative="1">
+      <w:start w:val="1"/>
+      <w:numFmt w:val="bullet"/>
+      <w:lvlText w:val=""/>
+      <w:lvlJc w:val="left"/>
+      <w:pPr>
+        <w:ind w:left="3960" w:hanging="360"/>
+      </w:pPr>
+      <w:rPr>
+        <w:rFonts w:ascii="Symbol" w:hAnsi="Symbol" w:hint="default"/>
+      </w:rPr>
+    </w:lvl>
+    <w:lvl w:ilvl="4" w:tplc="40090003" w:tentative="1">
+      <w:start w:val="1"/>
+      <w:numFmt w:val="bullet"/>
+      <w:lvlText w:val="o"/>
+      <w:lvlJc w:val="left"/>
+      <w:pPr>
+        <w:ind w:left="4680" w:hanging="360"/>
+      </w:pPr>
+      <w:rPr>
+        <w:rFonts w:ascii="Courier New" w:hAnsi="Courier New" w:cs="Courier New" w:hint="default"/>
+      </w:rPr>
+    </w:lvl>
+    <w:lvl w:ilvl="5" w:tplc="40090005" w:tentative="1">
+      <w:start w:val="1"/>
+      <w:numFmt w:val="bullet"/>
+      <w:lvlText w:val=""/>
+      <w:lvlJc w:val="left"/>
+      <w:pPr>
+        <w:ind w:left="5400" w:hanging="360"/>
+      </w:pPr>
+      <w:rPr>
+        <w:rFonts w:ascii="Wingdings" w:hAnsi="Wingdings" w:hint="default"/>
+      </w:rPr>
+    </w:lvl>
+    <w:lvl w:ilvl="6" w:tplc="40090001" w:tentative="1">
+      <w:start w:val="1"/>
+      <w:numFmt w:val="bullet"/>
+      <w:lvlText w:val=""/>
+      <w:lvlJc w:val="left"/>
+      <w:pPr>
+        <w:ind w:left="6120" w:hanging="360"/>
+      </w:pPr>
+      <w:rPr>
+        <w:rFonts w:ascii="Symbol" w:hAnsi="Symbol" w:hint="default"/>
+      </w:rPr>
+    </w:lvl>
+    <w:lvl w:ilvl="7" w:tplc="40090003" w:tentative="1">
+      <w:start w:val="1"/>
+      <w:numFmt w:val="bullet"/>
+      <w:lvlText w:val="o"/>
+      <w:lvlJc w:val="left"/>
+      <w:pPr>
+        <w:ind w:left="6840" w:hanging="360"/>
+      </w:pPr>
+      <w:rPr>
+        <w:rFonts w:ascii="Courier New" w:hAnsi="Courier New" w:cs="Courier New" w:hint="default"/>
+      </w:rPr>
+    </w:lvl>
+    <w:lvl w:ilvl="8" w:tplc="40090005" w:tentative="1">
+      <w:start w:val="1"/>
+      <w:numFmt w:val="bullet"/>
+      <w:lvlText w:val=""/>
+      <w:lvlJc w:val="left"/>
+      <w:pPr>
+        <w:ind w:left="7560" w:hanging="360"/>
+      </w:pPr>
+      <w:rPr>
+        <w:rFonts w:ascii="Wingdings" w:hAnsi="Wingdings" w:hint="default"/>
+      </w:rPr>
+    </w:lvl>
+  </w:abstractNum>
+  <w:abstractNum w:abstractNumId="6" w15:restartNumberingAfterBreak="0">
     <w:nsid w:val="2D5313FF"/>
     <w:multiLevelType w:val="hybridMultilevel"/>
     <w:tmpl w:val="0EE8417C"/>
@@ -2001,7 +5505,7 @@
       </w:rPr>
     </w:lvl>
   </w:abstractNum>
-  <w:abstractNum w:abstractNumId="1" w15:restartNumberingAfterBreak="0">
+  <w:abstractNum w:abstractNumId="7" w15:restartNumberingAfterBreak="0">
     <w:nsid w:val="36337B28"/>
     <w:multiLevelType w:val="hybridMultilevel"/>
     <w:tmpl w:val="26969C82"/>
@@ -2114,7 +5618,531 @@
       </w:rPr>
     </w:lvl>
   </w:abstractNum>
-  <w:abstractNum w:abstractNumId="2" w15:restartNumberingAfterBreak="0">
+  <w:abstractNum w:abstractNumId="8" w15:restartNumberingAfterBreak="0">
+    <w:nsid w:val="38141732"/>
+    <w:multiLevelType w:val="hybridMultilevel"/>
+    <w:tmpl w:val="FEAA8E96"/>
+    <w:lvl w:ilvl="0" w:tplc="40090003">
+      <w:start w:val="1"/>
+      <w:numFmt w:val="bullet"/>
+      <w:lvlText w:val="o"/>
+      <w:lvlJc w:val="left"/>
+      <w:pPr>
+        <w:ind w:left="1440" w:hanging="360"/>
+      </w:pPr>
+      <w:rPr>
+        <w:rFonts w:ascii="Courier New" w:hAnsi="Courier New" w:cs="Courier New" w:hint="default"/>
+      </w:rPr>
+    </w:lvl>
+    <w:lvl w:ilvl="1" w:tplc="40090003" w:tentative="1">
+      <w:start w:val="1"/>
+      <w:numFmt w:val="bullet"/>
+      <w:lvlText w:val="o"/>
+      <w:lvlJc w:val="left"/>
+      <w:pPr>
+        <w:ind w:left="2160" w:hanging="360"/>
+      </w:pPr>
+      <w:rPr>
+        <w:rFonts w:ascii="Courier New" w:hAnsi="Courier New" w:cs="Courier New" w:hint="default"/>
+      </w:rPr>
+    </w:lvl>
+    <w:lvl w:ilvl="2" w:tplc="40090005" w:tentative="1">
+      <w:start w:val="1"/>
+      <w:numFmt w:val="bullet"/>
+      <w:lvlText w:val=""/>
+      <w:lvlJc w:val="left"/>
+      <w:pPr>
+        <w:ind w:left="2880" w:hanging="360"/>
+      </w:pPr>
+      <w:rPr>
+        <w:rFonts w:ascii="Wingdings" w:hAnsi="Wingdings" w:hint="default"/>
+      </w:rPr>
+    </w:lvl>
+    <w:lvl w:ilvl="3" w:tplc="40090001" w:tentative="1">
+      <w:start w:val="1"/>
+      <w:numFmt w:val="bullet"/>
+      <w:lvlText w:val=""/>
+      <w:lvlJc w:val="left"/>
+      <w:pPr>
+        <w:ind w:left="3600" w:hanging="360"/>
+      </w:pPr>
+      <w:rPr>
+        <w:rFonts w:ascii="Symbol" w:hAnsi="Symbol" w:hint="default"/>
+      </w:rPr>
+    </w:lvl>
+    <w:lvl w:ilvl="4" w:tplc="40090003" w:tentative="1">
+      <w:start w:val="1"/>
+      <w:numFmt w:val="bullet"/>
+      <w:lvlText w:val="o"/>
+      <w:lvlJc w:val="left"/>
+      <w:pPr>
+        <w:ind w:left="4320" w:hanging="360"/>
+      </w:pPr>
+      <w:rPr>
+        <w:rFonts w:ascii="Courier New" w:hAnsi="Courier New" w:cs="Courier New" w:hint="default"/>
+      </w:rPr>
+    </w:lvl>
+    <w:lvl w:ilvl="5" w:tplc="40090005" w:tentative="1">
+      <w:start w:val="1"/>
+      <w:numFmt w:val="bullet"/>
+      <w:lvlText w:val=""/>
+      <w:lvlJc w:val="left"/>
+      <w:pPr>
+        <w:ind w:left="5040" w:hanging="360"/>
+      </w:pPr>
+      <w:rPr>
+        <w:rFonts w:ascii="Wingdings" w:hAnsi="Wingdings" w:hint="default"/>
+      </w:rPr>
+    </w:lvl>
+    <w:lvl w:ilvl="6" w:tplc="40090001" w:tentative="1">
+      <w:start w:val="1"/>
+      <w:numFmt w:val="bullet"/>
+      <w:lvlText w:val=""/>
+      <w:lvlJc w:val="left"/>
+      <w:pPr>
+        <w:ind w:left="5760" w:hanging="360"/>
+      </w:pPr>
+      <w:rPr>
+        <w:rFonts w:ascii="Symbol" w:hAnsi="Symbol" w:hint="default"/>
+      </w:rPr>
+    </w:lvl>
+    <w:lvl w:ilvl="7" w:tplc="40090003" w:tentative="1">
+      <w:start w:val="1"/>
+      <w:numFmt w:val="bullet"/>
+      <w:lvlText w:val="o"/>
+      <w:lvlJc w:val="left"/>
+      <w:pPr>
+        <w:ind w:left="6480" w:hanging="360"/>
+      </w:pPr>
+      <w:rPr>
+        <w:rFonts w:ascii="Courier New" w:hAnsi="Courier New" w:cs="Courier New" w:hint="default"/>
+      </w:rPr>
+    </w:lvl>
+    <w:lvl w:ilvl="8" w:tplc="40090005" w:tentative="1">
+      <w:start w:val="1"/>
+      <w:numFmt w:val="bullet"/>
+      <w:lvlText w:val=""/>
+      <w:lvlJc w:val="left"/>
+      <w:pPr>
+        <w:ind w:left="7200" w:hanging="360"/>
+      </w:pPr>
+      <w:rPr>
+        <w:rFonts w:ascii="Wingdings" w:hAnsi="Wingdings" w:hint="default"/>
+      </w:rPr>
+    </w:lvl>
+  </w:abstractNum>
+  <w:abstractNum w:abstractNumId="9" w15:restartNumberingAfterBreak="0">
+    <w:nsid w:val="452F6EAC"/>
+    <w:multiLevelType w:val="multilevel"/>
+    <w:tmpl w:val="3668A67C"/>
+    <w:lvl w:ilvl="0">
+      <w:start w:val="1"/>
+      <w:numFmt w:val="bullet"/>
+      <w:lvlText w:val=""/>
+      <w:lvlJc w:val="left"/>
+      <w:pPr>
+        <w:tabs>
+          <w:tab w:val="num" w:pos="720"/>
+        </w:tabs>
+        <w:ind w:left="720" w:hanging="360"/>
+      </w:pPr>
+      <w:rPr>
+        <w:rFonts w:ascii="Symbol" w:hAnsi="Symbol" w:hint="default"/>
+        <w:sz w:val="20"/>
+      </w:rPr>
+    </w:lvl>
+    <w:lvl w:ilvl="1" w:tentative="1">
+      <w:start w:val="1"/>
+      <w:numFmt w:val="bullet"/>
+      <w:lvlText w:val="o"/>
+      <w:lvlJc w:val="left"/>
+      <w:pPr>
+        <w:tabs>
+          <w:tab w:val="num" w:pos="1440"/>
+        </w:tabs>
+        <w:ind w:left="1440" w:hanging="360"/>
+      </w:pPr>
+      <w:rPr>
+        <w:rFonts w:ascii="Courier New" w:hAnsi="Courier New" w:hint="default"/>
+        <w:sz w:val="20"/>
+      </w:rPr>
+    </w:lvl>
+    <w:lvl w:ilvl="2" w:tentative="1">
+      <w:start w:val="1"/>
+      <w:numFmt w:val="bullet"/>
+      <w:lvlText w:val=""/>
+      <w:lvlJc w:val="left"/>
+      <w:pPr>
+        <w:tabs>
+          <w:tab w:val="num" w:pos="2160"/>
+        </w:tabs>
+        <w:ind w:left="2160" w:hanging="360"/>
+      </w:pPr>
+      <w:rPr>
+        <w:rFonts w:ascii="Wingdings" w:hAnsi="Wingdings" w:hint="default"/>
+        <w:sz w:val="20"/>
+      </w:rPr>
+    </w:lvl>
+    <w:lvl w:ilvl="3" w:tentative="1">
+      <w:start w:val="1"/>
+      <w:numFmt w:val="bullet"/>
+      <w:lvlText w:val=""/>
+      <w:lvlJc w:val="left"/>
+      <w:pPr>
+        <w:tabs>
+          <w:tab w:val="num" w:pos="2880"/>
+        </w:tabs>
+        <w:ind w:left="2880" w:hanging="360"/>
+      </w:pPr>
+      <w:rPr>
+        <w:rFonts w:ascii="Wingdings" w:hAnsi="Wingdings" w:hint="default"/>
+        <w:sz w:val="20"/>
+      </w:rPr>
+    </w:lvl>
+    <w:lvl w:ilvl="4" w:tentative="1">
+      <w:start w:val="1"/>
+      <w:numFmt w:val="bullet"/>
+      <w:lvlText w:val=""/>
+      <w:lvlJc w:val="left"/>
+      <w:pPr>
+        <w:tabs>
+          <w:tab w:val="num" w:pos="3600"/>
+        </w:tabs>
+        <w:ind w:left="3600" w:hanging="360"/>
+      </w:pPr>
+      <w:rPr>
+        <w:rFonts w:ascii="Wingdings" w:hAnsi="Wingdings" w:hint="default"/>
+        <w:sz w:val="20"/>
+      </w:rPr>
+    </w:lvl>
+    <w:lvl w:ilvl="5" w:tentative="1">
+      <w:start w:val="1"/>
+      <w:numFmt w:val="bullet"/>
+      <w:lvlText w:val=""/>
+      <w:lvlJc w:val="left"/>
+      <w:pPr>
+        <w:tabs>
+          <w:tab w:val="num" w:pos="4320"/>
+        </w:tabs>
+        <w:ind w:left="4320" w:hanging="360"/>
+      </w:pPr>
+      <w:rPr>
+        <w:rFonts w:ascii="Wingdings" w:hAnsi="Wingdings" w:hint="default"/>
+        <w:sz w:val="20"/>
+      </w:rPr>
+    </w:lvl>
+    <w:lvl w:ilvl="6" w:tentative="1">
+      <w:start w:val="1"/>
+      <w:numFmt w:val="bullet"/>
+      <w:lvlText w:val=""/>
+      <w:lvlJc w:val="left"/>
+      <w:pPr>
+        <w:tabs>
+          <w:tab w:val="num" w:pos="5040"/>
+        </w:tabs>
+        <w:ind w:left="5040" w:hanging="360"/>
+      </w:pPr>
+      <w:rPr>
+        <w:rFonts w:ascii="Wingdings" w:hAnsi="Wingdings" w:hint="default"/>
+        <w:sz w:val="20"/>
+      </w:rPr>
+    </w:lvl>
+    <w:lvl w:ilvl="7" w:tentative="1">
+      <w:start w:val="1"/>
+      <w:numFmt w:val="bullet"/>
+      <w:lvlText w:val=""/>
+      <w:lvlJc w:val="left"/>
+      <w:pPr>
+        <w:tabs>
+          <w:tab w:val="num" w:pos="5760"/>
+        </w:tabs>
+        <w:ind w:left="5760" w:hanging="360"/>
+      </w:pPr>
+      <w:rPr>
+        <w:rFonts w:ascii="Wingdings" w:hAnsi="Wingdings" w:hint="default"/>
+        <w:sz w:val="20"/>
+      </w:rPr>
+    </w:lvl>
+    <w:lvl w:ilvl="8" w:tentative="1">
+      <w:start w:val="1"/>
+      <w:numFmt w:val="bullet"/>
+      <w:lvlText w:val=""/>
+      <w:lvlJc w:val="left"/>
+      <w:pPr>
+        <w:tabs>
+          <w:tab w:val="num" w:pos="6480"/>
+        </w:tabs>
+        <w:ind w:left="6480" w:hanging="360"/>
+      </w:pPr>
+      <w:rPr>
+        <w:rFonts w:ascii="Wingdings" w:hAnsi="Wingdings" w:hint="default"/>
+        <w:sz w:val="20"/>
+      </w:rPr>
+    </w:lvl>
+  </w:abstractNum>
+  <w:abstractNum w:abstractNumId="10" w15:restartNumberingAfterBreak="0">
+    <w:nsid w:val="4D1739F7"/>
+    <w:multiLevelType w:val="multilevel"/>
+    <w:tmpl w:val="DC7ACB1A"/>
+    <w:lvl w:ilvl="0">
+      <w:start w:val="1"/>
+      <w:numFmt w:val="bullet"/>
+      <w:lvlText w:val=""/>
+      <w:lvlJc w:val="left"/>
+      <w:pPr>
+        <w:tabs>
+          <w:tab w:val="num" w:pos="720"/>
+        </w:tabs>
+        <w:ind w:left="720" w:hanging="360"/>
+      </w:pPr>
+      <w:rPr>
+        <w:rFonts w:ascii="Symbol" w:hAnsi="Symbol" w:hint="default"/>
+        <w:sz w:val="20"/>
+      </w:rPr>
+    </w:lvl>
+    <w:lvl w:ilvl="1" w:tentative="1">
+      <w:start w:val="1"/>
+      <w:numFmt w:val="bullet"/>
+      <w:lvlText w:val="o"/>
+      <w:lvlJc w:val="left"/>
+      <w:pPr>
+        <w:tabs>
+          <w:tab w:val="num" w:pos="1440"/>
+        </w:tabs>
+        <w:ind w:left="1440" w:hanging="360"/>
+      </w:pPr>
+      <w:rPr>
+        <w:rFonts w:ascii="Courier New" w:hAnsi="Courier New" w:hint="default"/>
+        <w:sz w:val="20"/>
+      </w:rPr>
+    </w:lvl>
+    <w:lvl w:ilvl="2" w:tentative="1">
+      <w:start w:val="1"/>
+      <w:numFmt w:val="bullet"/>
+      <w:lvlText w:val=""/>
+      <w:lvlJc w:val="left"/>
+      <w:pPr>
+        <w:tabs>
+          <w:tab w:val="num" w:pos="2160"/>
+        </w:tabs>
+        <w:ind w:left="2160" w:hanging="360"/>
+      </w:pPr>
+      <w:rPr>
+        <w:rFonts w:ascii="Wingdings" w:hAnsi="Wingdings" w:hint="default"/>
+        <w:sz w:val="20"/>
+      </w:rPr>
+    </w:lvl>
+    <w:lvl w:ilvl="3" w:tentative="1">
+      <w:start w:val="1"/>
+      <w:numFmt w:val="bullet"/>
+      <w:lvlText w:val=""/>
+      <w:lvlJc w:val="left"/>
+      <w:pPr>
+        <w:tabs>
+          <w:tab w:val="num" w:pos="2880"/>
+        </w:tabs>
+        <w:ind w:left="2880" w:hanging="360"/>
+      </w:pPr>
+      <w:rPr>
+        <w:rFonts w:ascii="Wingdings" w:hAnsi="Wingdings" w:hint="default"/>
+        <w:sz w:val="20"/>
+      </w:rPr>
+    </w:lvl>
+    <w:lvl w:ilvl="4" w:tentative="1">
+      <w:start w:val="1"/>
+      <w:numFmt w:val="bullet"/>
+      <w:lvlText w:val=""/>
+      <w:lvlJc w:val="left"/>
+      <w:pPr>
+        <w:tabs>
+          <w:tab w:val="num" w:pos="3600"/>
+        </w:tabs>
+        <w:ind w:left="3600" w:hanging="360"/>
+      </w:pPr>
+      <w:rPr>
+        <w:rFonts w:ascii="Wingdings" w:hAnsi="Wingdings" w:hint="default"/>
+        <w:sz w:val="20"/>
+      </w:rPr>
+    </w:lvl>
+    <w:lvl w:ilvl="5" w:tentative="1">
+      <w:start w:val="1"/>
+      <w:numFmt w:val="bullet"/>
+      <w:lvlText w:val=""/>
+      <w:lvlJc w:val="left"/>
+      <w:pPr>
+        <w:tabs>
+          <w:tab w:val="num" w:pos="4320"/>
+        </w:tabs>
+        <w:ind w:left="4320" w:hanging="360"/>
+      </w:pPr>
+      <w:rPr>
+        <w:rFonts w:ascii="Wingdings" w:hAnsi="Wingdings" w:hint="default"/>
+        <w:sz w:val="20"/>
+      </w:rPr>
+    </w:lvl>
+    <w:lvl w:ilvl="6" w:tentative="1">
+      <w:start w:val="1"/>
+      <w:numFmt w:val="bullet"/>
+      <w:lvlText w:val=""/>
+      <w:lvlJc w:val="left"/>
+      <w:pPr>
+        <w:tabs>
+          <w:tab w:val="num" w:pos="5040"/>
+        </w:tabs>
+        <w:ind w:left="5040" w:hanging="360"/>
+      </w:pPr>
+      <w:rPr>
+        <w:rFonts w:ascii="Wingdings" w:hAnsi="Wingdings" w:hint="default"/>
+        <w:sz w:val="20"/>
+      </w:rPr>
+    </w:lvl>
+    <w:lvl w:ilvl="7" w:tentative="1">
+      <w:start w:val="1"/>
+      <w:numFmt w:val="bullet"/>
+      <w:lvlText w:val=""/>
+      <w:lvlJc w:val="left"/>
+      <w:pPr>
+        <w:tabs>
+          <w:tab w:val="num" w:pos="5760"/>
+        </w:tabs>
+        <w:ind w:left="5760" w:hanging="360"/>
+      </w:pPr>
+      <w:rPr>
+        <w:rFonts w:ascii="Wingdings" w:hAnsi="Wingdings" w:hint="default"/>
+        <w:sz w:val="20"/>
+      </w:rPr>
+    </w:lvl>
+    <w:lvl w:ilvl="8" w:tentative="1">
+      <w:start w:val="1"/>
+      <w:numFmt w:val="bullet"/>
+      <w:lvlText w:val=""/>
+      <w:lvlJc w:val="left"/>
+      <w:pPr>
+        <w:tabs>
+          <w:tab w:val="num" w:pos="6480"/>
+        </w:tabs>
+        <w:ind w:left="6480" w:hanging="360"/>
+      </w:pPr>
+      <w:rPr>
+        <w:rFonts w:ascii="Wingdings" w:hAnsi="Wingdings" w:hint="default"/>
+        <w:sz w:val="20"/>
+      </w:rPr>
+    </w:lvl>
+  </w:abstractNum>
+  <w:abstractNum w:abstractNumId="11" w15:restartNumberingAfterBreak="0">
+    <w:nsid w:val="50AB7681"/>
+    <w:multiLevelType w:val="hybridMultilevel"/>
+    <w:tmpl w:val="1B001B0A"/>
+    <w:lvl w:ilvl="0" w:tplc="40090003">
+      <w:start w:val="1"/>
+      <w:numFmt w:val="bullet"/>
+      <w:lvlText w:val="o"/>
+      <w:lvlJc w:val="left"/>
+      <w:pPr>
+        <w:ind w:left="1440" w:hanging="360"/>
+      </w:pPr>
+      <w:rPr>
+        <w:rFonts w:ascii="Courier New" w:hAnsi="Courier New" w:cs="Courier New" w:hint="default"/>
+      </w:rPr>
+    </w:lvl>
+    <w:lvl w:ilvl="1" w:tplc="40090003" w:tentative="1">
+      <w:start w:val="1"/>
+      <w:numFmt w:val="bullet"/>
+      <w:lvlText w:val="o"/>
+      <w:lvlJc w:val="left"/>
+      <w:pPr>
+        <w:ind w:left="2160" w:hanging="360"/>
+      </w:pPr>
+      <w:rPr>
+        <w:rFonts w:ascii="Courier New" w:hAnsi="Courier New" w:cs="Courier New" w:hint="default"/>
+      </w:rPr>
+    </w:lvl>
+    <w:lvl w:ilvl="2" w:tplc="40090005" w:tentative="1">
+      <w:start w:val="1"/>
+      <w:numFmt w:val="bullet"/>
+      <w:lvlText w:val=""/>
+      <w:lvlJc w:val="left"/>
+      <w:pPr>
+        <w:ind w:left="2880" w:hanging="360"/>
+      </w:pPr>
+      <w:rPr>
+        <w:rFonts w:ascii="Wingdings" w:hAnsi="Wingdings" w:hint="default"/>
+      </w:rPr>
+    </w:lvl>
+    <w:lvl w:ilvl="3" w:tplc="40090001" w:tentative="1">
+      <w:start w:val="1"/>
+      <w:numFmt w:val="bullet"/>
+      <w:lvlText w:val=""/>
+      <w:lvlJc w:val="left"/>
+      <w:pPr>
+        <w:ind w:left="3600" w:hanging="360"/>
+      </w:pPr>
+      <w:rPr>
+        <w:rFonts w:ascii="Symbol" w:hAnsi="Symbol" w:hint="default"/>
+      </w:rPr>
+    </w:lvl>
+    <w:lvl w:ilvl="4" w:tplc="40090003" w:tentative="1">
+      <w:start w:val="1"/>
+      <w:numFmt w:val="bullet"/>
+      <w:lvlText w:val="o"/>
+      <w:lvlJc w:val="left"/>
+      <w:pPr>
+        <w:ind w:left="4320" w:hanging="360"/>
+      </w:pPr>
+      <w:rPr>
+        <w:rFonts w:ascii="Courier New" w:hAnsi="Courier New" w:cs="Courier New" w:hint="default"/>
+      </w:rPr>
+    </w:lvl>
+    <w:lvl w:ilvl="5" w:tplc="40090005" w:tentative="1">
+      <w:start w:val="1"/>
+      <w:numFmt w:val="bullet"/>
+      <w:lvlText w:val=""/>
+      <w:lvlJc w:val="left"/>
+      <w:pPr>
+        <w:ind w:left="5040" w:hanging="360"/>
+      </w:pPr>
+      <w:rPr>
+        <w:rFonts w:ascii="Wingdings" w:hAnsi="Wingdings" w:hint="default"/>
+      </w:rPr>
+    </w:lvl>
+    <w:lvl w:ilvl="6" w:tplc="40090001" w:tentative="1">
+      <w:start w:val="1"/>
+      <w:numFmt w:val="bullet"/>
+      <w:lvlText w:val=""/>
+      <w:lvlJc w:val="left"/>
+      <w:pPr>
+        <w:ind w:left="5760" w:hanging="360"/>
+      </w:pPr>
+      <w:rPr>
+        <w:rFonts w:ascii="Symbol" w:hAnsi="Symbol" w:hint="default"/>
+      </w:rPr>
+    </w:lvl>
+    <w:lvl w:ilvl="7" w:tplc="40090003" w:tentative="1">
+      <w:start w:val="1"/>
+      <w:numFmt w:val="bullet"/>
+      <w:lvlText w:val="o"/>
+      <w:lvlJc w:val="left"/>
+      <w:pPr>
+        <w:ind w:left="6480" w:hanging="360"/>
+      </w:pPr>
+      <w:rPr>
+        <w:rFonts w:ascii="Courier New" w:hAnsi="Courier New" w:cs="Courier New" w:hint="default"/>
+      </w:rPr>
+    </w:lvl>
+    <w:lvl w:ilvl="8" w:tplc="40090005" w:tentative="1">
+      <w:start w:val="1"/>
+      <w:numFmt w:val="bullet"/>
+      <w:lvlText w:val=""/>
+      <w:lvlJc w:val="left"/>
+      <w:pPr>
+        <w:ind w:left="7200" w:hanging="360"/>
+      </w:pPr>
+      <w:rPr>
+        <w:rFonts w:ascii="Wingdings" w:hAnsi="Wingdings" w:hint="default"/>
+      </w:rPr>
+    </w:lvl>
+  </w:abstractNum>
+  <w:abstractNum w:abstractNumId="12" w15:restartNumberingAfterBreak="0">
     <w:nsid w:val="5EBB0994"/>
     <w:multiLevelType w:val="hybridMultilevel"/>
     <w:tmpl w:val="57560AC6"/>
@@ -2227,7 +6255,120 @@
       </w:rPr>
     </w:lvl>
   </w:abstractNum>
-  <w:abstractNum w:abstractNumId="3" w15:restartNumberingAfterBreak="0">
+  <w:abstractNum w:abstractNumId="13" w15:restartNumberingAfterBreak="0">
+    <w:nsid w:val="6ED0743A"/>
+    <w:multiLevelType w:val="hybridMultilevel"/>
+    <w:tmpl w:val="65A4C6C0"/>
+    <w:lvl w:ilvl="0" w:tplc="40090003">
+      <w:start w:val="1"/>
+      <w:numFmt w:val="bullet"/>
+      <w:lvlText w:val="o"/>
+      <w:lvlJc w:val="left"/>
+      <w:pPr>
+        <w:ind w:left="1440" w:hanging="360"/>
+      </w:pPr>
+      <w:rPr>
+        <w:rFonts w:ascii="Courier New" w:hAnsi="Courier New" w:cs="Courier New" w:hint="default"/>
+      </w:rPr>
+    </w:lvl>
+    <w:lvl w:ilvl="1" w:tplc="40090003" w:tentative="1">
+      <w:start w:val="1"/>
+      <w:numFmt w:val="bullet"/>
+      <w:lvlText w:val="o"/>
+      <w:lvlJc w:val="left"/>
+      <w:pPr>
+        <w:ind w:left="2160" w:hanging="360"/>
+      </w:pPr>
+      <w:rPr>
+        <w:rFonts w:ascii="Courier New" w:hAnsi="Courier New" w:cs="Courier New" w:hint="default"/>
+      </w:rPr>
+    </w:lvl>
+    <w:lvl w:ilvl="2" w:tplc="40090005" w:tentative="1">
+      <w:start w:val="1"/>
+      <w:numFmt w:val="bullet"/>
+      <w:lvlText w:val=""/>
+      <w:lvlJc w:val="left"/>
+      <w:pPr>
+        <w:ind w:left="2880" w:hanging="360"/>
+      </w:pPr>
+      <w:rPr>
+        <w:rFonts w:ascii="Wingdings" w:hAnsi="Wingdings" w:hint="default"/>
+      </w:rPr>
+    </w:lvl>
+    <w:lvl w:ilvl="3" w:tplc="40090001" w:tentative="1">
+      <w:start w:val="1"/>
+      <w:numFmt w:val="bullet"/>
+      <w:lvlText w:val=""/>
+      <w:lvlJc w:val="left"/>
+      <w:pPr>
+        <w:ind w:left="3600" w:hanging="360"/>
+      </w:pPr>
+      <w:rPr>
+        <w:rFonts w:ascii="Symbol" w:hAnsi="Symbol" w:hint="default"/>
+      </w:rPr>
+    </w:lvl>
+    <w:lvl w:ilvl="4" w:tplc="40090003" w:tentative="1">
+      <w:start w:val="1"/>
+      <w:numFmt w:val="bullet"/>
+      <w:lvlText w:val="o"/>
+      <w:lvlJc w:val="left"/>
+      <w:pPr>
+        <w:ind w:left="4320" w:hanging="360"/>
+      </w:pPr>
+      <w:rPr>
+        <w:rFonts w:ascii="Courier New" w:hAnsi="Courier New" w:cs="Courier New" w:hint="default"/>
+      </w:rPr>
+    </w:lvl>
+    <w:lvl w:ilvl="5" w:tplc="40090005" w:tentative="1">
+      <w:start w:val="1"/>
+      <w:numFmt w:val="bullet"/>
+      <w:lvlText w:val=""/>
+      <w:lvlJc w:val="left"/>
+      <w:pPr>
+        <w:ind w:left="5040" w:hanging="360"/>
+      </w:pPr>
+      <w:rPr>
+        <w:rFonts w:ascii="Wingdings" w:hAnsi="Wingdings" w:hint="default"/>
+      </w:rPr>
+    </w:lvl>
+    <w:lvl w:ilvl="6" w:tplc="40090001" w:tentative="1">
+      <w:start w:val="1"/>
+      <w:numFmt w:val="bullet"/>
+      <w:lvlText w:val=""/>
+      <w:lvlJc w:val="left"/>
+      <w:pPr>
+        <w:ind w:left="5760" w:hanging="360"/>
+      </w:pPr>
+      <w:rPr>
+        <w:rFonts w:ascii="Symbol" w:hAnsi="Symbol" w:hint="default"/>
+      </w:rPr>
+    </w:lvl>
+    <w:lvl w:ilvl="7" w:tplc="40090003" w:tentative="1">
+      <w:start w:val="1"/>
+      <w:numFmt w:val="bullet"/>
+      <w:lvlText w:val="o"/>
+      <w:lvlJc w:val="left"/>
+      <w:pPr>
+        <w:ind w:left="6480" w:hanging="360"/>
+      </w:pPr>
+      <w:rPr>
+        <w:rFonts w:ascii="Courier New" w:hAnsi="Courier New" w:cs="Courier New" w:hint="default"/>
+      </w:rPr>
+    </w:lvl>
+    <w:lvl w:ilvl="8" w:tplc="40090005" w:tentative="1">
+      <w:start w:val="1"/>
+      <w:numFmt w:val="bullet"/>
+      <w:lvlText w:val=""/>
+      <w:lvlJc w:val="left"/>
+      <w:pPr>
+        <w:ind w:left="7200" w:hanging="360"/>
+      </w:pPr>
+      <w:rPr>
+        <w:rFonts w:ascii="Wingdings" w:hAnsi="Wingdings" w:hint="default"/>
+      </w:rPr>
+    </w:lvl>
+  </w:abstractNum>
+  <w:abstractNum w:abstractNumId="14" w15:restartNumberingAfterBreak="0">
     <w:nsid w:val="75465E6A"/>
     <w:multiLevelType w:val="hybridMultilevel"/>
     <w:tmpl w:val="61E645DC"/>
@@ -2340,23 +6481,208 @@
       </w:rPr>
     </w:lvl>
   </w:abstractNum>
+  <w:abstractNum w:abstractNumId="15" w15:restartNumberingAfterBreak="0">
+    <w:nsid w:val="7A450E6E"/>
+    <w:multiLevelType w:val="multilevel"/>
+    <w:tmpl w:val="31BC69C4"/>
+    <w:lvl w:ilvl="0">
+      <w:start w:val="1"/>
+      <w:numFmt w:val="bullet"/>
+      <w:lvlText w:val="o"/>
+      <w:lvlJc w:val="left"/>
+      <w:pPr>
+        <w:tabs>
+          <w:tab w:val="num" w:pos="720"/>
+        </w:tabs>
+        <w:ind w:left="720" w:hanging="360"/>
+      </w:pPr>
+      <w:rPr>
+        <w:rFonts w:ascii="Courier New" w:hAnsi="Courier New" w:cs="Courier New" w:hint="default"/>
+        <w:sz w:val="20"/>
+      </w:rPr>
+    </w:lvl>
+    <w:lvl w:ilvl="1" w:tentative="1">
+      <w:start w:val="1"/>
+      <w:numFmt w:val="bullet"/>
+      <w:lvlText w:val="o"/>
+      <w:lvlJc w:val="left"/>
+      <w:pPr>
+        <w:tabs>
+          <w:tab w:val="num" w:pos="1440"/>
+        </w:tabs>
+        <w:ind w:left="1440" w:hanging="360"/>
+      </w:pPr>
+      <w:rPr>
+        <w:rFonts w:ascii="Courier New" w:hAnsi="Courier New" w:hint="default"/>
+        <w:sz w:val="20"/>
+      </w:rPr>
+    </w:lvl>
+    <w:lvl w:ilvl="2" w:tentative="1">
+      <w:start w:val="1"/>
+      <w:numFmt w:val="bullet"/>
+      <w:lvlText w:val=""/>
+      <w:lvlJc w:val="left"/>
+      <w:pPr>
+        <w:tabs>
+          <w:tab w:val="num" w:pos="2160"/>
+        </w:tabs>
+        <w:ind w:left="2160" w:hanging="360"/>
+      </w:pPr>
+      <w:rPr>
+        <w:rFonts w:ascii="Wingdings" w:hAnsi="Wingdings" w:hint="default"/>
+        <w:sz w:val="20"/>
+      </w:rPr>
+    </w:lvl>
+    <w:lvl w:ilvl="3" w:tentative="1">
+      <w:start w:val="1"/>
+      <w:numFmt w:val="bullet"/>
+      <w:lvlText w:val=""/>
+      <w:lvlJc w:val="left"/>
+      <w:pPr>
+        <w:tabs>
+          <w:tab w:val="num" w:pos="2880"/>
+        </w:tabs>
+        <w:ind w:left="2880" w:hanging="360"/>
+      </w:pPr>
+      <w:rPr>
+        <w:rFonts w:ascii="Wingdings" w:hAnsi="Wingdings" w:hint="default"/>
+        <w:sz w:val="20"/>
+      </w:rPr>
+    </w:lvl>
+    <w:lvl w:ilvl="4" w:tentative="1">
+      <w:start w:val="1"/>
+      <w:numFmt w:val="bullet"/>
+      <w:lvlText w:val=""/>
+      <w:lvlJc w:val="left"/>
+      <w:pPr>
+        <w:tabs>
+          <w:tab w:val="num" w:pos="3600"/>
+        </w:tabs>
+        <w:ind w:left="3600" w:hanging="360"/>
+      </w:pPr>
+      <w:rPr>
+        <w:rFonts w:ascii="Wingdings" w:hAnsi="Wingdings" w:hint="default"/>
+        <w:sz w:val="20"/>
+      </w:rPr>
+    </w:lvl>
+    <w:lvl w:ilvl="5" w:tentative="1">
+      <w:start w:val="1"/>
+      <w:numFmt w:val="bullet"/>
+      <w:lvlText w:val=""/>
+      <w:lvlJc w:val="left"/>
+      <w:pPr>
+        <w:tabs>
+          <w:tab w:val="num" w:pos="4320"/>
+        </w:tabs>
+        <w:ind w:left="4320" w:hanging="360"/>
+      </w:pPr>
+      <w:rPr>
+        <w:rFonts w:ascii="Wingdings" w:hAnsi="Wingdings" w:hint="default"/>
+        <w:sz w:val="20"/>
+      </w:rPr>
+    </w:lvl>
+    <w:lvl w:ilvl="6" w:tentative="1">
+      <w:start w:val="1"/>
+      <w:numFmt w:val="bullet"/>
+      <w:lvlText w:val=""/>
+      <w:lvlJc w:val="left"/>
+      <w:pPr>
+        <w:tabs>
+          <w:tab w:val="num" w:pos="5040"/>
+        </w:tabs>
+        <w:ind w:left="5040" w:hanging="360"/>
+      </w:pPr>
+      <w:rPr>
+        <w:rFonts w:ascii="Wingdings" w:hAnsi="Wingdings" w:hint="default"/>
+        <w:sz w:val="20"/>
+      </w:rPr>
+    </w:lvl>
+    <w:lvl w:ilvl="7" w:tentative="1">
+      <w:start w:val="1"/>
+      <w:numFmt w:val="bullet"/>
+      <w:lvlText w:val=""/>
+      <w:lvlJc w:val="left"/>
+      <w:pPr>
+        <w:tabs>
+          <w:tab w:val="num" w:pos="5760"/>
+        </w:tabs>
+        <w:ind w:left="5760" w:hanging="360"/>
+      </w:pPr>
+      <w:rPr>
+        <w:rFonts w:ascii="Wingdings" w:hAnsi="Wingdings" w:hint="default"/>
+        <w:sz w:val="20"/>
+      </w:rPr>
+    </w:lvl>
+    <w:lvl w:ilvl="8" w:tentative="1">
+      <w:start w:val="1"/>
+      <w:numFmt w:val="bullet"/>
+      <w:lvlText w:val=""/>
+      <w:lvlJc w:val="left"/>
+      <w:pPr>
+        <w:tabs>
+          <w:tab w:val="num" w:pos="6480"/>
+        </w:tabs>
+        <w:ind w:left="6480" w:hanging="360"/>
+      </w:pPr>
+      <w:rPr>
+        <w:rFonts w:ascii="Wingdings" w:hAnsi="Wingdings" w:hint="default"/>
+        <w:sz w:val="20"/>
+      </w:rPr>
+    </w:lvl>
+  </w:abstractNum>
   <w:num w:numId="1" w16cid:durableId="786703339">
+    <w:abstractNumId w:val="7"/>
+  </w:num>
+  <w:num w:numId="2" w16cid:durableId="1649094279">
+    <w:abstractNumId w:val="6"/>
+  </w:num>
+  <w:num w:numId="3" w16cid:durableId="1441531292">
+    <w:abstractNumId w:val="12"/>
+  </w:num>
+  <w:num w:numId="4" w16cid:durableId="358513067">
+    <w:abstractNumId w:val="14"/>
+  </w:num>
+  <w:num w:numId="5" w16cid:durableId="1336492301">
+    <w:abstractNumId w:val="11"/>
+  </w:num>
+  <w:num w:numId="6" w16cid:durableId="1006634101">
+    <w:abstractNumId w:val="5"/>
+  </w:num>
+  <w:num w:numId="7" w16cid:durableId="423765245">
+    <w:abstractNumId w:val="10"/>
+  </w:num>
+  <w:num w:numId="8" w16cid:durableId="82918451">
+    <w:abstractNumId w:val="8"/>
+  </w:num>
+  <w:num w:numId="9" w16cid:durableId="1707829144">
+    <w:abstractNumId w:val="13"/>
+  </w:num>
+  <w:num w:numId="10" w16cid:durableId="747001616">
+    <w:abstractNumId w:val="9"/>
+  </w:num>
+  <w:num w:numId="11" w16cid:durableId="1405178128">
+    <w:abstractNumId w:val="15"/>
+  </w:num>
+  <w:num w:numId="12" w16cid:durableId="446196719">
+    <w:abstractNumId w:val="4"/>
+  </w:num>
+  <w:num w:numId="13" w16cid:durableId="1344287980">
+    <w:abstractNumId w:val="3"/>
+  </w:num>
+  <w:num w:numId="14" w16cid:durableId="768933923">
+    <w:abstractNumId w:val="0"/>
+  </w:num>
+  <w:num w:numId="15" w16cid:durableId="924921381">
     <w:abstractNumId w:val="1"/>
   </w:num>
-  <w:num w:numId="2" w16cid:durableId="1649094279">
-    <w:abstractNumId w:val="0"/>
-  </w:num>
-  <w:num w:numId="3" w16cid:durableId="1441531292">
+  <w:num w:numId="16" w16cid:durableId="2013532323">
     <w:abstractNumId w:val="2"/>
-  </w:num>
-  <w:num w:numId="4" w16cid:durableId="358513067">
-    <w:abstractNumId w:val="3"/>
   </w:num>
 </w:numbering>
 </file>
 
 <file path=word/styles.xml><?xml version="1.0" encoding="utf-8"?>
-<w:styles xmlns:mc="http://schemas.openxmlformats.org/markup-compatibility/2006" xmlns:r="http://schemas.openxmlformats.org/officeDocument/2006/relationships" xmlns:w="http://schemas.openxmlformats.org/wordprocessingml/2006/main" xmlns:w14="http://schemas.microsoft.com/office/word/2010/wordml" xmlns:w15="http://schemas.microsoft.com/office/word/2012/wordml" xmlns:w16cex="http://schemas.microsoft.com/office/word/2018/wordml/cex" xmlns:w16cid="http://schemas.microsoft.com/office/word/2016/wordml/cid" xmlns:w16="http://schemas.microsoft.com/office/word/2018/wordml" xmlns:w16du="http://schemas.microsoft.com/office/word/2023/wordml/word16du" xmlns:w16sdtdh="http://schemas.microsoft.com/office/word/2020/wordml/sdtdatahash" xmlns:w16se="http://schemas.microsoft.com/office/word/2015/wordml/symex" mc:Ignorable="w14 w15 w16se w16cid w16 w16cex w16sdtdh w16du">
+<w:styles xmlns:mc="http://schemas.openxmlformats.org/markup-compatibility/2006" xmlns:r="http://schemas.openxmlformats.org/officeDocument/2006/relationships" xmlns:w="http://schemas.openxmlformats.org/wordprocessingml/2006/main" xmlns:w14="http://schemas.microsoft.com/office/word/2010/wordml" xmlns:w15="http://schemas.microsoft.com/office/word/2012/wordml" xmlns:w16cex="http://schemas.microsoft.com/office/word/2018/wordml/cex" xmlns:w16cid="http://schemas.microsoft.com/office/word/2016/wordml/cid" xmlns:w16="http://schemas.microsoft.com/office/word/2018/wordml" xmlns:w16du="http://schemas.microsoft.com/office/word/2023/wordml/word16du" xmlns:w16sdtdh="http://schemas.microsoft.com/office/word/2020/wordml/sdtdatahash" xmlns:w16sdtfl="http://schemas.microsoft.com/office/word/2024/wordml/sdtformatlock" xmlns:w16se="http://schemas.microsoft.com/office/word/2015/wordml/symex" mc:Ignorable="w14 w15 w16se w16cid w16 w16cex w16sdtdh w16sdtfl w16du">
   <w:docDefaults>
     <w:rPrDefault>
       <w:rPr>
@@ -2958,7 +7284,6 @@
   <w:style w:type="character" w:default="1" w:styleId="DefaultParagraphFont">
     <w:name w:val="Default Paragraph Font"/>
     <w:uiPriority w:val="1"/>
-    <w:semiHidden/>
     <w:unhideWhenUsed/>
   </w:style>
   <w:style w:type="table" w:default="1" w:styleId="TableNormal">
